--- a/前言.docx
+++ b/前言.docx
@@ -641,12 +641,6 @@
             <w:insideH w:val="single" w:color="auto" w:sz="4" w:space="0"/>
             <w:insideV w:val="single" w:color="auto" w:sz="4" w:space="0"/>
           </w:tblBorders>
-          <w:tblCellMar>
-            <w:top w:w="0" w:type="dxa"/>
-            <w:left w:w="108" w:type="dxa"/>
-            <w:bottom w:w="0" w:type="dxa"/>
-            <w:right w:w="108" w:type="dxa"/>
-          </w:tblCellMar>
         </w:tblPrEx>
         <w:trPr>
           <w:trHeight w:val="1084" w:hRule="atLeast"/>
@@ -996,12 +990,6 @@
       <w:pPr>
         <w:jc w:val="center"/>
         <w:rPr>
-          <w:rFonts w:hint="eastAsia"/>
-          <w:lang w:val="en-US" w:eastAsia="zh-CN"/>
-        </w:rPr>
-      </w:pPr>
-      <w:r>
-        <w:rPr>
           <w:rFonts w:ascii="Segoe UI" w:hAnsi="Segoe UI" w:eastAsia="Segoe UI" w:cs="Segoe UI"/>
           <w:i w:val="0"/>
           <w:iCs w:val="0"/>
@@ -1012,7 +1000,52 @@
           <w:szCs w:val="24"/>
           <w:shd w:val="clear" w:fill="FFFFFF"/>
         </w:rPr>
+      </w:pPr>
+      <w:r>
+        <w:rPr>
+          <w:rFonts w:ascii="Segoe UI" w:hAnsi="Segoe UI" w:eastAsia="Segoe UI" w:cs="Segoe UI"/>
+          <w:i w:val="0"/>
+          <w:iCs w:val="0"/>
+          <w:caps w:val="0"/>
+          <w:color w:val="0F1115"/>
+          <w:spacing w:val="0"/>
+          <w:sz w:val="24"/>
+          <w:szCs w:val="24"/>
+          <w:shd w:val="clear" w:fill="FFFFFF"/>
+        </w:rPr>
         <w:t>↓</w:t>
+      </w:r>
+    </w:p>
+    <w:p>
+      <w:pPr>
+        <w:jc w:val="center"/>
+        <w:rPr>
+          <w:rFonts w:hint="default" w:ascii="Segoe UI" w:hAnsi="Segoe UI" w:eastAsia="宋体" w:cs="Segoe UI"/>
+          <w:i w:val="0"/>
+          <w:iCs w:val="0"/>
+          <w:caps w:val="0"/>
+          <w:color w:val="0F1115"/>
+          <w:spacing w:val="0"/>
+          <w:sz w:val="24"/>
+          <w:szCs w:val="24"/>
+          <w:shd w:val="clear" w:fill="FFFFFF"/>
+          <w:lang w:val="en-US" w:eastAsia="zh-CN"/>
+        </w:rPr>
+      </w:pPr>
+      <w:r>
+        <w:rPr>
+          <w:rFonts w:hint="eastAsia" w:ascii="Segoe UI" w:hAnsi="Segoe UI" w:eastAsia="宋体" w:cs="Segoe UI"/>
+          <w:i w:val="0"/>
+          <w:iCs w:val="0"/>
+          <w:caps w:val="0"/>
+          <w:color w:val="0F1115"/>
+          <w:spacing w:val="0"/>
+          <w:sz w:val="24"/>
+          <w:szCs w:val="24"/>
+          <w:shd w:val="clear" w:fill="FFFFFF"/>
+          <w:lang w:val="en-US" w:eastAsia="zh-CN"/>
+        </w:rPr>
+        <w:t>十三宫位次图：</w:t>
       </w:r>
     </w:p>
     <w:tbl>
@@ -1355,19 +1388,65 @@
               <w:snapToGrid w:val="0"/>
               <w:jc w:val="center"/>
               <w:rPr>
+                <w:rFonts w:hint="eastAsia"/>
+                <w:vertAlign w:val="baseline"/>
+                <w:lang w:val="en-US" w:eastAsia="zh-CN"/>
+              </w:rPr>
+            </w:pPr>
+            <w:r>
+              <w:rPr>
+                <w:rFonts w:hint="eastAsia"/>
+                <w:vertAlign w:val="baseline"/>
+                <w:lang w:val="en-US" w:eastAsia="zh-CN"/>
+              </w:rPr>
+              <w:t>5</w:t>
+            </w:r>
+          </w:p>
+          <w:p>
+            <w:pPr>
+              <w:snapToGrid w:val="0"/>
+              <w:jc w:val="center"/>
+              <w:rPr>
+                <w:rFonts w:hint="eastAsia"/>
+                <w:vertAlign w:val="baseline"/>
+                <w:lang w:val="en-US" w:eastAsia="zh-CN"/>
+              </w:rPr>
+            </w:pPr>
+          </w:p>
+          <w:p>
+            <w:pPr>
+              <w:snapToGrid w:val="0"/>
+              <w:jc w:val="center"/>
+              <w:rPr>
+                <w:rFonts w:hint="eastAsia"/>
+                <w:vertAlign w:val="baseline"/>
+                <w:lang w:val="en-US" w:eastAsia="zh-CN"/>
+              </w:rPr>
+            </w:pPr>
+          </w:p>
+          <w:p>
+            <w:pPr>
+              <w:snapToGrid w:val="0"/>
+              <w:jc w:val="center"/>
+              <w:rPr>
+                <w:rFonts w:hint="eastAsia"/>
+                <w:vertAlign w:val="baseline"/>
+                <w:lang w:val="en-US" w:eastAsia="zh-CN"/>
+              </w:rPr>
+            </w:pPr>
+          </w:p>
+          <w:p>
+            <w:pPr>
+              <w:snapToGrid w:val="0"/>
+              <w:jc w:val="center"/>
+              <w:rPr>
                 <w:rFonts w:hint="default"/>
                 <w:vertAlign w:val="baseline"/>
                 <w:lang w:val="en-US" w:eastAsia="zh-CN"/>
               </w:rPr>
             </w:pPr>
-            <w:r>
-              <w:rPr>
-                <w:rFonts w:hint="eastAsia"/>
-                <w:vertAlign w:val="baseline"/>
-                <w:lang w:val="en-US" w:eastAsia="zh-CN"/>
-              </w:rPr>
-              <w:t>5</w:t>
-            </w:r>
+            <w:bookmarkStart w:id="0" w:name="_GoBack"/>
+            <w:bookmarkEnd w:id="0"/>
           </w:p>
         </w:tc>
         <w:tc>
@@ -1424,7 +1503,7 @@
           </w:tblCellMar>
         </w:tblPrEx>
         <w:trPr>
-          <w:trHeight w:val="1232" w:hRule="atLeast"/>
+          <w:trHeight w:val="1150" w:hRule="atLeast"/>
           <w:jc w:val="center"/>
         </w:trPr>
         <w:tc>
@@ -1826,7 +1905,7 @@
           <w:rFonts w:hint="eastAsia"/>
           <w:lang w:val="en-US" w:eastAsia="zh-CN"/>
         </w:rPr>
-        <w:t>以2026.8.14.14.13：22为例：【阴盘-阳遁-5局】</w:t>
+        <w:t>以2026.8.14.14.：22为例：【阴盘-阳遁-5局】</w:t>
       </w:r>
       <w:r>
         <w:rPr>
@@ -1858,7 +1937,9 @@
         </w:tblBorders>
         <w:tblLayout w:type="autofit"/>
         <w:tblCellMar>
+          <w:top w:w="0" w:type="dxa"/>
           <w:left w:w="108" w:type="dxa"/>
+          <w:bottom w:w="0" w:type="dxa"/>
           <w:right w:w="108" w:type="dxa"/>
         </w:tblCellMar>
       </w:tblPr>
@@ -1879,7 +1960,9 @@
             <w:insideV w:val="single" w:color="auto" w:sz="4" w:space="0"/>
           </w:tblBorders>
           <w:tblCellMar>
+            <w:top w:w="0" w:type="dxa"/>
             <w:left w:w="108" w:type="dxa"/>
+            <w:bottom w:w="0" w:type="dxa"/>
             <w:right w:w="108" w:type="dxa"/>
           </w:tblCellMar>
         </w:tblPrEx>
@@ -1955,7 +2038,9 @@
             <w:insideV w:val="single" w:color="auto" w:sz="4" w:space="0"/>
           </w:tblBorders>
           <w:tblCellMar>
+            <w:top w:w="0" w:type="dxa"/>
             <w:left w:w="108" w:type="dxa"/>
+            <w:bottom w:w="0" w:type="dxa"/>
             <w:right w:w="108" w:type="dxa"/>
           </w:tblCellMar>
         </w:tblPrEx>
@@ -1979,7 +2064,6 @@
             <w:tcW w:w="4261" w:type="dxa"/>
             <w:gridSpan w:val="2"/>
             <w:vMerge w:val="restart"/>
-            <w:tcBorders/>
           </w:tcPr>
           <w:p>
             <w:pPr>
@@ -2035,7 +2119,9 @@
             <w:insideV w:val="single" w:color="auto" w:sz="4" w:space="0"/>
           </w:tblBorders>
           <w:tblCellMar>
+            <w:top w:w="0" w:type="dxa"/>
             <w:left w:w="108" w:type="dxa"/>
+            <w:bottom w:w="0" w:type="dxa"/>
             <w:right w:w="108" w:type="dxa"/>
           </w:tblCellMar>
         </w:tblPrEx>
@@ -2059,7 +2145,6 @@
             <w:tcW w:w="4261" w:type="dxa"/>
             <w:gridSpan w:val="2"/>
             <w:vMerge w:val="continue"/>
-            <w:tcBorders/>
           </w:tcPr>
           <w:p>
             <w:pPr>
@@ -2107,7 +2192,9 @@
             <w:insideV w:val="single" w:color="auto" w:sz="4" w:space="0"/>
           </w:tblBorders>
           <w:tblCellMar>
+            <w:top w:w="0" w:type="dxa"/>
             <w:left w:w="108" w:type="dxa"/>
+            <w:bottom w:w="0" w:type="dxa"/>
             <w:right w:w="108" w:type="dxa"/>
           </w:tblCellMar>
         </w:tblPrEx>
@@ -3200,12 +3287,6 @@
             <w:insideH w:val="single" w:color="auto" w:sz="4" w:space="0"/>
             <w:insideV w:val="single" w:color="auto" w:sz="4" w:space="0"/>
           </w:tblBorders>
-          <w:tblCellMar>
-            <w:top w:w="0" w:type="dxa"/>
-            <w:left w:w="108" w:type="dxa"/>
-            <w:bottom w:w="0" w:type="dxa"/>
-            <w:right w:w="108" w:type="dxa"/>
-          </w:tblCellMar>
         </w:tblPrEx>
         <w:tc>
           <w:tcPr>
@@ -3578,7 +3659,7 @@
       <w:pPr>
         <w:jc w:val="both"/>
         <w:rPr>
-          <w:rFonts w:hint="default"/>
+          <w:rFonts w:hint="eastAsia"/>
           <w:lang w:val="en-US" w:eastAsia="zh-CN"/>
         </w:rPr>
       </w:pPr>
@@ -3587,7 +3668,7 @@
           <w:rFonts w:hint="eastAsia"/>
           <w:lang w:val="en-US" w:eastAsia="zh-CN"/>
         </w:rPr>
-        <w:t>各自的原始宫位：</w:t>
+        <w:t>C</w:t>
       </w:r>
     </w:p>
     <w:p>
@@ -3598,434 +3679,6 @@
           <w:lang w:val="en-US" w:eastAsia="zh-CN"/>
         </w:rPr>
       </w:pPr>
-    </w:p>
-    <w:tbl>
-      <w:tblPr>
-        <w:tblStyle w:val="6"/>
-        <w:tblW w:w="0" w:type="auto"/>
-        <w:tblInd w:w="0" w:type="dxa"/>
-        <w:tblBorders>
-          <w:top w:val="single" w:color="auto" w:sz="4" w:space="0"/>
-          <w:left w:val="single" w:color="auto" w:sz="4" w:space="0"/>
-          <w:bottom w:val="single" w:color="auto" w:sz="4" w:space="0"/>
-          <w:right w:val="single" w:color="auto" w:sz="4" w:space="0"/>
-          <w:insideH w:val="single" w:color="auto" w:sz="4" w:space="0"/>
-          <w:insideV w:val="single" w:color="auto" w:sz="4" w:space="0"/>
-        </w:tblBorders>
-        <w:tblLayout w:type="autofit"/>
-        <w:tblCellMar>
-          <w:left w:w="108" w:type="dxa"/>
-          <w:right w:w="108" w:type="dxa"/>
-        </w:tblCellMar>
-      </w:tblPr>
-      <w:tblGrid>
-        <w:gridCol w:w="2130"/>
-        <w:gridCol w:w="2130"/>
-        <w:gridCol w:w="2131"/>
-        <w:gridCol w:w="2131"/>
-      </w:tblGrid>
-      <w:tr>
-        <w:tblPrEx>
-          <w:tblBorders>
-            <w:top w:val="single" w:color="auto" w:sz="4" w:space="0"/>
-            <w:left w:val="single" w:color="auto" w:sz="4" w:space="0"/>
-            <w:bottom w:val="single" w:color="auto" w:sz="4" w:space="0"/>
-            <w:right w:val="single" w:color="auto" w:sz="4" w:space="0"/>
-            <w:insideH w:val="single" w:color="auto" w:sz="4" w:space="0"/>
-            <w:insideV w:val="single" w:color="auto" w:sz="4" w:space="0"/>
-          </w:tblBorders>
-          <w:tblCellMar>
-            <w:left w:w="108" w:type="dxa"/>
-            <w:right w:w="108" w:type="dxa"/>
-          </w:tblCellMar>
-        </w:tblPrEx>
-        <w:tc>
-          <w:tcPr>
-            <w:tcW w:w="2130" w:type="dxa"/>
-          </w:tcPr>
-          <w:p>
-            <w:pPr>
-              <w:jc w:val="center"/>
-              <w:rPr>
-                <w:rFonts w:hint="default"/>
-                <w:vertAlign w:val="baseline"/>
-                <w:lang w:val="en-US" w:eastAsia="zh-CN"/>
-              </w:rPr>
-            </w:pPr>
-            <w:r>
-              <w:rPr>
-                <w:rFonts w:hint="eastAsia"/>
-                <w:vertAlign w:val="baseline"/>
-                <w:lang w:val="en-US" w:eastAsia="zh-CN"/>
-              </w:rPr>
-              <w:t>天</w:t>
-            </w:r>
-          </w:p>
-        </w:tc>
-        <w:tc>
-          <w:tcPr>
-            <w:tcW w:w="2130" w:type="dxa"/>
-          </w:tcPr>
-          <w:p>
-            <w:pPr>
-              <w:jc w:val="center"/>
-              <w:rPr>
-                <w:rFonts w:hint="default"/>
-                <w:vertAlign w:val="baseline"/>
-                <w:lang w:val="en-US" w:eastAsia="zh-CN"/>
-              </w:rPr>
-            </w:pPr>
-            <w:r>
-              <w:rPr>
-                <w:rFonts w:hint="eastAsia"/>
-                <w:vertAlign w:val="baseline"/>
-                <w:lang w:val="en-US" w:eastAsia="zh-CN"/>
-              </w:rPr>
-              <w:t>景</w:t>
-            </w:r>
-          </w:p>
-        </w:tc>
-        <w:tc>
-          <w:tcPr>
-            <w:tcW w:w="2131" w:type="dxa"/>
-          </w:tcPr>
-          <w:p>
-            <w:pPr>
-              <w:jc w:val="center"/>
-              <w:rPr>
-                <w:rFonts w:hint="default"/>
-                <w:vertAlign w:val="baseline"/>
-                <w:lang w:val="en-US" w:eastAsia="zh-CN"/>
-              </w:rPr>
-            </w:pPr>
-            <w:r>
-              <w:rPr>
-                <w:rFonts w:hint="eastAsia"/>
-                <w:vertAlign w:val="baseline"/>
-                <w:lang w:val="en-US" w:eastAsia="zh-CN"/>
-              </w:rPr>
-              <w:t>吉</w:t>
-            </w:r>
-          </w:p>
-        </w:tc>
-        <w:tc>
-          <w:tcPr>
-            <w:tcW w:w="2131" w:type="dxa"/>
-          </w:tcPr>
-          <w:p>
-            <w:pPr>
-              <w:jc w:val="center"/>
-              <w:rPr>
-                <w:rFonts w:hint="default"/>
-                <w:vertAlign w:val="baseline"/>
-                <w:lang w:val="en-US" w:eastAsia="zh-CN"/>
-              </w:rPr>
-            </w:pPr>
-            <w:r>
-              <w:rPr>
-                <w:rFonts w:hint="eastAsia"/>
-                <w:vertAlign w:val="baseline"/>
-                <w:lang w:val="en-US" w:eastAsia="zh-CN"/>
-              </w:rPr>
-              <w:t>死</w:t>
-            </w:r>
-          </w:p>
-        </w:tc>
-      </w:tr>
-      <w:tr>
-        <w:tblPrEx>
-          <w:tblBorders>
-            <w:top w:val="single" w:color="auto" w:sz="4" w:space="0"/>
-            <w:left w:val="single" w:color="auto" w:sz="4" w:space="0"/>
-            <w:bottom w:val="single" w:color="auto" w:sz="4" w:space="0"/>
-            <w:right w:val="single" w:color="auto" w:sz="4" w:space="0"/>
-            <w:insideH w:val="single" w:color="auto" w:sz="4" w:space="0"/>
-            <w:insideV w:val="single" w:color="auto" w:sz="4" w:space="0"/>
-          </w:tblBorders>
-          <w:tblCellMar>
-            <w:left w:w="108" w:type="dxa"/>
-            <w:right w:w="108" w:type="dxa"/>
-          </w:tblCellMar>
-        </w:tblPrEx>
-        <w:tc>
-          <w:tcPr>
-            <w:tcW w:w="2130" w:type="dxa"/>
-          </w:tcPr>
-          <w:p>
-            <w:pPr>
-              <w:jc w:val="center"/>
-              <w:rPr>
-                <w:rFonts w:hint="default"/>
-                <w:vertAlign w:val="baseline"/>
-                <w:lang w:val="en-US" w:eastAsia="zh-CN"/>
-              </w:rPr>
-            </w:pPr>
-            <w:r>
-              <w:rPr>
-                <w:rFonts w:hint="eastAsia"/>
-                <w:vertAlign w:val="baseline"/>
-                <w:lang w:val="en-US" w:eastAsia="zh-CN"/>
-              </w:rPr>
-              <w:t>杜</w:t>
-            </w:r>
-          </w:p>
-        </w:tc>
-        <w:tc>
-          <w:tcPr>
-            <w:tcW w:w="4261" w:type="dxa"/>
-            <w:gridSpan w:val="2"/>
-            <w:vMerge w:val="restart"/>
-            <w:tcBorders/>
-          </w:tcPr>
-          <w:p>
-            <w:pPr>
-              <w:jc w:val="center"/>
-              <w:rPr>
-                <w:rFonts w:hint="default"/>
-                <w:vertAlign w:val="baseline"/>
-                <w:lang w:val="en-US" w:eastAsia="zh-CN"/>
-              </w:rPr>
-            </w:pPr>
-            <w:r>
-              <w:rPr>
-                <w:rFonts w:hint="eastAsia"/>
-                <w:vertAlign w:val="baseline"/>
-                <w:lang w:val="en-US" w:eastAsia="zh-CN"/>
-              </w:rPr>
-              <w:t>玄</w:t>
-            </w:r>
-          </w:p>
-        </w:tc>
-        <w:tc>
-          <w:tcPr>
-            <w:tcW w:w="2131" w:type="dxa"/>
-          </w:tcPr>
-          <w:p>
-            <w:pPr>
-              <w:jc w:val="center"/>
-              <w:rPr>
-                <w:rFonts w:hint="default"/>
-                <w:vertAlign w:val="baseline"/>
-                <w:lang w:val="en-US" w:eastAsia="zh-CN"/>
-              </w:rPr>
-            </w:pPr>
-            <w:r>
-              <w:rPr>
-                <w:rFonts w:hint="eastAsia"/>
-                <w:vertAlign w:val="baseline"/>
-                <w:lang w:val="en-US" w:eastAsia="zh-CN"/>
-              </w:rPr>
-              <w:t>惊</w:t>
-            </w:r>
-          </w:p>
-        </w:tc>
-      </w:tr>
-      <w:tr>
-        <w:tblPrEx>
-          <w:tblBorders>
-            <w:top w:val="single" w:color="auto" w:sz="4" w:space="0"/>
-            <w:left w:val="single" w:color="auto" w:sz="4" w:space="0"/>
-            <w:bottom w:val="single" w:color="auto" w:sz="4" w:space="0"/>
-            <w:right w:val="single" w:color="auto" w:sz="4" w:space="0"/>
-            <w:insideH w:val="single" w:color="auto" w:sz="4" w:space="0"/>
-            <w:insideV w:val="single" w:color="auto" w:sz="4" w:space="0"/>
-          </w:tblBorders>
-          <w:tblCellMar>
-            <w:left w:w="108" w:type="dxa"/>
-            <w:right w:w="108" w:type="dxa"/>
-          </w:tblCellMar>
-        </w:tblPrEx>
-        <w:tc>
-          <w:tcPr>
-            <w:tcW w:w="2130" w:type="dxa"/>
-          </w:tcPr>
-          <w:p>
-            <w:pPr>
-              <w:jc w:val="center"/>
-              <w:rPr>
-                <w:rFonts w:hint="default"/>
-                <w:vertAlign w:val="baseline"/>
-                <w:lang w:val="en-US" w:eastAsia="zh-CN"/>
-              </w:rPr>
-            </w:pPr>
-            <w:r>
-              <w:rPr>
-                <w:rFonts w:hint="eastAsia"/>
-                <w:vertAlign w:val="baseline"/>
-                <w:lang w:val="en-US" w:eastAsia="zh-CN"/>
-              </w:rPr>
-              <w:t>伤</w:t>
-            </w:r>
-          </w:p>
-        </w:tc>
-        <w:tc>
-          <w:tcPr>
-            <w:tcW w:w="4261" w:type="dxa"/>
-            <w:gridSpan w:val="2"/>
-            <w:vMerge w:val="continue"/>
-            <w:tcBorders/>
-          </w:tcPr>
-          <w:p>
-            <w:pPr>
-              <w:jc w:val="center"/>
-              <w:rPr>
-                <w:rFonts w:hint="eastAsia"/>
-                <w:vertAlign w:val="baseline"/>
-                <w:lang w:val="en-US" w:eastAsia="zh-CN"/>
-              </w:rPr>
-            </w:pPr>
-          </w:p>
-        </w:tc>
-        <w:tc>
-          <w:tcPr>
-            <w:tcW w:w="2131" w:type="dxa"/>
-          </w:tcPr>
-          <w:p>
-            <w:pPr>
-              <w:jc w:val="center"/>
-              <w:rPr>
-                <w:rFonts w:hint="default"/>
-                <w:vertAlign w:val="baseline"/>
-                <w:lang w:val="en-US" w:eastAsia="zh-CN"/>
-              </w:rPr>
-            </w:pPr>
-            <w:r>
-              <w:rPr>
-                <w:rFonts w:hint="eastAsia"/>
-                <w:vertAlign w:val="baseline"/>
-                <w:lang w:val="en-US" w:eastAsia="zh-CN"/>
-              </w:rPr>
-              <w:t>开</w:t>
-            </w:r>
-          </w:p>
-        </w:tc>
-      </w:tr>
-      <w:tr>
-        <w:tblPrEx>
-          <w:tblBorders>
-            <w:top w:val="single" w:color="auto" w:sz="4" w:space="0"/>
-            <w:left w:val="single" w:color="auto" w:sz="4" w:space="0"/>
-            <w:bottom w:val="single" w:color="auto" w:sz="4" w:space="0"/>
-            <w:right w:val="single" w:color="auto" w:sz="4" w:space="0"/>
-            <w:insideH w:val="single" w:color="auto" w:sz="4" w:space="0"/>
-            <w:insideV w:val="single" w:color="auto" w:sz="4" w:space="0"/>
-          </w:tblBorders>
-          <w:tblCellMar>
-            <w:left w:w="108" w:type="dxa"/>
-            <w:right w:w="108" w:type="dxa"/>
-          </w:tblCellMar>
-        </w:tblPrEx>
-        <w:tc>
-          <w:tcPr>
-            <w:tcW w:w="2130" w:type="dxa"/>
-          </w:tcPr>
-          <w:p>
-            <w:pPr>
-              <w:jc w:val="center"/>
-              <w:rPr>
-                <w:rFonts w:hint="default"/>
-                <w:vertAlign w:val="baseline"/>
-                <w:lang w:val="en-US" w:eastAsia="zh-CN"/>
-              </w:rPr>
-            </w:pPr>
-            <w:r>
-              <w:rPr>
-                <w:rFonts w:hint="eastAsia"/>
-                <w:vertAlign w:val="baseline"/>
-                <w:lang w:val="en-US" w:eastAsia="zh-CN"/>
-              </w:rPr>
-              <w:t>生</w:t>
-            </w:r>
-          </w:p>
-        </w:tc>
-        <w:tc>
-          <w:tcPr>
-            <w:tcW w:w="2130" w:type="dxa"/>
-          </w:tcPr>
-          <w:p>
-            <w:pPr>
-              <w:jc w:val="center"/>
-              <w:rPr>
-                <w:rFonts w:hint="default"/>
-                <w:vertAlign w:val="baseline"/>
-                <w:lang w:val="en-US" w:eastAsia="zh-CN"/>
-              </w:rPr>
-            </w:pPr>
-            <w:r>
-              <w:rPr>
-                <w:rFonts w:hint="eastAsia"/>
-                <w:vertAlign w:val="baseline"/>
-                <w:lang w:val="en-US" w:eastAsia="zh-CN"/>
-              </w:rPr>
-              <w:t>从</w:t>
-            </w:r>
-          </w:p>
-        </w:tc>
-        <w:tc>
-          <w:tcPr>
-            <w:tcW w:w="2131" w:type="dxa"/>
-          </w:tcPr>
-          <w:p>
-            <w:pPr>
-              <w:jc w:val="center"/>
-              <w:rPr>
-                <w:rFonts w:hint="default"/>
-                <w:vertAlign w:val="baseline"/>
-                <w:lang w:val="en-US" w:eastAsia="zh-CN"/>
-              </w:rPr>
-            </w:pPr>
-            <w:r>
-              <w:rPr>
-                <w:rFonts w:hint="eastAsia"/>
-                <w:vertAlign w:val="baseline"/>
-                <w:lang w:val="en-US" w:eastAsia="zh-CN"/>
-              </w:rPr>
-              <w:t>休</w:t>
-            </w:r>
-          </w:p>
-        </w:tc>
-        <w:tc>
-          <w:tcPr>
-            <w:tcW w:w="2131" w:type="dxa"/>
-          </w:tcPr>
-          <w:p>
-            <w:pPr>
-              <w:jc w:val="center"/>
-              <w:rPr>
-                <w:rFonts w:hint="default"/>
-                <w:vertAlign w:val="baseline"/>
-                <w:lang w:val="en-US" w:eastAsia="zh-CN"/>
-              </w:rPr>
-            </w:pPr>
-            <w:r>
-              <w:rPr>
-                <w:rFonts w:hint="eastAsia"/>
-                <w:vertAlign w:val="baseline"/>
-                <w:lang w:val="en-US" w:eastAsia="zh-CN"/>
-              </w:rPr>
-              <w:t>冲</w:t>
-            </w:r>
-          </w:p>
-        </w:tc>
-      </w:tr>
-    </w:tbl>
-    <w:p>
-      <w:pPr>
-        <w:jc w:val="both"/>
-        <w:rPr>
-          <w:rFonts w:hint="eastAsia"/>
-          <w:lang w:val="en-US" w:eastAsia="zh-CN"/>
-        </w:rPr>
-      </w:pPr>
-    </w:p>
-    <w:p>
-      <w:pPr>
-        <w:jc w:val="both"/>
-        <w:rPr>
-          <w:rFonts w:hint="default"/>
-          <w:lang w:val="en-US" w:eastAsia="zh-CN"/>
-        </w:rPr>
-      </w:pPr>
       <w:r>
         <w:rPr>
           <w:rFonts w:hint="eastAsia"/>
@@ -4036,6 +3689,7 @@
     </w:p>
     <w:tbl>
       <w:tblPr>
+        <w:tblStyle w:val="5"/>
         <w:tblW w:w="8517" w:type="dxa"/>
         <w:jc w:val="center"/>
         <w:tblBorders>
@@ -4046,7 +3700,7 @@
           <w:insideH w:val="none" w:color="auto" w:sz="0" w:space="0"/>
           <w:insideV w:val="none" w:color="auto" w:sz="0" w:space="0"/>
         </w:tblBorders>
-        <w:shd w:val="clear"/>
+        <w:shd w:val="clear" w:color="auto" w:fill="auto"/>
         <w:tblLayout w:type="autofit"/>
         <w:tblCellMar>
           <w:top w:w="0" w:type="dxa"/>
@@ -4074,7 +3728,7 @@
             <w:insideH w:val="none" w:color="auto" w:sz="0" w:space="0"/>
             <w:insideV w:val="none" w:color="auto" w:sz="0" w:space="0"/>
           </w:tblBorders>
-          <w:shd w:val="clear"/>
+          <w:shd w:val="clear" w:color="auto" w:fill="auto"/>
           <w:tblCellMar>
             <w:top w:w="0" w:type="dxa"/>
             <w:left w:w="108" w:type="dxa"/>
@@ -4457,6 +4111,7 @@
             <w:insideH w:val="none" w:color="auto" w:sz="0" w:space="0"/>
             <w:insideV w:val="none" w:color="auto" w:sz="0" w:space="0"/>
           </w:tblBorders>
+          <w:shd w:val="clear" w:color="auto" w:fill="auto"/>
           <w:tblCellMar>
             <w:top w:w="0" w:type="dxa"/>
             <w:left w:w="108" w:type="dxa"/>
@@ -4850,6 +4505,7 @@
             <w:insideH w:val="none" w:color="auto" w:sz="0" w:space="0"/>
             <w:insideV w:val="none" w:color="auto" w:sz="0" w:space="0"/>
           </w:tblBorders>
+          <w:shd w:val="clear" w:color="auto" w:fill="auto"/>
           <w:tblCellMar>
             <w:top w:w="0" w:type="dxa"/>
             <w:left w:w="108" w:type="dxa"/>
@@ -5243,6 +4899,7 @@
             <w:insideH w:val="none" w:color="auto" w:sz="0" w:space="0"/>
             <w:insideV w:val="none" w:color="auto" w:sz="0" w:space="0"/>
           </w:tblBorders>
+          <w:shd w:val="clear" w:color="auto" w:fill="auto"/>
           <w:tblCellMar>
             <w:top w:w="0" w:type="dxa"/>
             <w:left w:w="108" w:type="dxa"/>
@@ -5636,7 +5293,7 @@
             <w:insideH w:val="none" w:color="auto" w:sz="0" w:space="0"/>
             <w:insideV w:val="none" w:color="auto" w:sz="0" w:space="0"/>
           </w:tblBorders>
-          <w:shd w:val="clear"/>
+          <w:shd w:val="clear" w:color="auto" w:fill="auto"/>
           <w:tblCellMar>
             <w:top w:w="0" w:type="dxa"/>
             <w:left w:w="108" w:type="dxa"/>
@@ -6030,6 +5687,7 @@
             <w:insideH w:val="none" w:color="auto" w:sz="0" w:space="0"/>
             <w:insideV w:val="none" w:color="auto" w:sz="0" w:space="0"/>
           </w:tblBorders>
+          <w:shd w:val="clear" w:color="auto" w:fill="auto"/>
           <w:tblCellMar>
             <w:top w:w="0" w:type="dxa"/>
             <w:left w:w="108" w:type="dxa"/>
@@ -6423,7 +6081,7 @@
             <w:insideH w:val="none" w:color="auto" w:sz="0" w:space="0"/>
             <w:insideV w:val="none" w:color="auto" w:sz="0" w:space="0"/>
           </w:tblBorders>
-          <w:shd w:val="clear"/>
+          <w:shd w:val="clear" w:color="auto" w:fill="auto"/>
           <w:tblCellMar>
             <w:top w:w="0" w:type="dxa"/>
             <w:left w:w="108" w:type="dxa"/>
@@ -6817,7 +6475,7 @@
             <w:insideH w:val="none" w:color="auto" w:sz="0" w:space="0"/>
             <w:insideV w:val="none" w:color="auto" w:sz="0" w:space="0"/>
           </w:tblBorders>
-          <w:shd w:val="clear"/>
+          <w:shd w:val="clear" w:color="auto" w:fill="auto"/>
           <w:tblCellMar>
             <w:top w:w="0" w:type="dxa"/>
             <w:left w:w="108" w:type="dxa"/>
@@ -7211,6 +6869,7 @@
             <w:insideH w:val="none" w:color="auto" w:sz="0" w:space="0"/>
             <w:insideV w:val="none" w:color="auto" w:sz="0" w:space="0"/>
           </w:tblBorders>
+          <w:shd w:val="clear" w:color="auto" w:fill="auto"/>
           <w:tblCellMar>
             <w:top w:w="0" w:type="dxa"/>
             <w:left w:w="108" w:type="dxa"/>
@@ -7604,6 +7263,7 @@
             <w:insideH w:val="none" w:color="auto" w:sz="0" w:space="0"/>
             <w:insideV w:val="none" w:color="auto" w:sz="0" w:space="0"/>
           </w:tblBorders>
+          <w:shd w:val="clear" w:color="auto" w:fill="auto"/>
           <w:tblCellMar>
             <w:top w:w="0" w:type="dxa"/>
             <w:left w:w="108" w:type="dxa"/>
@@ -7997,6 +7657,7 @@
             <w:insideH w:val="none" w:color="auto" w:sz="0" w:space="0"/>
             <w:insideV w:val="none" w:color="auto" w:sz="0" w:space="0"/>
           </w:tblBorders>
+          <w:shd w:val="clear" w:color="auto" w:fill="auto"/>
           <w:tblCellMar>
             <w:top w:w="0" w:type="dxa"/>
             <w:left w:w="108" w:type="dxa"/>
@@ -8454,6 +8115,473 @@
           <w:lang w:val="en-US" w:eastAsia="zh-CN"/>
         </w:rPr>
         <w:t>干支分别为：丙午   丙申   庚申   癸未。</w:t>
+      </w:r>
+    </w:p>
+    <w:tbl>
+      <w:tblPr>
+        <w:tblStyle w:val="6"/>
+        <w:tblW w:w="0" w:type="auto"/>
+        <w:tblInd w:w="0" w:type="dxa"/>
+        <w:tblBorders>
+          <w:top w:val="single" w:color="auto" w:sz="4" w:space="0"/>
+          <w:left w:val="single" w:color="auto" w:sz="4" w:space="0"/>
+          <w:bottom w:val="single" w:color="auto" w:sz="4" w:space="0"/>
+          <w:right w:val="single" w:color="auto" w:sz="4" w:space="0"/>
+          <w:insideH w:val="single" w:color="auto" w:sz="4" w:space="0"/>
+          <w:insideV w:val="single" w:color="auto" w:sz="4" w:space="0"/>
+        </w:tblBorders>
+        <w:tblLayout w:type="autofit"/>
+        <w:tblCellMar>
+          <w:top w:w="0" w:type="dxa"/>
+          <w:left w:w="108" w:type="dxa"/>
+          <w:bottom w:w="0" w:type="dxa"/>
+          <w:right w:w="108" w:type="dxa"/>
+        </w:tblCellMar>
+      </w:tblPr>
+      <w:tblGrid>
+        <w:gridCol w:w="2130"/>
+        <w:gridCol w:w="2130"/>
+        <w:gridCol w:w="2131"/>
+        <w:gridCol w:w="2131"/>
+      </w:tblGrid>
+      <w:tr>
+        <w:tblPrEx>
+          <w:tblBorders>
+            <w:top w:val="single" w:color="auto" w:sz="4" w:space="0"/>
+            <w:left w:val="single" w:color="auto" w:sz="4" w:space="0"/>
+            <w:bottom w:val="single" w:color="auto" w:sz="4" w:space="0"/>
+            <w:right w:val="single" w:color="auto" w:sz="4" w:space="0"/>
+            <w:insideH w:val="single" w:color="auto" w:sz="4" w:space="0"/>
+            <w:insideV w:val="single" w:color="auto" w:sz="4" w:space="0"/>
+          </w:tblBorders>
+        </w:tblPrEx>
+        <w:tc>
+          <w:tcPr>
+            <w:tcW w:w="2130" w:type="dxa"/>
+            <w:vAlign w:val="top"/>
+          </w:tcPr>
+          <w:p>
+            <w:pPr>
+              <w:jc w:val="center"/>
+              <w:rPr>
+                <w:rFonts w:hint="eastAsia"/>
+                <w:vertAlign w:val="baseline"/>
+                <w:lang w:val="en-US" w:eastAsia="zh-CN"/>
+              </w:rPr>
+            </w:pPr>
+            <w:r>
+              <w:rPr>
+                <w:rFonts w:hint="eastAsia"/>
+                <w:vertAlign w:val="baseline"/>
+                <w:lang w:val="en-US" w:eastAsia="zh-CN"/>
+              </w:rPr>
+              <w:t>辛</w:t>
+            </w:r>
+          </w:p>
+        </w:tc>
+        <w:tc>
+          <w:tcPr>
+            <w:tcW w:w="2130" w:type="dxa"/>
+            <w:vAlign w:val="top"/>
+          </w:tcPr>
+          <w:p>
+            <w:pPr>
+              <w:jc w:val="center"/>
+              <w:rPr>
+                <w:rFonts w:hint="eastAsia"/>
+                <w:vertAlign w:val="baseline"/>
+                <w:lang w:val="en-US" w:eastAsia="zh-CN"/>
+              </w:rPr>
+            </w:pPr>
+            <w:r>
+              <w:rPr>
+                <w:rFonts w:hint="eastAsia"/>
+                <w:vertAlign w:val="baseline"/>
+                <w:lang w:val="en-US" w:eastAsia="zh-CN"/>
+              </w:rPr>
+              <w:t>丁</w:t>
+            </w:r>
+          </w:p>
+        </w:tc>
+        <w:tc>
+          <w:tcPr>
+            <w:tcW w:w="2131" w:type="dxa"/>
+            <w:vAlign w:val="top"/>
+          </w:tcPr>
+          <w:p>
+            <w:pPr>
+              <w:jc w:val="center"/>
+              <w:rPr>
+                <w:rFonts w:hint="eastAsia"/>
+                <w:vertAlign w:val="baseline"/>
+                <w:lang w:val="en-US" w:eastAsia="zh-CN"/>
+              </w:rPr>
+            </w:pPr>
+            <w:r>
+              <w:rPr>
+                <w:rFonts w:hint="eastAsia"/>
+                <w:vertAlign w:val="baseline"/>
+                <w:lang w:val="en-US" w:eastAsia="zh-CN"/>
+              </w:rPr>
+              <w:t>戊</w:t>
+            </w:r>
+          </w:p>
+        </w:tc>
+        <w:tc>
+          <w:tcPr>
+            <w:tcW w:w="2131" w:type="dxa"/>
+            <w:vAlign w:val="top"/>
+          </w:tcPr>
+          <w:p>
+            <w:pPr>
+              <w:jc w:val="center"/>
+              <w:rPr>
+                <w:rFonts w:hint="eastAsia"/>
+                <w:vertAlign w:val="baseline"/>
+                <w:lang w:val="en-US" w:eastAsia="zh-CN"/>
+              </w:rPr>
+            </w:pPr>
+            <w:r>
+              <w:rPr>
+                <w:rFonts w:hint="eastAsia"/>
+                <w:vertAlign w:val="baseline"/>
+                <w:lang w:val="en-US" w:eastAsia="zh-CN"/>
+              </w:rPr>
+              <w:t>乙</w:t>
+            </w:r>
+          </w:p>
+        </w:tc>
+      </w:tr>
+      <w:tr>
+        <w:tblPrEx>
+          <w:tblBorders>
+            <w:top w:val="single" w:color="auto" w:sz="4" w:space="0"/>
+            <w:left w:val="single" w:color="auto" w:sz="4" w:space="0"/>
+            <w:bottom w:val="single" w:color="auto" w:sz="4" w:space="0"/>
+            <w:right w:val="single" w:color="auto" w:sz="4" w:space="0"/>
+            <w:insideH w:val="single" w:color="auto" w:sz="4" w:space="0"/>
+            <w:insideV w:val="single" w:color="auto" w:sz="4" w:space="0"/>
+          </w:tblBorders>
+          <w:tblCellMar>
+            <w:top w:w="0" w:type="dxa"/>
+            <w:left w:w="108" w:type="dxa"/>
+            <w:bottom w:w="0" w:type="dxa"/>
+            <w:right w:w="108" w:type="dxa"/>
+          </w:tblCellMar>
+        </w:tblPrEx>
+        <w:tc>
+          <w:tcPr>
+            <w:tcW w:w="2130" w:type="dxa"/>
+            <w:vAlign w:val="top"/>
+          </w:tcPr>
+          <w:p>
+            <w:pPr>
+              <w:jc w:val="center"/>
+              <w:rPr>
+                <w:rFonts w:hint="eastAsia"/>
+                <w:vertAlign w:val="baseline"/>
+                <w:lang w:val="en-US" w:eastAsia="zh-CN"/>
+              </w:rPr>
+            </w:pPr>
+            <w:r>
+              <w:rPr>
+                <w:rFonts w:hint="eastAsia"/>
+                <w:vertAlign w:val="baseline"/>
+                <w:lang w:val="en-US" w:eastAsia="zh-CN"/>
+              </w:rPr>
+              <w:t>庚</w:t>
+            </w:r>
+          </w:p>
+        </w:tc>
+        <w:tc>
+          <w:tcPr>
+            <w:tcW w:w="4261" w:type="dxa"/>
+            <w:gridSpan w:val="2"/>
+            <w:vMerge w:val="restart"/>
+            <w:vAlign w:val="top"/>
+          </w:tcPr>
+          <w:p>
+            <w:pPr>
+              <w:jc w:val="center"/>
+              <w:rPr>
+                <w:rFonts w:hint="eastAsia"/>
+                <w:vertAlign w:val="baseline"/>
+                <w:lang w:val="en-US" w:eastAsia="zh-CN"/>
+              </w:rPr>
+            </w:pPr>
+            <w:r>
+              <w:rPr>
+                <w:rFonts w:hint="eastAsia"/>
+                <w:vertAlign w:val="baseline"/>
+                <w:lang w:val="en-US" w:eastAsia="zh-CN"/>
+              </w:rPr>
+              <w:t>戊</w:t>
+            </w:r>
+          </w:p>
+        </w:tc>
+        <w:tc>
+          <w:tcPr>
+            <w:tcW w:w="2131" w:type="dxa"/>
+            <w:vAlign w:val="top"/>
+          </w:tcPr>
+          <w:p>
+            <w:pPr>
+              <w:jc w:val="center"/>
+              <w:rPr>
+                <w:rFonts w:hint="eastAsia"/>
+                <w:vertAlign w:val="baseline"/>
+                <w:lang w:val="en-US" w:eastAsia="zh-CN"/>
+              </w:rPr>
+            </w:pPr>
+            <w:r>
+              <w:rPr>
+                <w:rFonts w:hint="eastAsia"/>
+                <w:vertAlign w:val="baseline"/>
+                <w:lang w:val="en-US" w:eastAsia="zh-CN"/>
+              </w:rPr>
+              <w:t>辛</w:t>
+            </w:r>
+          </w:p>
+        </w:tc>
+      </w:tr>
+      <w:tr>
+        <w:tblPrEx>
+          <w:tblBorders>
+            <w:top w:val="single" w:color="auto" w:sz="4" w:space="0"/>
+            <w:left w:val="single" w:color="auto" w:sz="4" w:space="0"/>
+            <w:bottom w:val="single" w:color="auto" w:sz="4" w:space="0"/>
+            <w:right w:val="single" w:color="auto" w:sz="4" w:space="0"/>
+            <w:insideH w:val="single" w:color="auto" w:sz="4" w:space="0"/>
+            <w:insideV w:val="single" w:color="auto" w:sz="4" w:space="0"/>
+          </w:tblBorders>
+          <w:tblCellMar>
+            <w:top w:w="0" w:type="dxa"/>
+            <w:left w:w="108" w:type="dxa"/>
+            <w:bottom w:w="0" w:type="dxa"/>
+            <w:right w:w="108" w:type="dxa"/>
+          </w:tblCellMar>
+        </w:tblPrEx>
+        <w:tc>
+          <w:tcPr>
+            <w:tcW w:w="2130" w:type="dxa"/>
+            <w:vAlign w:val="top"/>
+          </w:tcPr>
+          <w:p>
+            <w:pPr>
+              <w:jc w:val="center"/>
+              <w:rPr>
+                <w:rFonts w:hint="eastAsia"/>
+                <w:vertAlign w:val="baseline"/>
+                <w:lang w:val="en-US" w:eastAsia="zh-CN"/>
+              </w:rPr>
+            </w:pPr>
+            <w:r>
+              <w:rPr>
+                <w:rFonts w:hint="eastAsia"/>
+                <w:vertAlign w:val="baseline"/>
+                <w:lang w:val="en-US" w:eastAsia="zh-CN"/>
+              </w:rPr>
+              <w:t>己</w:t>
+            </w:r>
+          </w:p>
+        </w:tc>
+        <w:tc>
+          <w:tcPr>
+            <w:tcW w:w="4261" w:type="dxa"/>
+            <w:gridSpan w:val="2"/>
+            <w:vMerge w:val="continue"/>
+            <w:vAlign w:val="top"/>
+          </w:tcPr>
+          <w:p>
+            <w:pPr>
+              <w:jc w:val="center"/>
+              <w:rPr>
+                <w:rFonts w:hint="eastAsia"/>
+                <w:vertAlign w:val="baseline"/>
+                <w:lang w:val="en-US" w:eastAsia="zh-CN"/>
+              </w:rPr>
+            </w:pPr>
+          </w:p>
+        </w:tc>
+        <w:tc>
+          <w:tcPr>
+            <w:tcW w:w="2131" w:type="dxa"/>
+            <w:vAlign w:val="top"/>
+          </w:tcPr>
+          <w:p>
+            <w:pPr>
+              <w:jc w:val="center"/>
+              <w:rPr>
+                <w:rFonts w:hint="eastAsia"/>
+                <w:vertAlign w:val="baseline"/>
+                <w:lang w:val="en-US" w:eastAsia="zh-CN"/>
+              </w:rPr>
+            </w:pPr>
+            <w:r>
+              <w:rPr>
+                <w:rFonts w:hint="eastAsia"/>
+                <w:vertAlign w:val="baseline"/>
+                <w:lang w:val="en-US" w:eastAsia="zh-CN"/>
+              </w:rPr>
+              <w:t>庚</w:t>
+            </w:r>
+          </w:p>
+        </w:tc>
+      </w:tr>
+      <w:tr>
+        <w:tblPrEx>
+          <w:tblBorders>
+            <w:top w:val="single" w:color="auto" w:sz="4" w:space="0"/>
+            <w:left w:val="single" w:color="auto" w:sz="4" w:space="0"/>
+            <w:bottom w:val="single" w:color="auto" w:sz="4" w:space="0"/>
+            <w:right w:val="single" w:color="auto" w:sz="4" w:space="0"/>
+            <w:insideH w:val="single" w:color="auto" w:sz="4" w:space="0"/>
+            <w:insideV w:val="single" w:color="auto" w:sz="4" w:space="0"/>
+          </w:tblBorders>
+          <w:tblCellMar>
+            <w:top w:w="0" w:type="dxa"/>
+            <w:left w:w="108" w:type="dxa"/>
+            <w:bottom w:w="0" w:type="dxa"/>
+            <w:right w:w="108" w:type="dxa"/>
+          </w:tblCellMar>
+        </w:tblPrEx>
+        <w:tc>
+          <w:tcPr>
+            <w:tcW w:w="2130" w:type="dxa"/>
+            <w:vAlign w:val="top"/>
+          </w:tcPr>
+          <w:p>
+            <w:pPr>
+              <w:jc w:val="center"/>
+              <w:rPr>
+                <w:rFonts w:hint="eastAsia"/>
+                <w:vertAlign w:val="baseline"/>
+                <w:lang w:val="en-US" w:eastAsia="zh-CN"/>
+              </w:rPr>
+            </w:pPr>
+            <w:r>
+              <w:rPr>
+                <w:rFonts w:hint="eastAsia"/>
+                <w:vertAlign w:val="baseline"/>
+                <w:lang w:val="en-US" w:eastAsia="zh-CN"/>
+              </w:rPr>
+              <w:t>癸</w:t>
+            </w:r>
+          </w:p>
+        </w:tc>
+        <w:tc>
+          <w:tcPr>
+            <w:tcW w:w="2130" w:type="dxa"/>
+            <w:vAlign w:val="top"/>
+          </w:tcPr>
+          <w:p>
+            <w:pPr>
+              <w:jc w:val="center"/>
+              <w:rPr>
+                <w:rFonts w:hint="eastAsia"/>
+                <w:vertAlign w:val="baseline"/>
+                <w:lang w:val="en-US" w:eastAsia="zh-CN"/>
+              </w:rPr>
+            </w:pPr>
+            <w:r>
+              <w:rPr>
+                <w:rFonts w:hint="eastAsia"/>
+                <w:vertAlign w:val="baseline"/>
+                <w:lang w:val="en-US" w:eastAsia="zh-CN"/>
+              </w:rPr>
+              <w:t>壬</w:t>
+            </w:r>
+          </w:p>
+        </w:tc>
+        <w:tc>
+          <w:tcPr>
+            <w:tcW w:w="2131" w:type="dxa"/>
+            <w:vAlign w:val="top"/>
+          </w:tcPr>
+          <w:p>
+            <w:pPr>
+              <w:jc w:val="center"/>
+              <w:rPr>
+                <w:rFonts w:hint="eastAsia"/>
+                <w:vertAlign w:val="baseline"/>
+                <w:lang w:val="en-US" w:eastAsia="zh-CN"/>
+              </w:rPr>
+            </w:pPr>
+            <w:r>
+              <w:rPr>
+                <w:rFonts w:hint="eastAsia"/>
+                <w:vertAlign w:val="baseline"/>
+                <w:lang w:val="en-US" w:eastAsia="zh-CN"/>
+              </w:rPr>
+              <w:t>丙</w:t>
+            </w:r>
+          </w:p>
+        </w:tc>
+        <w:tc>
+          <w:tcPr>
+            <w:tcW w:w="2131" w:type="dxa"/>
+            <w:vAlign w:val="top"/>
+          </w:tcPr>
+          <w:p>
+            <w:pPr>
+              <w:jc w:val="center"/>
+              <w:rPr>
+                <w:rFonts w:hint="eastAsia"/>
+                <w:vertAlign w:val="baseline"/>
+                <w:lang w:val="en-US" w:eastAsia="zh-CN"/>
+              </w:rPr>
+            </w:pPr>
+            <w:r>
+              <w:rPr>
+                <w:rFonts w:hint="eastAsia"/>
+                <w:vertAlign w:val="baseline"/>
+                <w:lang w:val="en-US" w:eastAsia="zh-CN"/>
+              </w:rPr>
+              <w:t>己</w:t>
+            </w:r>
+          </w:p>
+        </w:tc>
+      </w:tr>
+    </w:tbl>
+    <w:p>
+      <w:pPr>
+        <w:jc w:val="both"/>
+        <w:rPr>
+          <w:rFonts w:hint="eastAsia"/>
+          <w:lang w:val="en-US" w:eastAsia="zh-CN"/>
+        </w:rPr>
+      </w:pPr>
+    </w:p>
+    <w:p>
+      <w:pPr>
+        <w:jc w:val="both"/>
+        <w:rPr>
+          <w:rFonts w:hint="eastAsia"/>
+          <w:lang w:val="en-US" w:eastAsia="zh-CN"/>
+        </w:rPr>
+      </w:pPr>
+      <w:r>
+        <w:rPr>
+          <w:rFonts w:hint="eastAsia"/>
+          <w:lang w:val="en-US" w:eastAsia="zh-CN"/>
+        </w:rPr>
+        <w:t>①看**时**：癸未-对应**六十花甲子**中的**甲戊**，</w:t>
+      </w:r>
+    </w:p>
+    <w:p>
+      <w:pPr>
+        <w:jc w:val="both"/>
+        <w:rPr>
+          <w:rFonts w:hint="default"/>
+          <w:lang w:val="en-US" w:eastAsia="zh-CN"/>
+        </w:rPr>
+      </w:pPr>
+      <w:r>
+        <w:rPr>
+          <w:rFonts w:hint="eastAsia"/>
+          <w:lang w:val="en-US" w:eastAsia="zh-CN"/>
+        </w:rPr>
+        <w:t>也就是说：把【第一个】**己**原始宫位的**门**放在【第一个】**癸**的宫位，也就是【冲门】放在【**癸**】的宫位</w:t>
       </w:r>
     </w:p>
     <w:tbl>
@@ -8503,97 +8631,61 @@
         <w:tc>
           <w:tcPr>
             <w:tcW w:w="2130" w:type="dxa"/>
-            <w:vAlign w:val="top"/>
-          </w:tcPr>
-          <w:p>
-            <w:pPr>
-              <w:jc w:val="center"/>
-              <w:rPr>
-                <w:rFonts w:hint="eastAsia"/>
-                <w:vertAlign w:val="baseline"/>
-                <w:lang w:val="en-US" w:eastAsia="zh-CN"/>
-              </w:rPr>
-            </w:pPr>
-            <w:r>
-              <w:rPr>
-                <w:rFonts w:hint="eastAsia"/>
-                <w:vertAlign w:val="baseline"/>
-                <w:lang w:val="en-US" w:eastAsia="zh-CN"/>
-              </w:rPr>
-              <w:t>辛</w:t>
-            </w:r>
+          </w:tcPr>
+          <w:p>
+            <w:pPr>
+              <w:jc w:val="center"/>
+              <w:rPr>
+                <w:rFonts w:hint="eastAsia"/>
+                <w:vertAlign w:val="baseline"/>
+                <w:lang w:val="en-US" w:eastAsia="zh-CN"/>
+              </w:rPr>
+            </w:pPr>
           </w:p>
         </w:tc>
         <w:tc>
           <w:tcPr>
             <w:tcW w:w="2130" w:type="dxa"/>
-            <w:vAlign w:val="top"/>
-          </w:tcPr>
-          <w:p>
-            <w:pPr>
-              <w:jc w:val="center"/>
-              <w:rPr>
-                <w:rFonts w:hint="eastAsia"/>
-                <w:vertAlign w:val="baseline"/>
-                <w:lang w:val="en-US" w:eastAsia="zh-CN"/>
-              </w:rPr>
-            </w:pPr>
-            <w:r>
-              <w:rPr>
-                <w:rFonts w:hint="eastAsia"/>
-                <w:vertAlign w:val="baseline"/>
-                <w:lang w:val="en-US" w:eastAsia="zh-CN"/>
-              </w:rPr>
-              <w:t>丁</w:t>
-            </w:r>
+          </w:tcPr>
+          <w:p>
+            <w:pPr>
+              <w:jc w:val="center"/>
+              <w:rPr>
+                <w:rFonts w:hint="eastAsia"/>
+                <w:vertAlign w:val="baseline"/>
+                <w:lang w:val="en-US" w:eastAsia="zh-CN"/>
+              </w:rPr>
+            </w:pPr>
           </w:p>
         </w:tc>
         <w:tc>
           <w:tcPr>
             <w:tcW w:w="2131" w:type="dxa"/>
-            <w:vAlign w:val="top"/>
-          </w:tcPr>
-          <w:p>
-            <w:pPr>
-              <w:jc w:val="center"/>
-              <w:rPr>
-                <w:rFonts w:hint="eastAsia"/>
-                <w:vertAlign w:val="baseline"/>
-                <w:lang w:val="en-US" w:eastAsia="zh-CN"/>
-              </w:rPr>
-            </w:pPr>
-            <w:r>
-              <w:rPr>
-                <w:rFonts w:hint="eastAsia"/>
-                <w:vertAlign w:val="baseline"/>
-                <w:lang w:val="en-US" w:eastAsia="zh-CN"/>
-              </w:rPr>
-              <w:t>戊</w:t>
-            </w:r>
+          </w:tcPr>
+          <w:p>
+            <w:pPr>
+              <w:jc w:val="center"/>
+              <w:rPr>
+                <w:rFonts w:hint="eastAsia"/>
+                <w:vertAlign w:val="baseline"/>
+                <w:lang w:val="en-US" w:eastAsia="zh-CN"/>
+              </w:rPr>
+            </w:pPr>
           </w:p>
         </w:tc>
         <w:tc>
           <w:tcPr>
             <w:tcW w:w="2131" w:type="dxa"/>
-            <w:vAlign w:val="top"/>
-          </w:tcPr>
-          <w:p>
-            <w:pPr>
-              <w:jc w:val="center"/>
-              <w:rPr>
-                <w:rFonts w:hint="eastAsia"/>
-                <w:vertAlign w:val="baseline"/>
-                <w:lang w:val="en-US" w:eastAsia="zh-CN"/>
-              </w:rPr>
-            </w:pPr>
-            <w:r>
-              <w:rPr>
-                <w:rFonts w:hint="eastAsia"/>
-                <w:vertAlign w:val="baseline"/>
-                <w:lang w:val="en-US" w:eastAsia="zh-CN"/>
-              </w:rPr>
-              <w:t>乙</w:t>
-            </w:r>
+          </w:tcPr>
+          <w:p>
+            <w:pPr>
+              <w:jc w:val="center"/>
+              <w:rPr>
+                <w:rFonts w:hint="eastAsia"/>
+                <w:vertAlign w:val="baseline"/>
+                <w:lang w:val="en-US" w:eastAsia="zh-CN"/>
+              </w:rPr>
+            </w:pPr>
           </w:p>
         </w:tc>
       </w:tr>
@@ -8617,25 +8709,16 @@
         <w:tc>
           <w:tcPr>
             <w:tcW w:w="2130" w:type="dxa"/>
-            <w:vAlign w:val="top"/>
-          </w:tcPr>
-          <w:p>
-            <w:pPr>
-              <w:jc w:val="center"/>
-              <w:rPr>
-                <w:rFonts w:hint="eastAsia"/>
-                <w:vertAlign w:val="baseline"/>
-                <w:lang w:val="en-US" w:eastAsia="zh-CN"/>
-              </w:rPr>
-            </w:pPr>
-            <w:r>
-              <w:rPr>
-                <w:rFonts w:hint="eastAsia"/>
-                <w:vertAlign w:val="baseline"/>
-                <w:lang w:val="en-US" w:eastAsia="zh-CN"/>
-              </w:rPr>
-              <w:t>庚</w:t>
-            </w:r>
+          </w:tcPr>
+          <w:p>
+            <w:pPr>
+              <w:jc w:val="center"/>
+              <w:rPr>
+                <w:rFonts w:hint="eastAsia"/>
+                <w:vertAlign w:val="baseline"/>
+                <w:lang w:val="en-US" w:eastAsia="zh-CN"/>
+              </w:rPr>
+            </w:pPr>
           </w:p>
         </w:tc>
         <w:tc>
@@ -8643,49 +8726,31 @@
             <w:tcW w:w="4261" w:type="dxa"/>
             <w:gridSpan w:val="2"/>
             <w:vMerge w:val="restart"/>
-            <w:vAlign w:val="top"/>
-          </w:tcPr>
-          <w:p>
-            <w:pPr>
-              <w:jc w:val="center"/>
-              <w:rPr>
-                <w:rFonts w:hint="eastAsia"/>
-                <w:vertAlign w:val="baseline"/>
-                <w:lang w:val="en-US" w:eastAsia="zh-CN"/>
-              </w:rPr>
-            </w:pPr>
-            <w:r>
-              <w:rPr>
-                <w:rFonts w:hint="eastAsia"/>
-                <w:vertAlign w:val="baseline"/>
-                <w:lang w:val="en-US" w:eastAsia="zh-CN"/>
-              </w:rPr>
-              <w:t>戊</w:t>
-            </w:r>
+          </w:tcPr>
+          <w:p>
+            <w:pPr>
+              <w:jc w:val="center"/>
+              <w:rPr>
+                <w:rFonts w:hint="eastAsia"/>
+                <w:vertAlign w:val="baseline"/>
+                <w:lang w:val="en-US" w:eastAsia="zh-CN"/>
+              </w:rPr>
+            </w:pPr>
           </w:p>
         </w:tc>
         <w:tc>
           <w:tcPr>
             <w:tcW w:w="2131" w:type="dxa"/>
-            <w:vAlign w:val="top"/>
-          </w:tcPr>
-          <w:p>
-            <w:pPr>
-              <w:jc w:val="center"/>
-              <w:rPr>
-                <w:rFonts w:hint="eastAsia"/>
-                <w:vertAlign w:val="baseline"/>
-                <w:lang w:val="en-US" w:eastAsia="zh-CN"/>
-              </w:rPr>
-            </w:pPr>
-            <w:r>
-              <w:rPr>
-                <w:rFonts w:hint="eastAsia"/>
-                <w:vertAlign w:val="baseline"/>
-                <w:lang w:val="en-US" w:eastAsia="zh-CN"/>
-              </w:rPr>
-              <w:t>辛</w:t>
-            </w:r>
+          </w:tcPr>
+          <w:p>
+            <w:pPr>
+              <w:jc w:val="center"/>
+              <w:rPr>
+                <w:rFonts w:hint="eastAsia"/>
+                <w:vertAlign w:val="baseline"/>
+                <w:lang w:val="en-US" w:eastAsia="zh-CN"/>
+              </w:rPr>
+            </w:pPr>
           </w:p>
         </w:tc>
       </w:tr>
@@ -8709,25 +8774,16 @@
         <w:tc>
           <w:tcPr>
             <w:tcW w:w="2130" w:type="dxa"/>
-            <w:vAlign w:val="top"/>
-          </w:tcPr>
-          <w:p>
-            <w:pPr>
-              <w:jc w:val="center"/>
-              <w:rPr>
-                <w:rFonts w:hint="eastAsia"/>
-                <w:vertAlign w:val="baseline"/>
-                <w:lang w:val="en-US" w:eastAsia="zh-CN"/>
-              </w:rPr>
-            </w:pPr>
-            <w:r>
-              <w:rPr>
-                <w:rFonts w:hint="eastAsia"/>
-                <w:vertAlign w:val="baseline"/>
-                <w:lang w:val="en-US" w:eastAsia="zh-CN"/>
-              </w:rPr>
-              <w:t>己</w:t>
-            </w:r>
+          </w:tcPr>
+          <w:p>
+            <w:pPr>
+              <w:jc w:val="center"/>
+              <w:rPr>
+                <w:rFonts w:hint="eastAsia"/>
+                <w:vertAlign w:val="baseline"/>
+                <w:lang w:val="en-US" w:eastAsia="zh-CN"/>
+              </w:rPr>
+            </w:pPr>
           </w:p>
         </w:tc>
         <w:tc>
@@ -8735,7 +8791,6 @@
             <w:tcW w:w="4261" w:type="dxa"/>
             <w:gridSpan w:val="2"/>
             <w:vMerge w:val="continue"/>
-            <w:vAlign w:val="top"/>
           </w:tcPr>
           <w:p>
             <w:pPr>
@@ -8751,25 +8806,16 @@
         <w:tc>
           <w:tcPr>
             <w:tcW w:w="2131" w:type="dxa"/>
-            <w:vAlign w:val="top"/>
-          </w:tcPr>
-          <w:p>
-            <w:pPr>
-              <w:jc w:val="center"/>
-              <w:rPr>
-                <w:rFonts w:hint="eastAsia"/>
-                <w:vertAlign w:val="baseline"/>
-                <w:lang w:val="en-US" w:eastAsia="zh-CN"/>
-              </w:rPr>
-            </w:pPr>
-            <w:r>
-              <w:rPr>
-                <w:rFonts w:hint="eastAsia"/>
-                <w:vertAlign w:val="baseline"/>
-                <w:lang w:val="en-US" w:eastAsia="zh-CN"/>
-              </w:rPr>
-              <w:t>庚</w:t>
-            </w:r>
+          </w:tcPr>
+          <w:p>
+            <w:pPr>
+              <w:jc w:val="center"/>
+              <w:rPr>
+                <w:rFonts w:hint="eastAsia"/>
+                <w:vertAlign w:val="baseline"/>
+                <w:lang w:val="en-US" w:eastAsia="zh-CN"/>
+              </w:rPr>
+            </w:pPr>
           </w:p>
         </w:tc>
       </w:tr>
@@ -8787,389 +8833,6 @@
             <w:top w:w="0" w:type="dxa"/>
             <w:left w:w="108" w:type="dxa"/>
             <w:bottom w:w="0" w:type="dxa"/>
-            <w:right w:w="108" w:type="dxa"/>
-          </w:tblCellMar>
-        </w:tblPrEx>
-        <w:tc>
-          <w:tcPr>
-            <w:tcW w:w="2130" w:type="dxa"/>
-            <w:vAlign w:val="top"/>
-          </w:tcPr>
-          <w:p>
-            <w:pPr>
-              <w:jc w:val="center"/>
-              <w:rPr>
-                <w:rFonts w:hint="eastAsia"/>
-                <w:vertAlign w:val="baseline"/>
-                <w:lang w:val="en-US" w:eastAsia="zh-CN"/>
-              </w:rPr>
-            </w:pPr>
-            <w:r>
-              <w:rPr>
-                <w:rFonts w:hint="eastAsia"/>
-                <w:vertAlign w:val="baseline"/>
-                <w:lang w:val="en-US" w:eastAsia="zh-CN"/>
-              </w:rPr>
-              <w:t>癸</w:t>
-            </w:r>
-          </w:p>
-        </w:tc>
-        <w:tc>
-          <w:tcPr>
-            <w:tcW w:w="2130" w:type="dxa"/>
-            <w:vAlign w:val="top"/>
-          </w:tcPr>
-          <w:p>
-            <w:pPr>
-              <w:jc w:val="center"/>
-              <w:rPr>
-                <w:rFonts w:hint="eastAsia"/>
-                <w:vertAlign w:val="baseline"/>
-                <w:lang w:val="en-US" w:eastAsia="zh-CN"/>
-              </w:rPr>
-            </w:pPr>
-            <w:r>
-              <w:rPr>
-                <w:rFonts w:hint="eastAsia"/>
-                <w:vertAlign w:val="baseline"/>
-                <w:lang w:val="en-US" w:eastAsia="zh-CN"/>
-              </w:rPr>
-              <w:t>壬</w:t>
-            </w:r>
-          </w:p>
-        </w:tc>
-        <w:tc>
-          <w:tcPr>
-            <w:tcW w:w="2131" w:type="dxa"/>
-            <w:vAlign w:val="top"/>
-          </w:tcPr>
-          <w:p>
-            <w:pPr>
-              <w:jc w:val="center"/>
-              <w:rPr>
-                <w:rFonts w:hint="eastAsia"/>
-                <w:vertAlign w:val="baseline"/>
-                <w:lang w:val="en-US" w:eastAsia="zh-CN"/>
-              </w:rPr>
-            </w:pPr>
-            <w:r>
-              <w:rPr>
-                <w:rFonts w:hint="eastAsia"/>
-                <w:vertAlign w:val="baseline"/>
-                <w:lang w:val="en-US" w:eastAsia="zh-CN"/>
-              </w:rPr>
-              <w:t>丙</w:t>
-            </w:r>
-          </w:p>
-        </w:tc>
-        <w:tc>
-          <w:tcPr>
-            <w:tcW w:w="2131" w:type="dxa"/>
-            <w:vAlign w:val="top"/>
-          </w:tcPr>
-          <w:p>
-            <w:pPr>
-              <w:jc w:val="center"/>
-              <w:rPr>
-                <w:rFonts w:hint="eastAsia"/>
-                <w:vertAlign w:val="baseline"/>
-                <w:lang w:val="en-US" w:eastAsia="zh-CN"/>
-              </w:rPr>
-            </w:pPr>
-            <w:r>
-              <w:rPr>
-                <w:rFonts w:hint="eastAsia"/>
-                <w:vertAlign w:val="baseline"/>
-                <w:lang w:val="en-US" w:eastAsia="zh-CN"/>
-              </w:rPr>
-              <w:t>己</w:t>
-            </w:r>
-          </w:p>
-        </w:tc>
-      </w:tr>
-    </w:tbl>
-    <w:p>
-      <w:pPr>
-        <w:jc w:val="both"/>
-        <w:rPr>
-          <w:rFonts w:hint="eastAsia"/>
-          <w:lang w:val="en-US" w:eastAsia="zh-CN"/>
-        </w:rPr>
-      </w:pPr>
-    </w:p>
-    <w:p>
-      <w:pPr>
-        <w:jc w:val="both"/>
-        <w:rPr>
-          <w:rFonts w:hint="eastAsia"/>
-          <w:lang w:val="en-US" w:eastAsia="zh-CN"/>
-        </w:rPr>
-      </w:pPr>
-      <w:r>
-        <w:rPr>
-          <w:rFonts w:hint="eastAsia"/>
-          <w:lang w:val="en-US" w:eastAsia="zh-CN"/>
-        </w:rPr>
-        <w:t>①看**时**：癸未-对应**六十花甲子**中的**甲戊**，</w:t>
-      </w:r>
-    </w:p>
-    <w:p>
-      <w:pPr>
-        <w:jc w:val="both"/>
-        <w:rPr>
-          <w:rFonts w:hint="default"/>
-          <w:lang w:val="en-US" w:eastAsia="zh-CN"/>
-        </w:rPr>
-      </w:pPr>
-      <w:r>
-        <w:rPr>
-          <w:rFonts w:hint="eastAsia"/>
-          <w:lang w:val="en-US" w:eastAsia="zh-CN"/>
-        </w:rPr>
-        <w:t>也就是说：把【第一个】**己**原始宫位的**门**放在【第一个】**癸**的宫位，也就是【冲门】放在【**癸**】的宫位</w:t>
-      </w:r>
-    </w:p>
-    <w:tbl>
-      <w:tblPr>
-        <w:tblStyle w:val="6"/>
-        <w:tblW w:w="0" w:type="auto"/>
-        <w:tblInd w:w="0" w:type="dxa"/>
-        <w:tblBorders>
-          <w:top w:val="single" w:color="auto" w:sz="4" w:space="0"/>
-          <w:left w:val="single" w:color="auto" w:sz="4" w:space="0"/>
-          <w:bottom w:val="single" w:color="auto" w:sz="4" w:space="0"/>
-          <w:right w:val="single" w:color="auto" w:sz="4" w:space="0"/>
-          <w:insideH w:val="single" w:color="auto" w:sz="4" w:space="0"/>
-          <w:insideV w:val="single" w:color="auto" w:sz="4" w:space="0"/>
-        </w:tblBorders>
-        <w:tblLayout w:type="autofit"/>
-        <w:tblCellMar>
-          <w:left w:w="108" w:type="dxa"/>
-          <w:right w:w="108" w:type="dxa"/>
-        </w:tblCellMar>
-      </w:tblPr>
-      <w:tblGrid>
-        <w:gridCol w:w="2130"/>
-        <w:gridCol w:w="2130"/>
-        <w:gridCol w:w="2131"/>
-        <w:gridCol w:w="2131"/>
-      </w:tblGrid>
-      <w:tr>
-        <w:tblPrEx>
-          <w:tblBorders>
-            <w:top w:val="single" w:color="auto" w:sz="4" w:space="0"/>
-            <w:left w:val="single" w:color="auto" w:sz="4" w:space="0"/>
-            <w:bottom w:val="single" w:color="auto" w:sz="4" w:space="0"/>
-            <w:right w:val="single" w:color="auto" w:sz="4" w:space="0"/>
-            <w:insideH w:val="single" w:color="auto" w:sz="4" w:space="0"/>
-            <w:insideV w:val="single" w:color="auto" w:sz="4" w:space="0"/>
-          </w:tblBorders>
-          <w:tblCellMar>
-            <w:left w:w="108" w:type="dxa"/>
-            <w:right w:w="108" w:type="dxa"/>
-          </w:tblCellMar>
-        </w:tblPrEx>
-        <w:tc>
-          <w:tcPr>
-            <w:tcW w:w="2130" w:type="dxa"/>
-          </w:tcPr>
-          <w:p>
-            <w:pPr>
-              <w:jc w:val="center"/>
-              <w:rPr>
-                <w:rFonts w:hint="eastAsia"/>
-                <w:vertAlign w:val="baseline"/>
-                <w:lang w:val="en-US" w:eastAsia="zh-CN"/>
-              </w:rPr>
-            </w:pPr>
-          </w:p>
-        </w:tc>
-        <w:tc>
-          <w:tcPr>
-            <w:tcW w:w="2130" w:type="dxa"/>
-          </w:tcPr>
-          <w:p>
-            <w:pPr>
-              <w:jc w:val="center"/>
-              <w:rPr>
-                <w:rFonts w:hint="eastAsia"/>
-                <w:vertAlign w:val="baseline"/>
-                <w:lang w:val="en-US" w:eastAsia="zh-CN"/>
-              </w:rPr>
-            </w:pPr>
-          </w:p>
-        </w:tc>
-        <w:tc>
-          <w:tcPr>
-            <w:tcW w:w="2131" w:type="dxa"/>
-          </w:tcPr>
-          <w:p>
-            <w:pPr>
-              <w:jc w:val="center"/>
-              <w:rPr>
-                <w:rFonts w:hint="eastAsia"/>
-                <w:vertAlign w:val="baseline"/>
-                <w:lang w:val="en-US" w:eastAsia="zh-CN"/>
-              </w:rPr>
-            </w:pPr>
-          </w:p>
-        </w:tc>
-        <w:tc>
-          <w:tcPr>
-            <w:tcW w:w="2131" w:type="dxa"/>
-          </w:tcPr>
-          <w:p>
-            <w:pPr>
-              <w:jc w:val="center"/>
-              <w:rPr>
-                <w:rFonts w:hint="eastAsia"/>
-                <w:vertAlign w:val="baseline"/>
-                <w:lang w:val="en-US" w:eastAsia="zh-CN"/>
-              </w:rPr>
-            </w:pPr>
-          </w:p>
-        </w:tc>
-      </w:tr>
-      <w:tr>
-        <w:tblPrEx>
-          <w:tblBorders>
-            <w:top w:val="single" w:color="auto" w:sz="4" w:space="0"/>
-            <w:left w:val="single" w:color="auto" w:sz="4" w:space="0"/>
-            <w:bottom w:val="single" w:color="auto" w:sz="4" w:space="0"/>
-            <w:right w:val="single" w:color="auto" w:sz="4" w:space="0"/>
-            <w:insideH w:val="single" w:color="auto" w:sz="4" w:space="0"/>
-            <w:insideV w:val="single" w:color="auto" w:sz="4" w:space="0"/>
-          </w:tblBorders>
-          <w:tblCellMar>
-            <w:left w:w="108" w:type="dxa"/>
-            <w:right w:w="108" w:type="dxa"/>
-          </w:tblCellMar>
-        </w:tblPrEx>
-        <w:tc>
-          <w:tcPr>
-            <w:tcW w:w="2130" w:type="dxa"/>
-          </w:tcPr>
-          <w:p>
-            <w:pPr>
-              <w:jc w:val="center"/>
-              <w:rPr>
-                <w:rFonts w:hint="eastAsia"/>
-                <w:vertAlign w:val="baseline"/>
-                <w:lang w:val="en-US" w:eastAsia="zh-CN"/>
-              </w:rPr>
-            </w:pPr>
-          </w:p>
-        </w:tc>
-        <w:tc>
-          <w:tcPr>
-            <w:tcW w:w="4261" w:type="dxa"/>
-            <w:gridSpan w:val="2"/>
-            <w:vMerge w:val="restart"/>
-            <w:tcBorders/>
-          </w:tcPr>
-          <w:p>
-            <w:pPr>
-              <w:jc w:val="center"/>
-              <w:rPr>
-                <w:rFonts w:hint="eastAsia"/>
-                <w:vertAlign w:val="baseline"/>
-                <w:lang w:val="en-US" w:eastAsia="zh-CN"/>
-              </w:rPr>
-            </w:pPr>
-          </w:p>
-        </w:tc>
-        <w:tc>
-          <w:tcPr>
-            <w:tcW w:w="2131" w:type="dxa"/>
-          </w:tcPr>
-          <w:p>
-            <w:pPr>
-              <w:jc w:val="center"/>
-              <w:rPr>
-                <w:rFonts w:hint="eastAsia"/>
-                <w:vertAlign w:val="baseline"/>
-                <w:lang w:val="en-US" w:eastAsia="zh-CN"/>
-              </w:rPr>
-            </w:pPr>
-          </w:p>
-        </w:tc>
-      </w:tr>
-      <w:tr>
-        <w:tblPrEx>
-          <w:tblBorders>
-            <w:top w:val="single" w:color="auto" w:sz="4" w:space="0"/>
-            <w:left w:val="single" w:color="auto" w:sz="4" w:space="0"/>
-            <w:bottom w:val="single" w:color="auto" w:sz="4" w:space="0"/>
-            <w:right w:val="single" w:color="auto" w:sz="4" w:space="0"/>
-            <w:insideH w:val="single" w:color="auto" w:sz="4" w:space="0"/>
-            <w:insideV w:val="single" w:color="auto" w:sz="4" w:space="0"/>
-          </w:tblBorders>
-          <w:tblCellMar>
-            <w:left w:w="108" w:type="dxa"/>
-            <w:right w:w="108" w:type="dxa"/>
-          </w:tblCellMar>
-        </w:tblPrEx>
-        <w:tc>
-          <w:tcPr>
-            <w:tcW w:w="2130" w:type="dxa"/>
-          </w:tcPr>
-          <w:p>
-            <w:pPr>
-              <w:jc w:val="center"/>
-              <w:rPr>
-                <w:rFonts w:hint="eastAsia"/>
-                <w:vertAlign w:val="baseline"/>
-                <w:lang w:val="en-US" w:eastAsia="zh-CN"/>
-              </w:rPr>
-            </w:pPr>
-          </w:p>
-        </w:tc>
-        <w:tc>
-          <w:tcPr>
-            <w:tcW w:w="4261" w:type="dxa"/>
-            <w:gridSpan w:val="2"/>
-            <w:vMerge w:val="continue"/>
-            <w:tcBorders/>
-          </w:tcPr>
-          <w:p>
-            <w:pPr>
-              <w:jc w:val="center"/>
-              <w:rPr>
-                <w:rFonts w:hint="eastAsia"/>
-                <w:vertAlign w:val="baseline"/>
-                <w:lang w:val="en-US" w:eastAsia="zh-CN"/>
-              </w:rPr>
-            </w:pPr>
-          </w:p>
-        </w:tc>
-        <w:tc>
-          <w:tcPr>
-            <w:tcW w:w="2131" w:type="dxa"/>
-          </w:tcPr>
-          <w:p>
-            <w:pPr>
-              <w:jc w:val="center"/>
-              <w:rPr>
-                <w:rFonts w:hint="eastAsia"/>
-                <w:vertAlign w:val="baseline"/>
-                <w:lang w:val="en-US" w:eastAsia="zh-CN"/>
-              </w:rPr>
-            </w:pPr>
-          </w:p>
-        </w:tc>
-      </w:tr>
-      <w:tr>
-        <w:tblPrEx>
-          <w:tblBorders>
-            <w:top w:val="single" w:color="auto" w:sz="4" w:space="0"/>
-            <w:left w:val="single" w:color="auto" w:sz="4" w:space="0"/>
-            <w:bottom w:val="single" w:color="auto" w:sz="4" w:space="0"/>
-            <w:right w:val="single" w:color="auto" w:sz="4" w:space="0"/>
-            <w:insideH w:val="single" w:color="auto" w:sz="4" w:space="0"/>
-            <w:insideV w:val="single" w:color="auto" w:sz="4" w:space="0"/>
-          </w:tblBorders>
-          <w:tblCellMar>
-            <w:left w:w="108" w:type="dxa"/>
             <w:right w:w="108" w:type="dxa"/>
           </w:tblCellMar>
         </w:tblPrEx>
@@ -10188,14 +9851,35 @@
     </w:p>
     <w:p>
       <w:pPr>
-        <w:jc w:val="both"/>
+        <w:pStyle w:val="2"/>
+        <w:bidi w:val="0"/>
+        <w:rPr>
+          <w:rFonts w:hint="eastAsia"/>
+          <w:lang w:val="en-US" w:eastAsia="zh-CN"/>
+        </w:rPr>
+      </w:pPr>
+      <w:r>
+        <w:rPr>
+          <w:rFonts w:hint="eastAsia"/>
+          <w:lang w:val="en-US" w:eastAsia="zh-CN"/>
+        </w:rPr>
+        <w:t>排盘：星盘-**还宫法**</w:t>
+      </w:r>
+    </w:p>
+    <w:p>
+      <w:pPr>
         <w:rPr>
           <w:rFonts w:hint="default"/>
           <w:lang w:val="en-US" w:eastAsia="zh-CN"/>
         </w:rPr>
       </w:pPr>
-      <w:bookmarkStart w:id="0" w:name="_GoBack"/>
-      <w:bookmarkEnd w:id="0"/>
+      <w:r>
+        <w:rPr>
+          <w:rFonts w:hint="eastAsia"/>
+          <w:lang w:val="en-US" w:eastAsia="zh-CN"/>
+        </w:rPr>
+        <w:t>星【默认顺序】：贪狼→天梁→巨门→禄存→文曲→天相→廉贞→天同→武曲→破军→左辅→天机→右弼</w:t>
+      </w:r>
     </w:p>
     <w:sectPr>
       <w:pgSz w:w="11906" w:h="16838"/>
@@ -10283,7 +9967,7 @@
     <w:lsdException w:qFormat="1" w:unhideWhenUsed="0" w:uiPriority="0" w:semiHidden="0" w:name="Title"/>
     <w:lsdException w:unhideWhenUsed="0" w:uiPriority="0" w:semiHidden="0" w:name="Closing"/>
     <w:lsdException w:unhideWhenUsed="0" w:uiPriority="0" w:semiHidden="0" w:name="Signature"/>
-    <w:lsdException w:unhideWhenUsed="0" w:uiPriority="0" w:name="Default Paragraph Font"/>
+    <w:lsdException w:qFormat="1" w:unhideWhenUsed="0" w:uiPriority="0" w:name="Default Paragraph Font"/>
     <w:lsdException w:unhideWhenUsed="0" w:uiPriority="0" w:semiHidden="0" w:name="Body Text"/>
     <w:lsdException w:unhideWhenUsed="0" w:uiPriority="0" w:semiHidden="0" w:name="Body Text Indent"/>
     <w:lsdException w:unhideWhenUsed="0" w:uiPriority="0" w:semiHidden="0" w:name="List Continue"/>
@@ -10366,7 +10050,7 @@
     <w:lsdException w:unhideWhenUsed="0" w:uiPriority="0" w:semiHidden="0" w:name="Table Web 2"/>
     <w:lsdException w:unhideWhenUsed="0" w:uiPriority="0" w:semiHidden="0" w:name="Table Web 3"/>
     <w:lsdException w:unhideWhenUsed="0" w:uiPriority="0" w:semiHidden="0" w:name="Balloon Text"/>
-    <w:lsdException w:unhideWhenUsed="0" w:uiPriority="0" w:semiHidden="0" w:name="Table Grid"/>
+    <w:lsdException w:qFormat="1" w:unhideWhenUsed="0" w:uiPriority="0" w:semiHidden="0" w:name="Table Grid"/>
     <w:lsdException w:unhideWhenUsed="0" w:uiPriority="0" w:semiHidden="0" w:name="Table Theme"/>
     <w:lsdException w:unhideWhenUsed="0" w:uiPriority="60" w:semiHidden="0" w:name="Light Shading"/>
     <w:lsdException w:unhideWhenUsed="0" w:uiPriority="61" w:semiHidden="0" w:name="Light List"/>
@@ -10547,6 +10231,7 @@
   <w:style w:type="character" w:default="1" w:styleId="7">
     <w:name w:val="Default Paragraph Font"/>
     <w:semiHidden/>
+    <w:qFormat/>
     <w:uiPriority w:val="0"/>
   </w:style>
   <w:style w:type="table" w:default="1" w:styleId="5">
@@ -10565,6 +10250,7 @@
   <w:style w:type="table" w:styleId="6">
     <w:name w:val="Table Grid"/>
     <w:basedOn w:val="5"/>
+    <w:qFormat/>
     <w:uiPriority w:val="0"/>
     <w:pPr>
       <w:widowControl w:val="0"/>
@@ -10584,6 +10270,7 @@
   <w:style w:type="character" w:customStyle="1" w:styleId="8">
     <w:name w:val="标题 2 Char"/>
     <w:link w:val="3"/>
+    <w:qFormat/>
     <w:uiPriority w:val="0"/>
     <w:rPr>
       <w:rFonts w:ascii="Arial" w:hAnsi="Arial" w:eastAsia="黑体"/>
@@ -10594,6 +10281,7 @@
   <w:style w:type="character" w:customStyle="1" w:styleId="9">
     <w:name w:val="标题 4 Char"/>
     <w:link w:val="4"/>
+    <w:qFormat/>
     <w:uiPriority w:val="0"/>
     <w:rPr>
       <w:rFonts w:ascii="Arial" w:hAnsi="Arial" w:eastAsia="黑体"/>
@@ -10604,6 +10292,7 @@
   <w:style w:type="character" w:customStyle="1" w:styleId="10">
     <w:name w:val="标题 1 Char"/>
     <w:link w:val="2"/>
+    <w:qFormat/>
     <w:uiPriority w:val="0"/>
     <w:rPr>
       <w:b/>

--- a/前言.docx
+++ b/前言.docx
@@ -445,7 +445,7 @@
           <w:rFonts w:hint="eastAsia"/>
           <w:lang w:val="en-US" w:eastAsia="zh-CN"/>
         </w:rPr>
-        <w:t>（一）、神【默认顺序】：贵神→腾蛇→朱雀→六合→勾陈→青龙→玄灵→九天→白虎→九地（也称为**太常**）→玄武→太阴→天后</w:t>
+        <w:t>（一）、神【默认顺序】：默认顺序：玄武→白虎→太常→六合→勾陈→腾蛇→玄灵→天后→九天→太阴→贵神→青龙→朱雀</w:t>
       </w:r>
       <w:r>
         <w:rPr>
@@ -1445,8 +1445,6 @@
                 <w:lang w:val="en-US" w:eastAsia="zh-CN"/>
               </w:rPr>
             </w:pPr>
-            <w:bookmarkStart w:id="0" w:name="_GoBack"/>
-            <w:bookmarkEnd w:id="0"/>
           </w:p>
         </w:tc>
         <w:tc>
@@ -3287,6 +3285,12 @@
             <w:insideH w:val="single" w:color="auto" w:sz="4" w:space="0"/>
             <w:insideV w:val="single" w:color="auto" w:sz="4" w:space="0"/>
           </w:tblBorders>
+          <w:tblCellMar>
+            <w:top w:w="0" w:type="dxa"/>
+            <w:left w:w="108" w:type="dxa"/>
+            <w:bottom w:w="0" w:type="dxa"/>
+            <w:right w:w="108" w:type="dxa"/>
+          </w:tblCellMar>
         </w:tblPrEx>
         <w:tc>
           <w:tcPr>
@@ -4111,7 +4115,6 @@
             <w:insideH w:val="none" w:color="auto" w:sz="0" w:space="0"/>
             <w:insideV w:val="none" w:color="auto" w:sz="0" w:space="0"/>
           </w:tblBorders>
-          <w:shd w:val="clear" w:color="auto" w:fill="auto"/>
           <w:tblCellMar>
             <w:top w:w="0" w:type="dxa"/>
             <w:left w:w="108" w:type="dxa"/>
@@ -4491,6 +4494,399 @@
                 <w:lang w:val="en-US" w:eastAsia="zh-CN" w:bidi="ar"/>
               </w:rPr>
               <w:t>甲寅</w:t>
+            </w:r>
+          </w:p>
+        </w:tc>
+      </w:tr>
+      <w:tr>
+        <w:tblPrEx>
+          <w:tblBorders>
+            <w:top w:val="none" w:color="auto" w:sz="0" w:space="0"/>
+            <w:left w:val="none" w:color="auto" w:sz="0" w:space="0"/>
+            <w:bottom w:val="none" w:color="auto" w:sz="0" w:space="0"/>
+            <w:right w:val="none" w:color="auto" w:sz="0" w:space="0"/>
+            <w:insideH w:val="none" w:color="auto" w:sz="0" w:space="0"/>
+            <w:insideV w:val="none" w:color="auto" w:sz="0" w:space="0"/>
+          </w:tblBorders>
+          <w:tblCellMar>
+            <w:top w:w="0" w:type="dxa"/>
+            <w:left w:w="108" w:type="dxa"/>
+            <w:bottom w:w="0" w:type="dxa"/>
+            <w:right w:w="108" w:type="dxa"/>
+          </w:tblCellMar>
+        </w:tblPrEx>
+        <w:trPr>
+          <w:trHeight w:val="0" w:hRule="atLeast"/>
+          <w:jc w:val="center"/>
+        </w:trPr>
+        <w:tc>
+          <w:tcPr>
+            <w:tcW w:w="945" w:type="dxa"/>
+            <w:tcBorders>
+              <w:top w:val="nil"/>
+              <w:left w:val="nil"/>
+              <w:bottom w:val="nil"/>
+              <w:right w:val="nil"/>
+            </w:tcBorders>
+            <w:shd w:val="clear" w:color="auto" w:fill="FFFFFF"/>
+            <w:noWrap w:val="0"/>
+            <w:tcMar>
+              <w:top w:w="-1" w:type="dxa"/>
+              <w:left w:w="-1" w:type="dxa"/>
+              <w:bottom w:w="-1" w:type="dxa"/>
+              <w:right w:w="-1" w:type="dxa"/>
+            </w:tcMar>
+            <w:vAlign w:val="center"/>
+          </w:tcPr>
+          <w:p>
+            <w:pPr>
+              <w:keepNext w:val="0"/>
+              <w:keepLines w:val="0"/>
+              <w:widowControl/>
+              <w:suppressLineNumbers w:val="0"/>
+              <w:jc w:val="left"/>
+              <w:textAlignment w:val="center"/>
+              <w:rPr>
+                <w:rFonts w:hint="default" w:ascii="Segoe UI" w:hAnsi="Segoe UI" w:eastAsia="Segoe UI" w:cs="Segoe UI"/>
+                <w:i w:val="0"/>
+                <w:iCs w:val="0"/>
+                <w:color w:val="0F1115"/>
+                <w:sz w:val="22"/>
+                <w:szCs w:val="22"/>
+                <w:u w:val="none"/>
+              </w:rPr>
+            </w:pPr>
+            <w:r>
+              <w:rPr>
+                <w:rFonts w:hint="default" w:ascii="Segoe UI" w:hAnsi="Segoe UI" w:eastAsia="Segoe UI" w:cs="Segoe UI"/>
+                <w:i w:val="0"/>
+                <w:iCs w:val="0"/>
+                <w:color w:val="0F1115"/>
+                <w:kern w:val="0"/>
+                <w:sz w:val="22"/>
+                <w:szCs w:val="22"/>
+                <w:u w:val="none"/>
+                <w:lang w:val="en-US" w:eastAsia="zh-CN" w:bidi="ar"/>
+              </w:rPr>
+              <w:t>乙</w:t>
+            </w:r>
+          </w:p>
+        </w:tc>
+        <w:tc>
+          <w:tcPr>
+            <w:tcW w:w="1262" w:type="dxa"/>
+            <w:tcBorders>
+              <w:top w:val="nil"/>
+              <w:left w:val="nil"/>
+              <w:bottom w:val="nil"/>
+              <w:right w:val="nil"/>
+            </w:tcBorders>
+            <w:shd w:val="clear" w:color="auto" w:fill="FFFFFF"/>
+            <w:noWrap w:val="0"/>
+            <w:tcMar>
+              <w:top w:w="-1" w:type="dxa"/>
+              <w:left w:w="-1" w:type="dxa"/>
+              <w:bottom w:w="-1" w:type="dxa"/>
+              <w:right w:w="-1" w:type="dxa"/>
+            </w:tcMar>
+            <w:vAlign w:val="center"/>
+          </w:tcPr>
+          <w:p>
+            <w:pPr>
+              <w:keepNext w:val="0"/>
+              <w:keepLines w:val="0"/>
+              <w:widowControl/>
+              <w:suppressLineNumbers w:val="0"/>
+              <w:jc w:val="left"/>
+              <w:textAlignment w:val="center"/>
+              <w:rPr>
+                <w:rFonts w:hint="default" w:ascii="Segoe UI" w:hAnsi="Segoe UI" w:eastAsia="Segoe UI" w:cs="Segoe UI"/>
+                <w:i w:val="0"/>
+                <w:iCs w:val="0"/>
+                <w:color w:val="0F1115"/>
+                <w:sz w:val="22"/>
+                <w:szCs w:val="22"/>
+                <w:u w:val="none"/>
+              </w:rPr>
+            </w:pPr>
+            <w:r>
+              <w:rPr>
+                <w:rFonts w:hint="default" w:ascii="Segoe UI" w:hAnsi="Segoe UI" w:eastAsia="Segoe UI" w:cs="Segoe UI"/>
+                <w:i w:val="0"/>
+                <w:iCs w:val="0"/>
+                <w:color w:val="0F1115"/>
+                <w:kern w:val="0"/>
+                <w:sz w:val="22"/>
+                <w:szCs w:val="22"/>
+                <w:u w:val="none"/>
+                <w:lang w:val="en-US" w:eastAsia="zh-CN" w:bidi="ar"/>
+              </w:rPr>
+              <w:t>乙丑</w:t>
+            </w:r>
+          </w:p>
+        </w:tc>
+        <w:tc>
+          <w:tcPr>
+            <w:tcW w:w="1262" w:type="dxa"/>
+            <w:tcBorders>
+              <w:top w:val="nil"/>
+              <w:left w:val="nil"/>
+              <w:bottom w:val="nil"/>
+              <w:right w:val="nil"/>
+            </w:tcBorders>
+            <w:shd w:val="clear" w:color="auto" w:fill="FFFFFF"/>
+            <w:noWrap w:val="0"/>
+            <w:tcMar>
+              <w:top w:w="-1" w:type="dxa"/>
+              <w:left w:w="-1" w:type="dxa"/>
+              <w:bottom w:w="-1" w:type="dxa"/>
+              <w:right w:w="-1" w:type="dxa"/>
+            </w:tcMar>
+            <w:vAlign w:val="center"/>
+          </w:tcPr>
+          <w:p>
+            <w:pPr>
+              <w:keepNext w:val="0"/>
+              <w:keepLines w:val="0"/>
+              <w:widowControl/>
+              <w:suppressLineNumbers w:val="0"/>
+              <w:jc w:val="left"/>
+              <w:textAlignment w:val="center"/>
+              <w:rPr>
+                <w:rFonts w:hint="default" w:ascii="Segoe UI" w:hAnsi="Segoe UI" w:eastAsia="Segoe UI" w:cs="Segoe UI"/>
+                <w:i w:val="0"/>
+                <w:iCs w:val="0"/>
+                <w:color w:val="0F1115"/>
+                <w:sz w:val="22"/>
+                <w:szCs w:val="22"/>
+                <w:u w:val="none"/>
+              </w:rPr>
+            </w:pPr>
+            <w:r>
+              <w:rPr>
+                <w:rFonts w:hint="default" w:ascii="Segoe UI" w:hAnsi="Segoe UI" w:eastAsia="Segoe UI" w:cs="Segoe UI"/>
+                <w:i w:val="0"/>
+                <w:iCs w:val="0"/>
+                <w:color w:val="0F1115"/>
+                <w:kern w:val="0"/>
+                <w:sz w:val="22"/>
+                <w:szCs w:val="22"/>
+                <w:u w:val="none"/>
+                <w:lang w:val="en-US" w:eastAsia="zh-CN" w:bidi="ar"/>
+              </w:rPr>
+              <w:t>乙亥</w:t>
+            </w:r>
+          </w:p>
+        </w:tc>
+        <w:tc>
+          <w:tcPr>
+            <w:tcW w:w="1262" w:type="dxa"/>
+            <w:tcBorders>
+              <w:top w:val="nil"/>
+              <w:left w:val="nil"/>
+              <w:bottom w:val="nil"/>
+              <w:right w:val="nil"/>
+            </w:tcBorders>
+            <w:shd w:val="clear" w:color="auto" w:fill="FFFFFF"/>
+            <w:noWrap w:val="0"/>
+            <w:tcMar>
+              <w:top w:w="-1" w:type="dxa"/>
+              <w:left w:w="-1" w:type="dxa"/>
+              <w:bottom w:w="-1" w:type="dxa"/>
+              <w:right w:w="-1" w:type="dxa"/>
+            </w:tcMar>
+            <w:vAlign w:val="center"/>
+          </w:tcPr>
+          <w:p>
+            <w:pPr>
+              <w:keepNext w:val="0"/>
+              <w:keepLines w:val="0"/>
+              <w:widowControl/>
+              <w:suppressLineNumbers w:val="0"/>
+              <w:jc w:val="left"/>
+              <w:textAlignment w:val="center"/>
+              <w:rPr>
+                <w:rFonts w:hint="default" w:ascii="Segoe UI" w:hAnsi="Segoe UI" w:eastAsia="Segoe UI" w:cs="Segoe UI"/>
+                <w:i w:val="0"/>
+                <w:iCs w:val="0"/>
+                <w:color w:val="0F1115"/>
+                <w:sz w:val="22"/>
+                <w:szCs w:val="22"/>
+                <w:u w:val="none"/>
+              </w:rPr>
+            </w:pPr>
+            <w:r>
+              <w:rPr>
+                <w:rFonts w:hint="default" w:ascii="Segoe UI" w:hAnsi="Segoe UI" w:eastAsia="Segoe UI" w:cs="Segoe UI"/>
+                <w:i w:val="0"/>
+                <w:iCs w:val="0"/>
+                <w:color w:val="0F1115"/>
+                <w:kern w:val="0"/>
+                <w:sz w:val="22"/>
+                <w:szCs w:val="22"/>
+                <w:u w:val="none"/>
+                <w:lang w:val="en-US" w:eastAsia="zh-CN" w:bidi="ar"/>
+              </w:rPr>
+              <w:t>乙酉</w:t>
+            </w:r>
+          </w:p>
+        </w:tc>
+        <w:tc>
+          <w:tcPr>
+            <w:tcW w:w="1262" w:type="dxa"/>
+            <w:tcBorders>
+              <w:top w:val="nil"/>
+              <w:left w:val="nil"/>
+              <w:bottom w:val="nil"/>
+              <w:right w:val="nil"/>
+            </w:tcBorders>
+            <w:shd w:val="clear" w:color="auto" w:fill="FFFFFF"/>
+            <w:noWrap w:val="0"/>
+            <w:tcMar>
+              <w:top w:w="-1" w:type="dxa"/>
+              <w:left w:w="-1" w:type="dxa"/>
+              <w:bottom w:w="-1" w:type="dxa"/>
+              <w:right w:w="-1" w:type="dxa"/>
+            </w:tcMar>
+            <w:vAlign w:val="center"/>
+          </w:tcPr>
+          <w:p>
+            <w:pPr>
+              <w:keepNext w:val="0"/>
+              <w:keepLines w:val="0"/>
+              <w:widowControl/>
+              <w:suppressLineNumbers w:val="0"/>
+              <w:jc w:val="left"/>
+              <w:textAlignment w:val="center"/>
+              <w:rPr>
+                <w:rFonts w:hint="default" w:ascii="Segoe UI" w:hAnsi="Segoe UI" w:eastAsia="Segoe UI" w:cs="Segoe UI"/>
+                <w:i w:val="0"/>
+                <w:iCs w:val="0"/>
+                <w:color w:val="0F1115"/>
+                <w:sz w:val="22"/>
+                <w:szCs w:val="22"/>
+                <w:u w:val="none"/>
+              </w:rPr>
+            </w:pPr>
+            <w:r>
+              <w:rPr>
+                <w:rFonts w:hint="default" w:ascii="Segoe UI" w:hAnsi="Segoe UI" w:eastAsia="Segoe UI" w:cs="Segoe UI"/>
+                <w:i w:val="0"/>
+                <w:iCs w:val="0"/>
+                <w:color w:val="0F1115"/>
+                <w:kern w:val="0"/>
+                <w:sz w:val="22"/>
+                <w:szCs w:val="22"/>
+                <w:u w:val="none"/>
+                <w:lang w:val="en-US" w:eastAsia="zh-CN" w:bidi="ar"/>
+              </w:rPr>
+              <w:t>乙未</w:t>
+            </w:r>
+          </w:p>
+        </w:tc>
+        <w:tc>
+          <w:tcPr>
+            <w:tcW w:w="1262" w:type="dxa"/>
+            <w:tcBorders>
+              <w:top w:val="nil"/>
+              <w:left w:val="nil"/>
+              <w:bottom w:val="nil"/>
+              <w:right w:val="nil"/>
+            </w:tcBorders>
+            <w:shd w:val="clear" w:color="auto" w:fill="FFFFFF"/>
+            <w:noWrap w:val="0"/>
+            <w:tcMar>
+              <w:top w:w="-1" w:type="dxa"/>
+              <w:left w:w="-1" w:type="dxa"/>
+              <w:bottom w:w="-1" w:type="dxa"/>
+              <w:right w:w="-1" w:type="dxa"/>
+            </w:tcMar>
+            <w:vAlign w:val="center"/>
+          </w:tcPr>
+          <w:p>
+            <w:pPr>
+              <w:keepNext w:val="0"/>
+              <w:keepLines w:val="0"/>
+              <w:widowControl/>
+              <w:suppressLineNumbers w:val="0"/>
+              <w:jc w:val="left"/>
+              <w:textAlignment w:val="center"/>
+              <w:rPr>
+                <w:rFonts w:hint="default" w:ascii="Segoe UI" w:hAnsi="Segoe UI" w:eastAsia="Segoe UI" w:cs="Segoe UI"/>
+                <w:i w:val="0"/>
+                <w:iCs w:val="0"/>
+                <w:color w:val="0F1115"/>
+                <w:sz w:val="22"/>
+                <w:szCs w:val="22"/>
+                <w:u w:val="none"/>
+              </w:rPr>
+            </w:pPr>
+            <w:r>
+              <w:rPr>
+                <w:rFonts w:hint="default" w:ascii="Segoe UI" w:hAnsi="Segoe UI" w:eastAsia="Segoe UI" w:cs="Segoe UI"/>
+                <w:i w:val="0"/>
+                <w:iCs w:val="0"/>
+                <w:color w:val="0F1115"/>
+                <w:kern w:val="0"/>
+                <w:sz w:val="22"/>
+                <w:szCs w:val="22"/>
+                <w:u w:val="none"/>
+                <w:lang w:val="en-US" w:eastAsia="zh-CN" w:bidi="ar"/>
+              </w:rPr>
+              <w:t>乙巳</w:t>
+            </w:r>
+          </w:p>
+        </w:tc>
+        <w:tc>
+          <w:tcPr>
+            <w:tcW w:w="1262" w:type="dxa"/>
+            <w:tcBorders>
+              <w:top w:val="nil"/>
+              <w:left w:val="nil"/>
+              <w:bottom w:val="nil"/>
+              <w:right w:val="nil"/>
+            </w:tcBorders>
+            <w:shd w:val="clear" w:color="auto" w:fill="FFFFFF"/>
+            <w:noWrap w:val="0"/>
+            <w:tcMar>
+              <w:top w:w="-1" w:type="dxa"/>
+              <w:left w:w="-1" w:type="dxa"/>
+              <w:bottom w:w="-1" w:type="dxa"/>
+              <w:right w:w="-1" w:type="dxa"/>
+            </w:tcMar>
+            <w:vAlign w:val="center"/>
+          </w:tcPr>
+          <w:p>
+            <w:pPr>
+              <w:keepNext w:val="0"/>
+              <w:keepLines w:val="0"/>
+              <w:widowControl/>
+              <w:suppressLineNumbers w:val="0"/>
+              <w:jc w:val="left"/>
+              <w:textAlignment w:val="center"/>
+              <w:rPr>
+                <w:rFonts w:hint="default" w:ascii="Segoe UI" w:hAnsi="Segoe UI" w:eastAsia="Segoe UI" w:cs="Segoe UI"/>
+                <w:i w:val="0"/>
+                <w:iCs w:val="0"/>
+                <w:color w:val="0F1115"/>
+                <w:sz w:val="22"/>
+                <w:szCs w:val="22"/>
+                <w:u w:val="none"/>
+              </w:rPr>
+            </w:pPr>
+            <w:r>
+              <w:rPr>
+                <w:rFonts w:hint="default" w:ascii="Segoe UI" w:hAnsi="Segoe UI" w:eastAsia="Segoe UI" w:cs="Segoe UI"/>
+                <w:i w:val="0"/>
+                <w:iCs w:val="0"/>
+                <w:color w:val="0F1115"/>
+                <w:kern w:val="0"/>
+                <w:sz w:val="22"/>
+                <w:szCs w:val="22"/>
+                <w:u w:val="none"/>
+                <w:lang w:val="en-US" w:eastAsia="zh-CN" w:bidi="ar"/>
+              </w:rPr>
+              <w:t>乙卯</w:t>
             </w:r>
           </w:p>
         </w:tc>
@@ -4566,7 +4962,7 @@
                 <w:u w:val="none"/>
                 <w:lang w:val="en-US" w:eastAsia="zh-CN" w:bidi="ar"/>
               </w:rPr>
-              <w:t>乙</w:t>
+              <w:t>丙</w:t>
             </w:r>
           </w:p>
         </w:tc>
@@ -4619,7 +5015,7 @@
                 <w:u w:val="none"/>
                 <w:lang w:val="en-US" w:eastAsia="zh-CN" w:bidi="ar"/>
               </w:rPr>
-              <w:t>乙丑</w:t>
+              <w:t>丙寅</w:t>
             </w:r>
           </w:p>
         </w:tc>
@@ -4672,7 +5068,7 @@
                 <w:u w:val="none"/>
                 <w:lang w:val="en-US" w:eastAsia="zh-CN" w:bidi="ar"/>
               </w:rPr>
-              <w:t>乙亥</w:t>
+              <w:t>丙子</w:t>
             </w:r>
           </w:p>
         </w:tc>
@@ -4725,7 +5121,7 @@
                 <w:u w:val="none"/>
                 <w:lang w:val="en-US" w:eastAsia="zh-CN" w:bidi="ar"/>
               </w:rPr>
-              <w:t>乙酉</w:t>
+              <w:t>丙戌</w:t>
             </w:r>
           </w:p>
         </w:tc>
@@ -4778,7 +5174,7 @@
                 <w:u w:val="none"/>
                 <w:lang w:val="en-US" w:eastAsia="zh-CN" w:bidi="ar"/>
               </w:rPr>
-              <w:t>乙未</w:t>
+              <w:t>丙申</w:t>
             </w:r>
           </w:p>
         </w:tc>
@@ -4831,7 +5227,7 @@
                 <w:u w:val="none"/>
                 <w:lang w:val="en-US" w:eastAsia="zh-CN" w:bidi="ar"/>
               </w:rPr>
-              <w:t>乙巳</w:t>
+              <w:t>丙午</w:t>
             </w:r>
           </w:p>
         </w:tc>
@@ -4884,7 +5280,793 @@
                 <w:u w:val="none"/>
                 <w:lang w:val="en-US" w:eastAsia="zh-CN" w:bidi="ar"/>
               </w:rPr>
-              <w:t>乙卯</w:t>
+              <w:t>丙辰</w:t>
+            </w:r>
+          </w:p>
+        </w:tc>
+      </w:tr>
+      <w:tr>
+        <w:tblPrEx>
+          <w:tblBorders>
+            <w:top w:val="none" w:color="auto" w:sz="0" w:space="0"/>
+            <w:left w:val="none" w:color="auto" w:sz="0" w:space="0"/>
+            <w:bottom w:val="none" w:color="auto" w:sz="0" w:space="0"/>
+            <w:right w:val="none" w:color="auto" w:sz="0" w:space="0"/>
+            <w:insideH w:val="none" w:color="auto" w:sz="0" w:space="0"/>
+            <w:insideV w:val="none" w:color="auto" w:sz="0" w:space="0"/>
+          </w:tblBorders>
+          <w:tblCellMar>
+            <w:top w:w="0" w:type="dxa"/>
+            <w:left w:w="108" w:type="dxa"/>
+            <w:bottom w:w="0" w:type="dxa"/>
+            <w:right w:w="108" w:type="dxa"/>
+          </w:tblCellMar>
+        </w:tblPrEx>
+        <w:trPr>
+          <w:trHeight w:val="0" w:hRule="atLeast"/>
+          <w:jc w:val="center"/>
+        </w:trPr>
+        <w:tc>
+          <w:tcPr>
+            <w:tcW w:w="945" w:type="dxa"/>
+            <w:tcBorders>
+              <w:top w:val="nil"/>
+              <w:left w:val="nil"/>
+              <w:bottom w:val="nil"/>
+              <w:right w:val="nil"/>
+            </w:tcBorders>
+            <w:shd w:val="clear" w:color="auto" w:fill="FFFFFF"/>
+            <w:noWrap w:val="0"/>
+            <w:tcMar>
+              <w:top w:w="-1" w:type="dxa"/>
+              <w:left w:w="-1" w:type="dxa"/>
+              <w:bottom w:w="-1" w:type="dxa"/>
+              <w:right w:w="-1" w:type="dxa"/>
+            </w:tcMar>
+            <w:vAlign w:val="center"/>
+          </w:tcPr>
+          <w:p>
+            <w:pPr>
+              <w:keepNext w:val="0"/>
+              <w:keepLines w:val="0"/>
+              <w:widowControl/>
+              <w:suppressLineNumbers w:val="0"/>
+              <w:jc w:val="left"/>
+              <w:textAlignment w:val="center"/>
+              <w:rPr>
+                <w:rFonts w:hint="default" w:ascii="Segoe UI" w:hAnsi="Segoe UI" w:eastAsia="Segoe UI" w:cs="Segoe UI"/>
+                <w:i w:val="0"/>
+                <w:iCs w:val="0"/>
+                <w:color w:val="0F1115"/>
+                <w:sz w:val="22"/>
+                <w:szCs w:val="22"/>
+                <w:u w:val="none"/>
+              </w:rPr>
+            </w:pPr>
+            <w:r>
+              <w:rPr>
+                <w:rFonts w:hint="default" w:ascii="Segoe UI" w:hAnsi="Segoe UI" w:eastAsia="Segoe UI" w:cs="Segoe UI"/>
+                <w:i w:val="0"/>
+                <w:iCs w:val="0"/>
+                <w:color w:val="0F1115"/>
+                <w:kern w:val="0"/>
+                <w:sz w:val="22"/>
+                <w:szCs w:val="22"/>
+                <w:u w:val="none"/>
+                <w:lang w:val="en-US" w:eastAsia="zh-CN" w:bidi="ar"/>
+              </w:rPr>
+              <w:t>丁</w:t>
+            </w:r>
+          </w:p>
+        </w:tc>
+        <w:tc>
+          <w:tcPr>
+            <w:tcW w:w="1262" w:type="dxa"/>
+            <w:tcBorders>
+              <w:top w:val="nil"/>
+              <w:left w:val="nil"/>
+              <w:bottom w:val="nil"/>
+              <w:right w:val="nil"/>
+            </w:tcBorders>
+            <w:shd w:val="clear" w:color="auto" w:fill="FFFFFF"/>
+            <w:noWrap w:val="0"/>
+            <w:tcMar>
+              <w:top w:w="-1" w:type="dxa"/>
+              <w:left w:w="-1" w:type="dxa"/>
+              <w:bottom w:w="-1" w:type="dxa"/>
+              <w:right w:w="-1" w:type="dxa"/>
+            </w:tcMar>
+            <w:vAlign w:val="center"/>
+          </w:tcPr>
+          <w:p>
+            <w:pPr>
+              <w:keepNext w:val="0"/>
+              <w:keepLines w:val="0"/>
+              <w:widowControl/>
+              <w:suppressLineNumbers w:val="0"/>
+              <w:jc w:val="left"/>
+              <w:textAlignment w:val="center"/>
+              <w:rPr>
+                <w:rFonts w:hint="default" w:ascii="Segoe UI" w:hAnsi="Segoe UI" w:eastAsia="Segoe UI" w:cs="Segoe UI"/>
+                <w:i w:val="0"/>
+                <w:iCs w:val="0"/>
+                <w:color w:val="0F1115"/>
+                <w:sz w:val="22"/>
+                <w:szCs w:val="22"/>
+                <w:u w:val="none"/>
+              </w:rPr>
+            </w:pPr>
+            <w:r>
+              <w:rPr>
+                <w:rFonts w:hint="default" w:ascii="Segoe UI" w:hAnsi="Segoe UI" w:eastAsia="Segoe UI" w:cs="Segoe UI"/>
+                <w:i w:val="0"/>
+                <w:iCs w:val="0"/>
+                <w:color w:val="0F1115"/>
+                <w:kern w:val="0"/>
+                <w:sz w:val="22"/>
+                <w:szCs w:val="22"/>
+                <w:u w:val="none"/>
+                <w:lang w:val="en-US" w:eastAsia="zh-CN" w:bidi="ar"/>
+              </w:rPr>
+              <w:t>丁卯</w:t>
+            </w:r>
+          </w:p>
+        </w:tc>
+        <w:tc>
+          <w:tcPr>
+            <w:tcW w:w="1262" w:type="dxa"/>
+            <w:tcBorders>
+              <w:top w:val="nil"/>
+              <w:left w:val="nil"/>
+              <w:bottom w:val="nil"/>
+              <w:right w:val="nil"/>
+            </w:tcBorders>
+            <w:shd w:val="clear" w:color="auto" w:fill="FFFFFF"/>
+            <w:noWrap w:val="0"/>
+            <w:tcMar>
+              <w:top w:w="-1" w:type="dxa"/>
+              <w:left w:w="-1" w:type="dxa"/>
+              <w:bottom w:w="-1" w:type="dxa"/>
+              <w:right w:w="-1" w:type="dxa"/>
+            </w:tcMar>
+            <w:vAlign w:val="center"/>
+          </w:tcPr>
+          <w:p>
+            <w:pPr>
+              <w:keepNext w:val="0"/>
+              <w:keepLines w:val="0"/>
+              <w:widowControl/>
+              <w:suppressLineNumbers w:val="0"/>
+              <w:jc w:val="left"/>
+              <w:textAlignment w:val="center"/>
+              <w:rPr>
+                <w:rFonts w:hint="default" w:ascii="Segoe UI" w:hAnsi="Segoe UI" w:eastAsia="Segoe UI" w:cs="Segoe UI"/>
+                <w:i w:val="0"/>
+                <w:iCs w:val="0"/>
+                <w:color w:val="0F1115"/>
+                <w:sz w:val="22"/>
+                <w:szCs w:val="22"/>
+                <w:u w:val="none"/>
+              </w:rPr>
+            </w:pPr>
+            <w:r>
+              <w:rPr>
+                <w:rFonts w:hint="default" w:ascii="Segoe UI" w:hAnsi="Segoe UI" w:eastAsia="Segoe UI" w:cs="Segoe UI"/>
+                <w:i w:val="0"/>
+                <w:iCs w:val="0"/>
+                <w:color w:val="0F1115"/>
+                <w:kern w:val="0"/>
+                <w:sz w:val="22"/>
+                <w:szCs w:val="22"/>
+                <w:u w:val="none"/>
+                <w:lang w:val="en-US" w:eastAsia="zh-CN" w:bidi="ar"/>
+              </w:rPr>
+              <w:t>丁丑</w:t>
+            </w:r>
+          </w:p>
+        </w:tc>
+        <w:tc>
+          <w:tcPr>
+            <w:tcW w:w="1262" w:type="dxa"/>
+            <w:tcBorders>
+              <w:top w:val="nil"/>
+              <w:left w:val="nil"/>
+              <w:bottom w:val="nil"/>
+              <w:right w:val="nil"/>
+            </w:tcBorders>
+            <w:shd w:val="clear" w:color="auto" w:fill="FFFFFF"/>
+            <w:noWrap w:val="0"/>
+            <w:tcMar>
+              <w:top w:w="-1" w:type="dxa"/>
+              <w:left w:w="-1" w:type="dxa"/>
+              <w:bottom w:w="-1" w:type="dxa"/>
+              <w:right w:w="-1" w:type="dxa"/>
+            </w:tcMar>
+            <w:vAlign w:val="center"/>
+          </w:tcPr>
+          <w:p>
+            <w:pPr>
+              <w:keepNext w:val="0"/>
+              <w:keepLines w:val="0"/>
+              <w:widowControl/>
+              <w:suppressLineNumbers w:val="0"/>
+              <w:jc w:val="left"/>
+              <w:textAlignment w:val="center"/>
+              <w:rPr>
+                <w:rFonts w:hint="default" w:ascii="Segoe UI" w:hAnsi="Segoe UI" w:eastAsia="Segoe UI" w:cs="Segoe UI"/>
+                <w:i w:val="0"/>
+                <w:iCs w:val="0"/>
+                <w:color w:val="0F1115"/>
+                <w:sz w:val="22"/>
+                <w:szCs w:val="22"/>
+                <w:u w:val="none"/>
+              </w:rPr>
+            </w:pPr>
+            <w:r>
+              <w:rPr>
+                <w:rFonts w:hint="default" w:ascii="Segoe UI" w:hAnsi="Segoe UI" w:eastAsia="Segoe UI" w:cs="Segoe UI"/>
+                <w:i w:val="0"/>
+                <w:iCs w:val="0"/>
+                <w:color w:val="0F1115"/>
+                <w:kern w:val="0"/>
+                <w:sz w:val="22"/>
+                <w:szCs w:val="22"/>
+                <w:u w:val="none"/>
+                <w:lang w:val="en-US" w:eastAsia="zh-CN" w:bidi="ar"/>
+              </w:rPr>
+              <w:t>丁亥</w:t>
+            </w:r>
+          </w:p>
+        </w:tc>
+        <w:tc>
+          <w:tcPr>
+            <w:tcW w:w="1262" w:type="dxa"/>
+            <w:tcBorders>
+              <w:top w:val="nil"/>
+              <w:left w:val="nil"/>
+              <w:bottom w:val="nil"/>
+              <w:right w:val="nil"/>
+            </w:tcBorders>
+            <w:shd w:val="clear" w:color="auto" w:fill="FFFFFF"/>
+            <w:noWrap w:val="0"/>
+            <w:tcMar>
+              <w:top w:w="-1" w:type="dxa"/>
+              <w:left w:w="-1" w:type="dxa"/>
+              <w:bottom w:w="-1" w:type="dxa"/>
+              <w:right w:w="-1" w:type="dxa"/>
+            </w:tcMar>
+            <w:vAlign w:val="center"/>
+          </w:tcPr>
+          <w:p>
+            <w:pPr>
+              <w:keepNext w:val="0"/>
+              <w:keepLines w:val="0"/>
+              <w:widowControl/>
+              <w:suppressLineNumbers w:val="0"/>
+              <w:jc w:val="left"/>
+              <w:textAlignment w:val="center"/>
+              <w:rPr>
+                <w:rFonts w:hint="default" w:ascii="Segoe UI" w:hAnsi="Segoe UI" w:eastAsia="Segoe UI" w:cs="Segoe UI"/>
+                <w:i w:val="0"/>
+                <w:iCs w:val="0"/>
+                <w:color w:val="0F1115"/>
+                <w:sz w:val="22"/>
+                <w:szCs w:val="22"/>
+                <w:u w:val="none"/>
+              </w:rPr>
+            </w:pPr>
+            <w:r>
+              <w:rPr>
+                <w:rFonts w:hint="default" w:ascii="Segoe UI" w:hAnsi="Segoe UI" w:eastAsia="Segoe UI" w:cs="Segoe UI"/>
+                <w:i w:val="0"/>
+                <w:iCs w:val="0"/>
+                <w:color w:val="0F1115"/>
+                <w:kern w:val="0"/>
+                <w:sz w:val="22"/>
+                <w:szCs w:val="22"/>
+                <w:u w:val="none"/>
+                <w:lang w:val="en-US" w:eastAsia="zh-CN" w:bidi="ar"/>
+              </w:rPr>
+              <w:t>丁酉</w:t>
+            </w:r>
+          </w:p>
+        </w:tc>
+        <w:tc>
+          <w:tcPr>
+            <w:tcW w:w="1262" w:type="dxa"/>
+            <w:tcBorders>
+              <w:top w:val="nil"/>
+              <w:left w:val="nil"/>
+              <w:bottom w:val="nil"/>
+              <w:right w:val="nil"/>
+            </w:tcBorders>
+            <w:shd w:val="clear" w:color="auto" w:fill="FFFFFF"/>
+            <w:noWrap w:val="0"/>
+            <w:tcMar>
+              <w:top w:w="-1" w:type="dxa"/>
+              <w:left w:w="-1" w:type="dxa"/>
+              <w:bottom w:w="-1" w:type="dxa"/>
+              <w:right w:w="-1" w:type="dxa"/>
+            </w:tcMar>
+            <w:vAlign w:val="center"/>
+          </w:tcPr>
+          <w:p>
+            <w:pPr>
+              <w:keepNext w:val="0"/>
+              <w:keepLines w:val="0"/>
+              <w:widowControl/>
+              <w:suppressLineNumbers w:val="0"/>
+              <w:jc w:val="left"/>
+              <w:textAlignment w:val="center"/>
+              <w:rPr>
+                <w:rFonts w:hint="default" w:ascii="Segoe UI" w:hAnsi="Segoe UI" w:eastAsia="Segoe UI" w:cs="Segoe UI"/>
+                <w:i w:val="0"/>
+                <w:iCs w:val="0"/>
+                <w:color w:val="0F1115"/>
+                <w:sz w:val="22"/>
+                <w:szCs w:val="22"/>
+                <w:u w:val="none"/>
+              </w:rPr>
+            </w:pPr>
+            <w:r>
+              <w:rPr>
+                <w:rFonts w:hint="default" w:ascii="Segoe UI" w:hAnsi="Segoe UI" w:eastAsia="Segoe UI" w:cs="Segoe UI"/>
+                <w:i w:val="0"/>
+                <w:iCs w:val="0"/>
+                <w:color w:val="0F1115"/>
+                <w:kern w:val="0"/>
+                <w:sz w:val="22"/>
+                <w:szCs w:val="22"/>
+                <w:u w:val="none"/>
+                <w:lang w:val="en-US" w:eastAsia="zh-CN" w:bidi="ar"/>
+              </w:rPr>
+              <w:t>丁未</w:t>
+            </w:r>
+          </w:p>
+        </w:tc>
+        <w:tc>
+          <w:tcPr>
+            <w:tcW w:w="1262" w:type="dxa"/>
+            <w:tcBorders>
+              <w:top w:val="nil"/>
+              <w:left w:val="nil"/>
+              <w:bottom w:val="nil"/>
+              <w:right w:val="nil"/>
+            </w:tcBorders>
+            <w:shd w:val="clear" w:color="auto" w:fill="FFFFFF"/>
+            <w:noWrap w:val="0"/>
+            <w:tcMar>
+              <w:top w:w="-1" w:type="dxa"/>
+              <w:left w:w="-1" w:type="dxa"/>
+              <w:bottom w:w="-1" w:type="dxa"/>
+              <w:right w:w="-1" w:type="dxa"/>
+            </w:tcMar>
+            <w:vAlign w:val="center"/>
+          </w:tcPr>
+          <w:p>
+            <w:pPr>
+              <w:keepNext w:val="0"/>
+              <w:keepLines w:val="0"/>
+              <w:widowControl/>
+              <w:suppressLineNumbers w:val="0"/>
+              <w:jc w:val="left"/>
+              <w:textAlignment w:val="center"/>
+              <w:rPr>
+                <w:rFonts w:hint="default" w:ascii="Segoe UI" w:hAnsi="Segoe UI" w:eastAsia="Segoe UI" w:cs="Segoe UI"/>
+                <w:i w:val="0"/>
+                <w:iCs w:val="0"/>
+                <w:color w:val="0F1115"/>
+                <w:sz w:val="22"/>
+                <w:szCs w:val="22"/>
+                <w:u w:val="none"/>
+              </w:rPr>
+            </w:pPr>
+            <w:r>
+              <w:rPr>
+                <w:rFonts w:hint="default" w:ascii="Segoe UI" w:hAnsi="Segoe UI" w:eastAsia="Segoe UI" w:cs="Segoe UI"/>
+                <w:i w:val="0"/>
+                <w:iCs w:val="0"/>
+                <w:color w:val="0F1115"/>
+                <w:kern w:val="0"/>
+                <w:sz w:val="22"/>
+                <w:szCs w:val="22"/>
+                <w:u w:val="none"/>
+                <w:lang w:val="en-US" w:eastAsia="zh-CN" w:bidi="ar"/>
+              </w:rPr>
+              <w:t>丁巳</w:t>
+            </w:r>
+          </w:p>
+        </w:tc>
+      </w:tr>
+      <w:tr>
+        <w:tblPrEx>
+          <w:tblBorders>
+            <w:top w:val="none" w:color="auto" w:sz="0" w:space="0"/>
+            <w:left w:val="none" w:color="auto" w:sz="0" w:space="0"/>
+            <w:bottom w:val="none" w:color="auto" w:sz="0" w:space="0"/>
+            <w:right w:val="none" w:color="auto" w:sz="0" w:space="0"/>
+            <w:insideH w:val="none" w:color="auto" w:sz="0" w:space="0"/>
+            <w:insideV w:val="none" w:color="auto" w:sz="0" w:space="0"/>
+          </w:tblBorders>
+          <w:tblCellMar>
+            <w:top w:w="0" w:type="dxa"/>
+            <w:left w:w="108" w:type="dxa"/>
+            <w:bottom w:w="0" w:type="dxa"/>
+            <w:right w:w="108" w:type="dxa"/>
+          </w:tblCellMar>
+        </w:tblPrEx>
+        <w:trPr>
+          <w:trHeight w:val="0" w:hRule="atLeast"/>
+          <w:jc w:val="center"/>
+        </w:trPr>
+        <w:tc>
+          <w:tcPr>
+            <w:tcW w:w="945" w:type="dxa"/>
+            <w:tcBorders>
+              <w:top w:val="nil"/>
+              <w:left w:val="nil"/>
+              <w:bottom w:val="nil"/>
+              <w:right w:val="nil"/>
+            </w:tcBorders>
+            <w:shd w:val="clear" w:color="auto" w:fill="FFFFFF"/>
+            <w:noWrap w:val="0"/>
+            <w:tcMar>
+              <w:top w:w="-1" w:type="dxa"/>
+              <w:left w:w="-1" w:type="dxa"/>
+              <w:bottom w:w="-1" w:type="dxa"/>
+              <w:right w:w="-1" w:type="dxa"/>
+            </w:tcMar>
+            <w:vAlign w:val="center"/>
+          </w:tcPr>
+          <w:p>
+            <w:pPr>
+              <w:keepNext w:val="0"/>
+              <w:keepLines w:val="0"/>
+              <w:widowControl/>
+              <w:suppressLineNumbers w:val="0"/>
+              <w:jc w:val="left"/>
+              <w:textAlignment w:val="center"/>
+              <w:rPr>
+                <w:rFonts w:hint="default" w:ascii="Segoe UI" w:hAnsi="Segoe UI" w:eastAsia="Segoe UI" w:cs="Segoe UI"/>
+                <w:i w:val="0"/>
+                <w:iCs w:val="0"/>
+                <w:color w:val="0F1115"/>
+                <w:sz w:val="22"/>
+                <w:szCs w:val="22"/>
+                <w:u w:val="none"/>
+              </w:rPr>
+            </w:pPr>
+            <w:r>
+              <w:rPr>
+                <w:rFonts w:hint="default" w:ascii="Segoe UI" w:hAnsi="Segoe UI" w:eastAsia="Segoe UI" w:cs="Segoe UI"/>
+                <w:i w:val="0"/>
+                <w:iCs w:val="0"/>
+                <w:color w:val="0F1115"/>
+                <w:kern w:val="0"/>
+                <w:sz w:val="22"/>
+                <w:szCs w:val="22"/>
+                <w:u w:val="none"/>
+                <w:lang w:val="en-US" w:eastAsia="zh-CN" w:bidi="ar"/>
+              </w:rPr>
+              <w:t>戊</w:t>
+            </w:r>
+          </w:p>
+        </w:tc>
+        <w:tc>
+          <w:tcPr>
+            <w:tcW w:w="1262" w:type="dxa"/>
+            <w:tcBorders>
+              <w:top w:val="nil"/>
+              <w:left w:val="nil"/>
+              <w:bottom w:val="nil"/>
+              <w:right w:val="nil"/>
+            </w:tcBorders>
+            <w:shd w:val="clear" w:color="auto" w:fill="FFFFFF"/>
+            <w:noWrap w:val="0"/>
+            <w:tcMar>
+              <w:top w:w="-1" w:type="dxa"/>
+              <w:left w:w="-1" w:type="dxa"/>
+              <w:bottom w:w="-1" w:type="dxa"/>
+              <w:right w:w="-1" w:type="dxa"/>
+            </w:tcMar>
+            <w:vAlign w:val="center"/>
+          </w:tcPr>
+          <w:p>
+            <w:pPr>
+              <w:keepNext w:val="0"/>
+              <w:keepLines w:val="0"/>
+              <w:widowControl/>
+              <w:suppressLineNumbers w:val="0"/>
+              <w:jc w:val="left"/>
+              <w:textAlignment w:val="center"/>
+              <w:rPr>
+                <w:rFonts w:hint="default" w:ascii="Segoe UI" w:hAnsi="Segoe UI" w:eastAsia="Segoe UI" w:cs="Segoe UI"/>
+                <w:i w:val="0"/>
+                <w:iCs w:val="0"/>
+                <w:color w:val="0F1115"/>
+                <w:sz w:val="22"/>
+                <w:szCs w:val="22"/>
+                <w:u w:val="none"/>
+              </w:rPr>
+            </w:pPr>
+            <w:r>
+              <w:rPr>
+                <w:rFonts w:hint="default" w:ascii="Segoe UI" w:hAnsi="Segoe UI" w:eastAsia="Segoe UI" w:cs="Segoe UI"/>
+                <w:i w:val="0"/>
+                <w:iCs w:val="0"/>
+                <w:color w:val="0F1115"/>
+                <w:kern w:val="0"/>
+                <w:sz w:val="22"/>
+                <w:szCs w:val="22"/>
+                <w:u w:val="none"/>
+                <w:lang w:val="en-US" w:eastAsia="zh-CN" w:bidi="ar"/>
+              </w:rPr>
+              <w:t>戊辰</w:t>
+            </w:r>
+          </w:p>
+        </w:tc>
+        <w:tc>
+          <w:tcPr>
+            <w:tcW w:w="1262" w:type="dxa"/>
+            <w:tcBorders>
+              <w:top w:val="nil"/>
+              <w:left w:val="nil"/>
+              <w:bottom w:val="nil"/>
+              <w:right w:val="nil"/>
+            </w:tcBorders>
+            <w:shd w:val="clear" w:color="auto" w:fill="FFFFFF"/>
+            <w:noWrap w:val="0"/>
+            <w:tcMar>
+              <w:top w:w="-1" w:type="dxa"/>
+              <w:left w:w="-1" w:type="dxa"/>
+              <w:bottom w:w="-1" w:type="dxa"/>
+              <w:right w:w="-1" w:type="dxa"/>
+            </w:tcMar>
+            <w:vAlign w:val="center"/>
+          </w:tcPr>
+          <w:p>
+            <w:pPr>
+              <w:keepNext w:val="0"/>
+              <w:keepLines w:val="0"/>
+              <w:widowControl/>
+              <w:suppressLineNumbers w:val="0"/>
+              <w:jc w:val="left"/>
+              <w:textAlignment w:val="center"/>
+              <w:rPr>
+                <w:rFonts w:hint="default" w:ascii="Segoe UI" w:hAnsi="Segoe UI" w:eastAsia="Segoe UI" w:cs="Segoe UI"/>
+                <w:i w:val="0"/>
+                <w:iCs w:val="0"/>
+                <w:color w:val="0F1115"/>
+                <w:sz w:val="22"/>
+                <w:szCs w:val="22"/>
+                <w:u w:val="none"/>
+              </w:rPr>
+            </w:pPr>
+            <w:r>
+              <w:rPr>
+                <w:rFonts w:hint="default" w:ascii="Segoe UI" w:hAnsi="Segoe UI" w:eastAsia="Segoe UI" w:cs="Segoe UI"/>
+                <w:i w:val="0"/>
+                <w:iCs w:val="0"/>
+                <w:color w:val="0F1115"/>
+                <w:kern w:val="0"/>
+                <w:sz w:val="22"/>
+                <w:szCs w:val="22"/>
+                <w:u w:val="none"/>
+                <w:lang w:val="en-US" w:eastAsia="zh-CN" w:bidi="ar"/>
+              </w:rPr>
+              <w:t>戊寅</w:t>
+            </w:r>
+          </w:p>
+        </w:tc>
+        <w:tc>
+          <w:tcPr>
+            <w:tcW w:w="1262" w:type="dxa"/>
+            <w:tcBorders>
+              <w:top w:val="nil"/>
+              <w:left w:val="nil"/>
+              <w:bottom w:val="nil"/>
+              <w:right w:val="nil"/>
+            </w:tcBorders>
+            <w:shd w:val="clear" w:color="auto" w:fill="FFFFFF"/>
+            <w:noWrap w:val="0"/>
+            <w:tcMar>
+              <w:top w:w="-1" w:type="dxa"/>
+              <w:left w:w="-1" w:type="dxa"/>
+              <w:bottom w:w="-1" w:type="dxa"/>
+              <w:right w:w="-1" w:type="dxa"/>
+            </w:tcMar>
+            <w:vAlign w:val="center"/>
+          </w:tcPr>
+          <w:p>
+            <w:pPr>
+              <w:keepNext w:val="0"/>
+              <w:keepLines w:val="0"/>
+              <w:widowControl/>
+              <w:suppressLineNumbers w:val="0"/>
+              <w:jc w:val="left"/>
+              <w:textAlignment w:val="center"/>
+              <w:rPr>
+                <w:rFonts w:hint="default" w:ascii="Segoe UI" w:hAnsi="Segoe UI" w:eastAsia="Segoe UI" w:cs="Segoe UI"/>
+                <w:i w:val="0"/>
+                <w:iCs w:val="0"/>
+                <w:color w:val="0F1115"/>
+                <w:sz w:val="22"/>
+                <w:szCs w:val="22"/>
+                <w:u w:val="none"/>
+              </w:rPr>
+            </w:pPr>
+            <w:r>
+              <w:rPr>
+                <w:rFonts w:hint="default" w:ascii="Segoe UI" w:hAnsi="Segoe UI" w:eastAsia="Segoe UI" w:cs="Segoe UI"/>
+                <w:i w:val="0"/>
+                <w:iCs w:val="0"/>
+                <w:color w:val="0F1115"/>
+                <w:kern w:val="0"/>
+                <w:sz w:val="22"/>
+                <w:szCs w:val="22"/>
+                <w:u w:val="none"/>
+                <w:lang w:val="en-US" w:eastAsia="zh-CN" w:bidi="ar"/>
+              </w:rPr>
+              <w:t>戊子</w:t>
+            </w:r>
+          </w:p>
+        </w:tc>
+        <w:tc>
+          <w:tcPr>
+            <w:tcW w:w="1262" w:type="dxa"/>
+            <w:tcBorders>
+              <w:top w:val="nil"/>
+              <w:left w:val="nil"/>
+              <w:bottom w:val="nil"/>
+              <w:right w:val="nil"/>
+            </w:tcBorders>
+            <w:shd w:val="clear" w:color="auto" w:fill="FFFFFF"/>
+            <w:noWrap w:val="0"/>
+            <w:tcMar>
+              <w:top w:w="-1" w:type="dxa"/>
+              <w:left w:w="-1" w:type="dxa"/>
+              <w:bottom w:w="-1" w:type="dxa"/>
+              <w:right w:w="-1" w:type="dxa"/>
+            </w:tcMar>
+            <w:vAlign w:val="center"/>
+          </w:tcPr>
+          <w:p>
+            <w:pPr>
+              <w:keepNext w:val="0"/>
+              <w:keepLines w:val="0"/>
+              <w:widowControl/>
+              <w:suppressLineNumbers w:val="0"/>
+              <w:jc w:val="left"/>
+              <w:textAlignment w:val="center"/>
+              <w:rPr>
+                <w:rFonts w:hint="default" w:ascii="Segoe UI" w:hAnsi="Segoe UI" w:eastAsia="Segoe UI" w:cs="Segoe UI"/>
+                <w:i w:val="0"/>
+                <w:iCs w:val="0"/>
+                <w:color w:val="0F1115"/>
+                <w:sz w:val="22"/>
+                <w:szCs w:val="22"/>
+                <w:u w:val="none"/>
+              </w:rPr>
+            </w:pPr>
+            <w:r>
+              <w:rPr>
+                <w:rFonts w:hint="default" w:ascii="Segoe UI" w:hAnsi="Segoe UI" w:eastAsia="Segoe UI" w:cs="Segoe UI"/>
+                <w:i w:val="0"/>
+                <w:iCs w:val="0"/>
+                <w:color w:val="0F1115"/>
+                <w:kern w:val="0"/>
+                <w:sz w:val="22"/>
+                <w:szCs w:val="22"/>
+                <w:u w:val="none"/>
+                <w:lang w:val="en-US" w:eastAsia="zh-CN" w:bidi="ar"/>
+              </w:rPr>
+              <w:t>戊戌</w:t>
+            </w:r>
+          </w:p>
+        </w:tc>
+        <w:tc>
+          <w:tcPr>
+            <w:tcW w:w="1262" w:type="dxa"/>
+            <w:tcBorders>
+              <w:top w:val="nil"/>
+              <w:left w:val="nil"/>
+              <w:bottom w:val="nil"/>
+              <w:right w:val="nil"/>
+            </w:tcBorders>
+            <w:shd w:val="clear" w:color="auto" w:fill="FFFFFF"/>
+            <w:noWrap w:val="0"/>
+            <w:tcMar>
+              <w:top w:w="-1" w:type="dxa"/>
+              <w:left w:w="-1" w:type="dxa"/>
+              <w:bottom w:w="-1" w:type="dxa"/>
+              <w:right w:w="-1" w:type="dxa"/>
+            </w:tcMar>
+            <w:vAlign w:val="center"/>
+          </w:tcPr>
+          <w:p>
+            <w:pPr>
+              <w:keepNext w:val="0"/>
+              <w:keepLines w:val="0"/>
+              <w:widowControl/>
+              <w:suppressLineNumbers w:val="0"/>
+              <w:jc w:val="left"/>
+              <w:textAlignment w:val="center"/>
+              <w:rPr>
+                <w:rFonts w:hint="default" w:ascii="Segoe UI" w:hAnsi="Segoe UI" w:eastAsia="Segoe UI" w:cs="Segoe UI"/>
+                <w:i w:val="0"/>
+                <w:iCs w:val="0"/>
+                <w:color w:val="0F1115"/>
+                <w:sz w:val="22"/>
+                <w:szCs w:val="22"/>
+                <w:u w:val="none"/>
+              </w:rPr>
+            </w:pPr>
+            <w:r>
+              <w:rPr>
+                <w:rFonts w:hint="default" w:ascii="Segoe UI" w:hAnsi="Segoe UI" w:eastAsia="Segoe UI" w:cs="Segoe UI"/>
+                <w:i w:val="0"/>
+                <w:iCs w:val="0"/>
+                <w:color w:val="0F1115"/>
+                <w:kern w:val="0"/>
+                <w:sz w:val="22"/>
+                <w:szCs w:val="22"/>
+                <w:u w:val="none"/>
+                <w:lang w:val="en-US" w:eastAsia="zh-CN" w:bidi="ar"/>
+              </w:rPr>
+              <w:t>戊申</w:t>
+            </w:r>
+          </w:p>
+        </w:tc>
+        <w:tc>
+          <w:tcPr>
+            <w:tcW w:w="1262" w:type="dxa"/>
+            <w:tcBorders>
+              <w:top w:val="nil"/>
+              <w:left w:val="nil"/>
+              <w:bottom w:val="nil"/>
+              <w:right w:val="nil"/>
+            </w:tcBorders>
+            <w:shd w:val="clear" w:color="auto" w:fill="FFFFFF"/>
+            <w:noWrap w:val="0"/>
+            <w:tcMar>
+              <w:top w:w="-1" w:type="dxa"/>
+              <w:left w:w="-1" w:type="dxa"/>
+              <w:bottom w:w="-1" w:type="dxa"/>
+              <w:right w:w="-1" w:type="dxa"/>
+            </w:tcMar>
+            <w:vAlign w:val="center"/>
+          </w:tcPr>
+          <w:p>
+            <w:pPr>
+              <w:keepNext w:val="0"/>
+              <w:keepLines w:val="0"/>
+              <w:widowControl/>
+              <w:suppressLineNumbers w:val="0"/>
+              <w:jc w:val="left"/>
+              <w:textAlignment w:val="center"/>
+              <w:rPr>
+                <w:rFonts w:hint="default" w:ascii="Segoe UI" w:hAnsi="Segoe UI" w:eastAsia="Segoe UI" w:cs="Segoe UI"/>
+                <w:i w:val="0"/>
+                <w:iCs w:val="0"/>
+                <w:color w:val="0F1115"/>
+                <w:sz w:val="22"/>
+                <w:szCs w:val="22"/>
+                <w:u w:val="none"/>
+              </w:rPr>
+            </w:pPr>
+            <w:r>
+              <w:rPr>
+                <w:rFonts w:hint="default" w:ascii="Segoe UI" w:hAnsi="Segoe UI" w:eastAsia="Segoe UI" w:cs="Segoe UI"/>
+                <w:i w:val="0"/>
+                <w:iCs w:val="0"/>
+                <w:color w:val="0F1115"/>
+                <w:kern w:val="0"/>
+                <w:sz w:val="22"/>
+                <w:szCs w:val="22"/>
+                <w:u w:val="none"/>
+                <w:lang w:val="en-US" w:eastAsia="zh-CN" w:bidi="ar"/>
+              </w:rPr>
+              <w:t>戊午</w:t>
             </w:r>
           </w:p>
         </w:tc>
@@ -4960,7 +6142,7 @@
                 <w:u w:val="none"/>
                 <w:lang w:val="en-US" w:eastAsia="zh-CN" w:bidi="ar"/>
               </w:rPr>
-              <w:t>丙</w:t>
+              <w:t>己</w:t>
             </w:r>
           </w:p>
         </w:tc>
@@ -5013,7 +6195,7 @@
                 <w:u w:val="none"/>
                 <w:lang w:val="en-US" w:eastAsia="zh-CN" w:bidi="ar"/>
               </w:rPr>
-              <w:t>丙寅</w:t>
+              <w:t>己巳</w:t>
             </w:r>
           </w:p>
         </w:tc>
@@ -5066,7 +6248,7 @@
                 <w:u w:val="none"/>
                 <w:lang w:val="en-US" w:eastAsia="zh-CN" w:bidi="ar"/>
               </w:rPr>
-              <w:t>丙子</w:t>
+              <w:t>己卯</w:t>
             </w:r>
           </w:p>
         </w:tc>
@@ -5119,7 +6301,7 @@
                 <w:u w:val="none"/>
                 <w:lang w:val="en-US" w:eastAsia="zh-CN" w:bidi="ar"/>
               </w:rPr>
-              <w:t>丙戌</w:t>
+              <w:t>己丑</w:t>
             </w:r>
           </w:p>
         </w:tc>
@@ -5172,7 +6354,7 @@
                 <w:u w:val="none"/>
                 <w:lang w:val="en-US" w:eastAsia="zh-CN" w:bidi="ar"/>
               </w:rPr>
-              <w:t>丙申</w:t>
+              <w:t>己亥</w:t>
             </w:r>
           </w:p>
         </w:tc>
@@ -5225,7 +6407,7 @@
                 <w:u w:val="none"/>
                 <w:lang w:val="en-US" w:eastAsia="zh-CN" w:bidi="ar"/>
               </w:rPr>
-              <w:t>丙午</w:t>
+              <w:t>己酉</w:t>
             </w:r>
           </w:p>
         </w:tc>
@@ -5278,7 +6460,7 @@
                 <w:u w:val="none"/>
                 <w:lang w:val="en-US" w:eastAsia="zh-CN" w:bidi="ar"/>
               </w:rPr>
-              <w:t>丙辰</w:t>
+              <w:t>己未</w:t>
             </w:r>
           </w:p>
         </w:tc>
@@ -5354,7 +6536,7 @@
                 <w:u w:val="none"/>
                 <w:lang w:val="en-US" w:eastAsia="zh-CN" w:bidi="ar"/>
               </w:rPr>
-              <w:t>丁</w:t>
+              <w:t>庚</w:t>
             </w:r>
           </w:p>
         </w:tc>
@@ -5407,7 +6589,7 @@
                 <w:u w:val="none"/>
                 <w:lang w:val="en-US" w:eastAsia="zh-CN" w:bidi="ar"/>
               </w:rPr>
-              <w:t>丁卯</w:t>
+              <w:t>庚午</w:t>
             </w:r>
           </w:p>
         </w:tc>
@@ -5460,7 +6642,7 @@
                 <w:u w:val="none"/>
                 <w:lang w:val="en-US" w:eastAsia="zh-CN" w:bidi="ar"/>
               </w:rPr>
-              <w:t>丁丑</w:t>
+              <w:t>庚辰</w:t>
             </w:r>
           </w:p>
         </w:tc>
@@ -5513,7 +6695,7 @@
                 <w:u w:val="none"/>
                 <w:lang w:val="en-US" w:eastAsia="zh-CN" w:bidi="ar"/>
               </w:rPr>
-              <w:t>丁亥</w:t>
+              <w:t>庚寅</w:t>
             </w:r>
           </w:p>
         </w:tc>
@@ -5566,7 +6748,7 @@
                 <w:u w:val="none"/>
                 <w:lang w:val="en-US" w:eastAsia="zh-CN" w:bidi="ar"/>
               </w:rPr>
-              <w:t>丁酉</w:t>
+              <w:t>庚子</w:t>
             </w:r>
           </w:p>
         </w:tc>
@@ -5619,7 +6801,7 @@
                 <w:u w:val="none"/>
                 <w:lang w:val="en-US" w:eastAsia="zh-CN" w:bidi="ar"/>
               </w:rPr>
-              <w:t>丁未</w:t>
+              <w:t>庚戌</w:t>
             </w:r>
           </w:p>
         </w:tc>
@@ -5672,7 +6854,7 @@
                 <w:u w:val="none"/>
                 <w:lang w:val="en-US" w:eastAsia="zh-CN" w:bidi="ar"/>
               </w:rPr>
-              <w:t>丁巳</w:t>
+              <w:t>庚申</w:t>
             </w:r>
           </w:p>
         </w:tc>
@@ -5687,7 +6869,6 @@
             <w:insideH w:val="none" w:color="auto" w:sz="0" w:space="0"/>
             <w:insideV w:val="none" w:color="auto" w:sz="0" w:space="0"/>
           </w:tblBorders>
-          <w:shd w:val="clear" w:color="auto" w:fill="auto"/>
           <w:tblCellMar>
             <w:top w:w="0" w:type="dxa"/>
             <w:left w:w="108" w:type="dxa"/>
@@ -5748,7 +6929,7 @@
                 <w:u w:val="none"/>
                 <w:lang w:val="en-US" w:eastAsia="zh-CN" w:bidi="ar"/>
               </w:rPr>
-              <w:t>戊</w:t>
+              <w:t>辛</w:t>
             </w:r>
           </w:p>
         </w:tc>
@@ -5801,7 +6982,7 @@
                 <w:u w:val="none"/>
                 <w:lang w:val="en-US" w:eastAsia="zh-CN" w:bidi="ar"/>
               </w:rPr>
-              <w:t>戊辰</w:t>
+              <w:t>辛未</w:t>
             </w:r>
           </w:p>
         </w:tc>
@@ -5854,7 +7035,7 @@
                 <w:u w:val="none"/>
                 <w:lang w:val="en-US" w:eastAsia="zh-CN" w:bidi="ar"/>
               </w:rPr>
-              <w:t>戊寅</w:t>
+              <w:t>辛巳</w:t>
             </w:r>
           </w:p>
         </w:tc>
@@ -5907,7 +7088,7 @@
                 <w:u w:val="none"/>
                 <w:lang w:val="en-US" w:eastAsia="zh-CN" w:bidi="ar"/>
               </w:rPr>
-              <w:t>戊子</w:t>
+              <w:t>辛卯</w:t>
             </w:r>
           </w:p>
         </w:tc>
@@ -5960,7 +7141,7 @@
                 <w:u w:val="none"/>
                 <w:lang w:val="en-US" w:eastAsia="zh-CN" w:bidi="ar"/>
               </w:rPr>
-              <w:t>戊戌</w:t>
+              <w:t>辛丑</w:t>
             </w:r>
           </w:p>
         </w:tc>
@@ -6013,7 +7194,7 @@
                 <w:u w:val="none"/>
                 <w:lang w:val="en-US" w:eastAsia="zh-CN" w:bidi="ar"/>
               </w:rPr>
-              <w:t>戊申</w:t>
+              <w:t>辛亥</w:t>
             </w:r>
           </w:p>
         </w:tc>
@@ -6066,7 +7247,7 @@
                 <w:u w:val="none"/>
                 <w:lang w:val="en-US" w:eastAsia="zh-CN" w:bidi="ar"/>
               </w:rPr>
-              <w:t>戊午</w:t>
+              <w:t>辛酉</w:t>
             </w:r>
           </w:p>
         </w:tc>
@@ -6081,1189 +7262,6 @@
             <w:insideH w:val="none" w:color="auto" w:sz="0" w:space="0"/>
             <w:insideV w:val="none" w:color="auto" w:sz="0" w:space="0"/>
           </w:tblBorders>
-          <w:shd w:val="clear" w:color="auto" w:fill="auto"/>
-          <w:tblCellMar>
-            <w:top w:w="0" w:type="dxa"/>
-            <w:left w:w="108" w:type="dxa"/>
-            <w:bottom w:w="0" w:type="dxa"/>
-            <w:right w:w="108" w:type="dxa"/>
-          </w:tblCellMar>
-        </w:tblPrEx>
-        <w:trPr>
-          <w:trHeight w:val="0" w:hRule="atLeast"/>
-          <w:jc w:val="center"/>
-        </w:trPr>
-        <w:tc>
-          <w:tcPr>
-            <w:tcW w:w="945" w:type="dxa"/>
-            <w:tcBorders>
-              <w:top w:val="nil"/>
-              <w:left w:val="nil"/>
-              <w:bottom w:val="nil"/>
-              <w:right w:val="nil"/>
-            </w:tcBorders>
-            <w:shd w:val="clear" w:color="auto" w:fill="FFFFFF"/>
-            <w:noWrap w:val="0"/>
-            <w:tcMar>
-              <w:top w:w="-1" w:type="dxa"/>
-              <w:left w:w="-1" w:type="dxa"/>
-              <w:bottom w:w="-1" w:type="dxa"/>
-              <w:right w:w="-1" w:type="dxa"/>
-            </w:tcMar>
-            <w:vAlign w:val="center"/>
-          </w:tcPr>
-          <w:p>
-            <w:pPr>
-              <w:keepNext w:val="0"/>
-              <w:keepLines w:val="0"/>
-              <w:widowControl/>
-              <w:suppressLineNumbers w:val="0"/>
-              <w:jc w:val="left"/>
-              <w:textAlignment w:val="center"/>
-              <w:rPr>
-                <w:rFonts w:hint="default" w:ascii="Segoe UI" w:hAnsi="Segoe UI" w:eastAsia="Segoe UI" w:cs="Segoe UI"/>
-                <w:i w:val="0"/>
-                <w:iCs w:val="0"/>
-                <w:color w:val="0F1115"/>
-                <w:sz w:val="22"/>
-                <w:szCs w:val="22"/>
-                <w:u w:val="none"/>
-              </w:rPr>
-            </w:pPr>
-            <w:r>
-              <w:rPr>
-                <w:rFonts w:hint="default" w:ascii="Segoe UI" w:hAnsi="Segoe UI" w:eastAsia="Segoe UI" w:cs="Segoe UI"/>
-                <w:i w:val="0"/>
-                <w:iCs w:val="0"/>
-                <w:color w:val="0F1115"/>
-                <w:kern w:val="0"/>
-                <w:sz w:val="22"/>
-                <w:szCs w:val="22"/>
-                <w:u w:val="none"/>
-                <w:lang w:val="en-US" w:eastAsia="zh-CN" w:bidi="ar"/>
-              </w:rPr>
-              <w:t>己</w:t>
-            </w:r>
-          </w:p>
-        </w:tc>
-        <w:tc>
-          <w:tcPr>
-            <w:tcW w:w="1262" w:type="dxa"/>
-            <w:tcBorders>
-              <w:top w:val="nil"/>
-              <w:left w:val="nil"/>
-              <w:bottom w:val="nil"/>
-              <w:right w:val="nil"/>
-            </w:tcBorders>
-            <w:shd w:val="clear" w:color="auto" w:fill="FFFFFF"/>
-            <w:noWrap w:val="0"/>
-            <w:tcMar>
-              <w:top w:w="-1" w:type="dxa"/>
-              <w:left w:w="-1" w:type="dxa"/>
-              <w:bottom w:w="-1" w:type="dxa"/>
-              <w:right w:w="-1" w:type="dxa"/>
-            </w:tcMar>
-            <w:vAlign w:val="center"/>
-          </w:tcPr>
-          <w:p>
-            <w:pPr>
-              <w:keepNext w:val="0"/>
-              <w:keepLines w:val="0"/>
-              <w:widowControl/>
-              <w:suppressLineNumbers w:val="0"/>
-              <w:jc w:val="left"/>
-              <w:textAlignment w:val="center"/>
-              <w:rPr>
-                <w:rFonts w:hint="default" w:ascii="Segoe UI" w:hAnsi="Segoe UI" w:eastAsia="Segoe UI" w:cs="Segoe UI"/>
-                <w:i w:val="0"/>
-                <w:iCs w:val="0"/>
-                <w:color w:val="0F1115"/>
-                <w:sz w:val="22"/>
-                <w:szCs w:val="22"/>
-                <w:u w:val="none"/>
-              </w:rPr>
-            </w:pPr>
-            <w:r>
-              <w:rPr>
-                <w:rFonts w:hint="default" w:ascii="Segoe UI" w:hAnsi="Segoe UI" w:eastAsia="Segoe UI" w:cs="Segoe UI"/>
-                <w:i w:val="0"/>
-                <w:iCs w:val="0"/>
-                <w:color w:val="0F1115"/>
-                <w:kern w:val="0"/>
-                <w:sz w:val="22"/>
-                <w:szCs w:val="22"/>
-                <w:u w:val="none"/>
-                <w:lang w:val="en-US" w:eastAsia="zh-CN" w:bidi="ar"/>
-              </w:rPr>
-              <w:t>己巳</w:t>
-            </w:r>
-          </w:p>
-        </w:tc>
-        <w:tc>
-          <w:tcPr>
-            <w:tcW w:w="1262" w:type="dxa"/>
-            <w:tcBorders>
-              <w:top w:val="nil"/>
-              <w:left w:val="nil"/>
-              <w:bottom w:val="nil"/>
-              <w:right w:val="nil"/>
-            </w:tcBorders>
-            <w:shd w:val="clear" w:color="auto" w:fill="FFFFFF"/>
-            <w:noWrap w:val="0"/>
-            <w:tcMar>
-              <w:top w:w="-1" w:type="dxa"/>
-              <w:left w:w="-1" w:type="dxa"/>
-              <w:bottom w:w="-1" w:type="dxa"/>
-              <w:right w:w="-1" w:type="dxa"/>
-            </w:tcMar>
-            <w:vAlign w:val="center"/>
-          </w:tcPr>
-          <w:p>
-            <w:pPr>
-              <w:keepNext w:val="0"/>
-              <w:keepLines w:val="0"/>
-              <w:widowControl/>
-              <w:suppressLineNumbers w:val="0"/>
-              <w:jc w:val="left"/>
-              <w:textAlignment w:val="center"/>
-              <w:rPr>
-                <w:rFonts w:hint="default" w:ascii="Segoe UI" w:hAnsi="Segoe UI" w:eastAsia="Segoe UI" w:cs="Segoe UI"/>
-                <w:i w:val="0"/>
-                <w:iCs w:val="0"/>
-                <w:color w:val="0F1115"/>
-                <w:sz w:val="22"/>
-                <w:szCs w:val="22"/>
-                <w:u w:val="none"/>
-              </w:rPr>
-            </w:pPr>
-            <w:r>
-              <w:rPr>
-                <w:rFonts w:hint="default" w:ascii="Segoe UI" w:hAnsi="Segoe UI" w:eastAsia="Segoe UI" w:cs="Segoe UI"/>
-                <w:i w:val="0"/>
-                <w:iCs w:val="0"/>
-                <w:color w:val="0F1115"/>
-                <w:kern w:val="0"/>
-                <w:sz w:val="22"/>
-                <w:szCs w:val="22"/>
-                <w:u w:val="none"/>
-                <w:lang w:val="en-US" w:eastAsia="zh-CN" w:bidi="ar"/>
-              </w:rPr>
-              <w:t>己卯</w:t>
-            </w:r>
-          </w:p>
-        </w:tc>
-        <w:tc>
-          <w:tcPr>
-            <w:tcW w:w="1262" w:type="dxa"/>
-            <w:tcBorders>
-              <w:top w:val="nil"/>
-              <w:left w:val="nil"/>
-              <w:bottom w:val="nil"/>
-              <w:right w:val="nil"/>
-            </w:tcBorders>
-            <w:shd w:val="clear" w:color="auto" w:fill="FFFFFF"/>
-            <w:noWrap w:val="0"/>
-            <w:tcMar>
-              <w:top w:w="-1" w:type="dxa"/>
-              <w:left w:w="-1" w:type="dxa"/>
-              <w:bottom w:w="-1" w:type="dxa"/>
-              <w:right w:w="-1" w:type="dxa"/>
-            </w:tcMar>
-            <w:vAlign w:val="center"/>
-          </w:tcPr>
-          <w:p>
-            <w:pPr>
-              <w:keepNext w:val="0"/>
-              <w:keepLines w:val="0"/>
-              <w:widowControl/>
-              <w:suppressLineNumbers w:val="0"/>
-              <w:jc w:val="left"/>
-              <w:textAlignment w:val="center"/>
-              <w:rPr>
-                <w:rFonts w:hint="default" w:ascii="Segoe UI" w:hAnsi="Segoe UI" w:eastAsia="Segoe UI" w:cs="Segoe UI"/>
-                <w:i w:val="0"/>
-                <w:iCs w:val="0"/>
-                <w:color w:val="0F1115"/>
-                <w:sz w:val="22"/>
-                <w:szCs w:val="22"/>
-                <w:u w:val="none"/>
-              </w:rPr>
-            </w:pPr>
-            <w:r>
-              <w:rPr>
-                <w:rFonts w:hint="default" w:ascii="Segoe UI" w:hAnsi="Segoe UI" w:eastAsia="Segoe UI" w:cs="Segoe UI"/>
-                <w:i w:val="0"/>
-                <w:iCs w:val="0"/>
-                <w:color w:val="0F1115"/>
-                <w:kern w:val="0"/>
-                <w:sz w:val="22"/>
-                <w:szCs w:val="22"/>
-                <w:u w:val="none"/>
-                <w:lang w:val="en-US" w:eastAsia="zh-CN" w:bidi="ar"/>
-              </w:rPr>
-              <w:t>己丑</w:t>
-            </w:r>
-          </w:p>
-        </w:tc>
-        <w:tc>
-          <w:tcPr>
-            <w:tcW w:w="1262" w:type="dxa"/>
-            <w:tcBorders>
-              <w:top w:val="nil"/>
-              <w:left w:val="nil"/>
-              <w:bottom w:val="nil"/>
-              <w:right w:val="nil"/>
-            </w:tcBorders>
-            <w:shd w:val="clear" w:color="auto" w:fill="FFFFFF"/>
-            <w:noWrap w:val="0"/>
-            <w:tcMar>
-              <w:top w:w="-1" w:type="dxa"/>
-              <w:left w:w="-1" w:type="dxa"/>
-              <w:bottom w:w="-1" w:type="dxa"/>
-              <w:right w:w="-1" w:type="dxa"/>
-            </w:tcMar>
-            <w:vAlign w:val="center"/>
-          </w:tcPr>
-          <w:p>
-            <w:pPr>
-              <w:keepNext w:val="0"/>
-              <w:keepLines w:val="0"/>
-              <w:widowControl/>
-              <w:suppressLineNumbers w:val="0"/>
-              <w:jc w:val="left"/>
-              <w:textAlignment w:val="center"/>
-              <w:rPr>
-                <w:rFonts w:hint="default" w:ascii="Segoe UI" w:hAnsi="Segoe UI" w:eastAsia="Segoe UI" w:cs="Segoe UI"/>
-                <w:i w:val="0"/>
-                <w:iCs w:val="0"/>
-                <w:color w:val="0F1115"/>
-                <w:sz w:val="22"/>
-                <w:szCs w:val="22"/>
-                <w:u w:val="none"/>
-              </w:rPr>
-            </w:pPr>
-            <w:r>
-              <w:rPr>
-                <w:rFonts w:hint="default" w:ascii="Segoe UI" w:hAnsi="Segoe UI" w:eastAsia="Segoe UI" w:cs="Segoe UI"/>
-                <w:i w:val="0"/>
-                <w:iCs w:val="0"/>
-                <w:color w:val="0F1115"/>
-                <w:kern w:val="0"/>
-                <w:sz w:val="22"/>
-                <w:szCs w:val="22"/>
-                <w:u w:val="none"/>
-                <w:lang w:val="en-US" w:eastAsia="zh-CN" w:bidi="ar"/>
-              </w:rPr>
-              <w:t>己亥</w:t>
-            </w:r>
-          </w:p>
-        </w:tc>
-        <w:tc>
-          <w:tcPr>
-            <w:tcW w:w="1262" w:type="dxa"/>
-            <w:tcBorders>
-              <w:top w:val="nil"/>
-              <w:left w:val="nil"/>
-              <w:bottom w:val="nil"/>
-              <w:right w:val="nil"/>
-            </w:tcBorders>
-            <w:shd w:val="clear" w:color="auto" w:fill="FFFFFF"/>
-            <w:noWrap w:val="0"/>
-            <w:tcMar>
-              <w:top w:w="-1" w:type="dxa"/>
-              <w:left w:w="-1" w:type="dxa"/>
-              <w:bottom w:w="-1" w:type="dxa"/>
-              <w:right w:w="-1" w:type="dxa"/>
-            </w:tcMar>
-            <w:vAlign w:val="center"/>
-          </w:tcPr>
-          <w:p>
-            <w:pPr>
-              <w:keepNext w:val="0"/>
-              <w:keepLines w:val="0"/>
-              <w:widowControl/>
-              <w:suppressLineNumbers w:val="0"/>
-              <w:jc w:val="left"/>
-              <w:textAlignment w:val="center"/>
-              <w:rPr>
-                <w:rFonts w:hint="default" w:ascii="Segoe UI" w:hAnsi="Segoe UI" w:eastAsia="Segoe UI" w:cs="Segoe UI"/>
-                <w:i w:val="0"/>
-                <w:iCs w:val="0"/>
-                <w:color w:val="0F1115"/>
-                <w:sz w:val="22"/>
-                <w:szCs w:val="22"/>
-                <w:u w:val="none"/>
-              </w:rPr>
-            </w:pPr>
-            <w:r>
-              <w:rPr>
-                <w:rFonts w:hint="default" w:ascii="Segoe UI" w:hAnsi="Segoe UI" w:eastAsia="Segoe UI" w:cs="Segoe UI"/>
-                <w:i w:val="0"/>
-                <w:iCs w:val="0"/>
-                <w:color w:val="0F1115"/>
-                <w:kern w:val="0"/>
-                <w:sz w:val="22"/>
-                <w:szCs w:val="22"/>
-                <w:u w:val="none"/>
-                <w:lang w:val="en-US" w:eastAsia="zh-CN" w:bidi="ar"/>
-              </w:rPr>
-              <w:t>己酉</w:t>
-            </w:r>
-          </w:p>
-        </w:tc>
-        <w:tc>
-          <w:tcPr>
-            <w:tcW w:w="1262" w:type="dxa"/>
-            <w:tcBorders>
-              <w:top w:val="nil"/>
-              <w:left w:val="nil"/>
-              <w:bottom w:val="nil"/>
-              <w:right w:val="nil"/>
-            </w:tcBorders>
-            <w:shd w:val="clear" w:color="auto" w:fill="FFFFFF"/>
-            <w:noWrap w:val="0"/>
-            <w:tcMar>
-              <w:top w:w="-1" w:type="dxa"/>
-              <w:left w:w="-1" w:type="dxa"/>
-              <w:bottom w:w="-1" w:type="dxa"/>
-              <w:right w:w="-1" w:type="dxa"/>
-            </w:tcMar>
-            <w:vAlign w:val="center"/>
-          </w:tcPr>
-          <w:p>
-            <w:pPr>
-              <w:keepNext w:val="0"/>
-              <w:keepLines w:val="0"/>
-              <w:widowControl/>
-              <w:suppressLineNumbers w:val="0"/>
-              <w:jc w:val="left"/>
-              <w:textAlignment w:val="center"/>
-              <w:rPr>
-                <w:rFonts w:hint="default" w:ascii="Segoe UI" w:hAnsi="Segoe UI" w:eastAsia="Segoe UI" w:cs="Segoe UI"/>
-                <w:i w:val="0"/>
-                <w:iCs w:val="0"/>
-                <w:color w:val="0F1115"/>
-                <w:sz w:val="22"/>
-                <w:szCs w:val="22"/>
-                <w:u w:val="none"/>
-              </w:rPr>
-            </w:pPr>
-            <w:r>
-              <w:rPr>
-                <w:rFonts w:hint="default" w:ascii="Segoe UI" w:hAnsi="Segoe UI" w:eastAsia="Segoe UI" w:cs="Segoe UI"/>
-                <w:i w:val="0"/>
-                <w:iCs w:val="0"/>
-                <w:color w:val="0F1115"/>
-                <w:kern w:val="0"/>
-                <w:sz w:val="22"/>
-                <w:szCs w:val="22"/>
-                <w:u w:val="none"/>
-                <w:lang w:val="en-US" w:eastAsia="zh-CN" w:bidi="ar"/>
-              </w:rPr>
-              <w:t>己未</w:t>
-            </w:r>
-          </w:p>
-        </w:tc>
-      </w:tr>
-      <w:tr>
-        <w:tblPrEx>
-          <w:tblBorders>
-            <w:top w:val="none" w:color="auto" w:sz="0" w:space="0"/>
-            <w:left w:val="none" w:color="auto" w:sz="0" w:space="0"/>
-            <w:bottom w:val="none" w:color="auto" w:sz="0" w:space="0"/>
-            <w:right w:val="none" w:color="auto" w:sz="0" w:space="0"/>
-            <w:insideH w:val="none" w:color="auto" w:sz="0" w:space="0"/>
-            <w:insideV w:val="none" w:color="auto" w:sz="0" w:space="0"/>
-          </w:tblBorders>
-          <w:shd w:val="clear" w:color="auto" w:fill="auto"/>
-          <w:tblCellMar>
-            <w:top w:w="0" w:type="dxa"/>
-            <w:left w:w="108" w:type="dxa"/>
-            <w:bottom w:w="0" w:type="dxa"/>
-            <w:right w:w="108" w:type="dxa"/>
-          </w:tblCellMar>
-        </w:tblPrEx>
-        <w:trPr>
-          <w:trHeight w:val="0" w:hRule="atLeast"/>
-          <w:jc w:val="center"/>
-        </w:trPr>
-        <w:tc>
-          <w:tcPr>
-            <w:tcW w:w="945" w:type="dxa"/>
-            <w:tcBorders>
-              <w:top w:val="nil"/>
-              <w:left w:val="nil"/>
-              <w:bottom w:val="nil"/>
-              <w:right w:val="nil"/>
-            </w:tcBorders>
-            <w:shd w:val="clear" w:color="auto" w:fill="FFFFFF"/>
-            <w:noWrap w:val="0"/>
-            <w:tcMar>
-              <w:top w:w="-1" w:type="dxa"/>
-              <w:left w:w="-1" w:type="dxa"/>
-              <w:bottom w:w="-1" w:type="dxa"/>
-              <w:right w:w="-1" w:type="dxa"/>
-            </w:tcMar>
-            <w:vAlign w:val="center"/>
-          </w:tcPr>
-          <w:p>
-            <w:pPr>
-              <w:keepNext w:val="0"/>
-              <w:keepLines w:val="0"/>
-              <w:widowControl/>
-              <w:suppressLineNumbers w:val="0"/>
-              <w:jc w:val="left"/>
-              <w:textAlignment w:val="center"/>
-              <w:rPr>
-                <w:rFonts w:hint="default" w:ascii="Segoe UI" w:hAnsi="Segoe UI" w:eastAsia="Segoe UI" w:cs="Segoe UI"/>
-                <w:i w:val="0"/>
-                <w:iCs w:val="0"/>
-                <w:color w:val="0F1115"/>
-                <w:sz w:val="22"/>
-                <w:szCs w:val="22"/>
-                <w:u w:val="none"/>
-              </w:rPr>
-            </w:pPr>
-            <w:r>
-              <w:rPr>
-                <w:rFonts w:hint="default" w:ascii="Segoe UI" w:hAnsi="Segoe UI" w:eastAsia="Segoe UI" w:cs="Segoe UI"/>
-                <w:i w:val="0"/>
-                <w:iCs w:val="0"/>
-                <w:color w:val="0F1115"/>
-                <w:kern w:val="0"/>
-                <w:sz w:val="22"/>
-                <w:szCs w:val="22"/>
-                <w:u w:val="none"/>
-                <w:lang w:val="en-US" w:eastAsia="zh-CN" w:bidi="ar"/>
-              </w:rPr>
-              <w:t>庚</w:t>
-            </w:r>
-          </w:p>
-        </w:tc>
-        <w:tc>
-          <w:tcPr>
-            <w:tcW w:w="1262" w:type="dxa"/>
-            <w:tcBorders>
-              <w:top w:val="nil"/>
-              <w:left w:val="nil"/>
-              <w:bottom w:val="nil"/>
-              <w:right w:val="nil"/>
-            </w:tcBorders>
-            <w:shd w:val="clear" w:color="auto" w:fill="FFFFFF"/>
-            <w:noWrap w:val="0"/>
-            <w:tcMar>
-              <w:top w:w="-1" w:type="dxa"/>
-              <w:left w:w="-1" w:type="dxa"/>
-              <w:bottom w:w="-1" w:type="dxa"/>
-              <w:right w:w="-1" w:type="dxa"/>
-            </w:tcMar>
-            <w:vAlign w:val="center"/>
-          </w:tcPr>
-          <w:p>
-            <w:pPr>
-              <w:keepNext w:val="0"/>
-              <w:keepLines w:val="0"/>
-              <w:widowControl/>
-              <w:suppressLineNumbers w:val="0"/>
-              <w:jc w:val="left"/>
-              <w:textAlignment w:val="center"/>
-              <w:rPr>
-                <w:rFonts w:hint="default" w:ascii="Segoe UI" w:hAnsi="Segoe UI" w:eastAsia="Segoe UI" w:cs="Segoe UI"/>
-                <w:i w:val="0"/>
-                <w:iCs w:val="0"/>
-                <w:color w:val="0F1115"/>
-                <w:sz w:val="22"/>
-                <w:szCs w:val="22"/>
-                <w:u w:val="none"/>
-              </w:rPr>
-            </w:pPr>
-            <w:r>
-              <w:rPr>
-                <w:rFonts w:hint="default" w:ascii="Segoe UI" w:hAnsi="Segoe UI" w:eastAsia="Segoe UI" w:cs="Segoe UI"/>
-                <w:i w:val="0"/>
-                <w:iCs w:val="0"/>
-                <w:color w:val="0F1115"/>
-                <w:kern w:val="0"/>
-                <w:sz w:val="22"/>
-                <w:szCs w:val="22"/>
-                <w:u w:val="none"/>
-                <w:lang w:val="en-US" w:eastAsia="zh-CN" w:bidi="ar"/>
-              </w:rPr>
-              <w:t>庚午</w:t>
-            </w:r>
-          </w:p>
-        </w:tc>
-        <w:tc>
-          <w:tcPr>
-            <w:tcW w:w="1262" w:type="dxa"/>
-            <w:tcBorders>
-              <w:top w:val="nil"/>
-              <w:left w:val="nil"/>
-              <w:bottom w:val="nil"/>
-              <w:right w:val="nil"/>
-            </w:tcBorders>
-            <w:shd w:val="clear" w:color="auto" w:fill="FFFFFF"/>
-            <w:noWrap w:val="0"/>
-            <w:tcMar>
-              <w:top w:w="-1" w:type="dxa"/>
-              <w:left w:w="-1" w:type="dxa"/>
-              <w:bottom w:w="-1" w:type="dxa"/>
-              <w:right w:w="-1" w:type="dxa"/>
-            </w:tcMar>
-            <w:vAlign w:val="center"/>
-          </w:tcPr>
-          <w:p>
-            <w:pPr>
-              <w:keepNext w:val="0"/>
-              <w:keepLines w:val="0"/>
-              <w:widowControl/>
-              <w:suppressLineNumbers w:val="0"/>
-              <w:jc w:val="left"/>
-              <w:textAlignment w:val="center"/>
-              <w:rPr>
-                <w:rFonts w:hint="default" w:ascii="Segoe UI" w:hAnsi="Segoe UI" w:eastAsia="Segoe UI" w:cs="Segoe UI"/>
-                <w:i w:val="0"/>
-                <w:iCs w:val="0"/>
-                <w:color w:val="0F1115"/>
-                <w:sz w:val="22"/>
-                <w:szCs w:val="22"/>
-                <w:u w:val="none"/>
-              </w:rPr>
-            </w:pPr>
-            <w:r>
-              <w:rPr>
-                <w:rFonts w:hint="default" w:ascii="Segoe UI" w:hAnsi="Segoe UI" w:eastAsia="Segoe UI" w:cs="Segoe UI"/>
-                <w:i w:val="0"/>
-                <w:iCs w:val="0"/>
-                <w:color w:val="0F1115"/>
-                <w:kern w:val="0"/>
-                <w:sz w:val="22"/>
-                <w:szCs w:val="22"/>
-                <w:u w:val="none"/>
-                <w:lang w:val="en-US" w:eastAsia="zh-CN" w:bidi="ar"/>
-              </w:rPr>
-              <w:t>庚辰</w:t>
-            </w:r>
-          </w:p>
-        </w:tc>
-        <w:tc>
-          <w:tcPr>
-            <w:tcW w:w="1262" w:type="dxa"/>
-            <w:tcBorders>
-              <w:top w:val="nil"/>
-              <w:left w:val="nil"/>
-              <w:bottom w:val="nil"/>
-              <w:right w:val="nil"/>
-            </w:tcBorders>
-            <w:shd w:val="clear" w:color="auto" w:fill="FFFFFF"/>
-            <w:noWrap w:val="0"/>
-            <w:tcMar>
-              <w:top w:w="-1" w:type="dxa"/>
-              <w:left w:w="-1" w:type="dxa"/>
-              <w:bottom w:w="-1" w:type="dxa"/>
-              <w:right w:w="-1" w:type="dxa"/>
-            </w:tcMar>
-            <w:vAlign w:val="center"/>
-          </w:tcPr>
-          <w:p>
-            <w:pPr>
-              <w:keepNext w:val="0"/>
-              <w:keepLines w:val="0"/>
-              <w:widowControl/>
-              <w:suppressLineNumbers w:val="0"/>
-              <w:jc w:val="left"/>
-              <w:textAlignment w:val="center"/>
-              <w:rPr>
-                <w:rFonts w:hint="default" w:ascii="Segoe UI" w:hAnsi="Segoe UI" w:eastAsia="Segoe UI" w:cs="Segoe UI"/>
-                <w:i w:val="0"/>
-                <w:iCs w:val="0"/>
-                <w:color w:val="0F1115"/>
-                <w:sz w:val="22"/>
-                <w:szCs w:val="22"/>
-                <w:u w:val="none"/>
-              </w:rPr>
-            </w:pPr>
-            <w:r>
-              <w:rPr>
-                <w:rFonts w:hint="default" w:ascii="Segoe UI" w:hAnsi="Segoe UI" w:eastAsia="Segoe UI" w:cs="Segoe UI"/>
-                <w:i w:val="0"/>
-                <w:iCs w:val="0"/>
-                <w:color w:val="0F1115"/>
-                <w:kern w:val="0"/>
-                <w:sz w:val="22"/>
-                <w:szCs w:val="22"/>
-                <w:u w:val="none"/>
-                <w:lang w:val="en-US" w:eastAsia="zh-CN" w:bidi="ar"/>
-              </w:rPr>
-              <w:t>庚寅</w:t>
-            </w:r>
-          </w:p>
-        </w:tc>
-        <w:tc>
-          <w:tcPr>
-            <w:tcW w:w="1262" w:type="dxa"/>
-            <w:tcBorders>
-              <w:top w:val="nil"/>
-              <w:left w:val="nil"/>
-              <w:bottom w:val="nil"/>
-              <w:right w:val="nil"/>
-            </w:tcBorders>
-            <w:shd w:val="clear" w:color="auto" w:fill="FFFFFF"/>
-            <w:noWrap w:val="0"/>
-            <w:tcMar>
-              <w:top w:w="-1" w:type="dxa"/>
-              <w:left w:w="-1" w:type="dxa"/>
-              <w:bottom w:w="-1" w:type="dxa"/>
-              <w:right w:w="-1" w:type="dxa"/>
-            </w:tcMar>
-            <w:vAlign w:val="center"/>
-          </w:tcPr>
-          <w:p>
-            <w:pPr>
-              <w:keepNext w:val="0"/>
-              <w:keepLines w:val="0"/>
-              <w:widowControl/>
-              <w:suppressLineNumbers w:val="0"/>
-              <w:jc w:val="left"/>
-              <w:textAlignment w:val="center"/>
-              <w:rPr>
-                <w:rFonts w:hint="default" w:ascii="Segoe UI" w:hAnsi="Segoe UI" w:eastAsia="Segoe UI" w:cs="Segoe UI"/>
-                <w:i w:val="0"/>
-                <w:iCs w:val="0"/>
-                <w:color w:val="0F1115"/>
-                <w:sz w:val="22"/>
-                <w:szCs w:val="22"/>
-                <w:u w:val="none"/>
-              </w:rPr>
-            </w:pPr>
-            <w:r>
-              <w:rPr>
-                <w:rFonts w:hint="default" w:ascii="Segoe UI" w:hAnsi="Segoe UI" w:eastAsia="Segoe UI" w:cs="Segoe UI"/>
-                <w:i w:val="0"/>
-                <w:iCs w:val="0"/>
-                <w:color w:val="0F1115"/>
-                <w:kern w:val="0"/>
-                <w:sz w:val="22"/>
-                <w:szCs w:val="22"/>
-                <w:u w:val="none"/>
-                <w:lang w:val="en-US" w:eastAsia="zh-CN" w:bidi="ar"/>
-              </w:rPr>
-              <w:t>庚子</w:t>
-            </w:r>
-          </w:p>
-        </w:tc>
-        <w:tc>
-          <w:tcPr>
-            <w:tcW w:w="1262" w:type="dxa"/>
-            <w:tcBorders>
-              <w:top w:val="nil"/>
-              <w:left w:val="nil"/>
-              <w:bottom w:val="nil"/>
-              <w:right w:val="nil"/>
-            </w:tcBorders>
-            <w:shd w:val="clear" w:color="auto" w:fill="FFFFFF"/>
-            <w:noWrap w:val="0"/>
-            <w:tcMar>
-              <w:top w:w="-1" w:type="dxa"/>
-              <w:left w:w="-1" w:type="dxa"/>
-              <w:bottom w:w="-1" w:type="dxa"/>
-              <w:right w:w="-1" w:type="dxa"/>
-            </w:tcMar>
-            <w:vAlign w:val="center"/>
-          </w:tcPr>
-          <w:p>
-            <w:pPr>
-              <w:keepNext w:val="0"/>
-              <w:keepLines w:val="0"/>
-              <w:widowControl/>
-              <w:suppressLineNumbers w:val="0"/>
-              <w:jc w:val="left"/>
-              <w:textAlignment w:val="center"/>
-              <w:rPr>
-                <w:rFonts w:hint="default" w:ascii="Segoe UI" w:hAnsi="Segoe UI" w:eastAsia="Segoe UI" w:cs="Segoe UI"/>
-                <w:i w:val="0"/>
-                <w:iCs w:val="0"/>
-                <w:color w:val="0F1115"/>
-                <w:sz w:val="22"/>
-                <w:szCs w:val="22"/>
-                <w:u w:val="none"/>
-              </w:rPr>
-            </w:pPr>
-            <w:r>
-              <w:rPr>
-                <w:rFonts w:hint="default" w:ascii="Segoe UI" w:hAnsi="Segoe UI" w:eastAsia="Segoe UI" w:cs="Segoe UI"/>
-                <w:i w:val="0"/>
-                <w:iCs w:val="0"/>
-                <w:color w:val="0F1115"/>
-                <w:kern w:val="0"/>
-                <w:sz w:val="22"/>
-                <w:szCs w:val="22"/>
-                <w:u w:val="none"/>
-                <w:lang w:val="en-US" w:eastAsia="zh-CN" w:bidi="ar"/>
-              </w:rPr>
-              <w:t>庚戌</w:t>
-            </w:r>
-          </w:p>
-        </w:tc>
-        <w:tc>
-          <w:tcPr>
-            <w:tcW w:w="1262" w:type="dxa"/>
-            <w:tcBorders>
-              <w:top w:val="nil"/>
-              <w:left w:val="nil"/>
-              <w:bottom w:val="nil"/>
-              <w:right w:val="nil"/>
-            </w:tcBorders>
-            <w:shd w:val="clear" w:color="auto" w:fill="FFFFFF"/>
-            <w:noWrap w:val="0"/>
-            <w:tcMar>
-              <w:top w:w="-1" w:type="dxa"/>
-              <w:left w:w="-1" w:type="dxa"/>
-              <w:bottom w:w="-1" w:type="dxa"/>
-              <w:right w:w="-1" w:type="dxa"/>
-            </w:tcMar>
-            <w:vAlign w:val="center"/>
-          </w:tcPr>
-          <w:p>
-            <w:pPr>
-              <w:keepNext w:val="0"/>
-              <w:keepLines w:val="0"/>
-              <w:widowControl/>
-              <w:suppressLineNumbers w:val="0"/>
-              <w:jc w:val="left"/>
-              <w:textAlignment w:val="center"/>
-              <w:rPr>
-                <w:rFonts w:hint="default" w:ascii="Segoe UI" w:hAnsi="Segoe UI" w:eastAsia="Segoe UI" w:cs="Segoe UI"/>
-                <w:i w:val="0"/>
-                <w:iCs w:val="0"/>
-                <w:color w:val="0F1115"/>
-                <w:sz w:val="22"/>
-                <w:szCs w:val="22"/>
-                <w:u w:val="none"/>
-              </w:rPr>
-            </w:pPr>
-            <w:r>
-              <w:rPr>
-                <w:rFonts w:hint="default" w:ascii="Segoe UI" w:hAnsi="Segoe UI" w:eastAsia="Segoe UI" w:cs="Segoe UI"/>
-                <w:i w:val="0"/>
-                <w:iCs w:val="0"/>
-                <w:color w:val="0F1115"/>
-                <w:kern w:val="0"/>
-                <w:sz w:val="22"/>
-                <w:szCs w:val="22"/>
-                <w:u w:val="none"/>
-                <w:lang w:val="en-US" w:eastAsia="zh-CN" w:bidi="ar"/>
-              </w:rPr>
-              <w:t>庚申</w:t>
-            </w:r>
-          </w:p>
-        </w:tc>
-      </w:tr>
-      <w:tr>
-        <w:tblPrEx>
-          <w:tblBorders>
-            <w:top w:val="none" w:color="auto" w:sz="0" w:space="0"/>
-            <w:left w:val="none" w:color="auto" w:sz="0" w:space="0"/>
-            <w:bottom w:val="none" w:color="auto" w:sz="0" w:space="0"/>
-            <w:right w:val="none" w:color="auto" w:sz="0" w:space="0"/>
-            <w:insideH w:val="none" w:color="auto" w:sz="0" w:space="0"/>
-            <w:insideV w:val="none" w:color="auto" w:sz="0" w:space="0"/>
-          </w:tblBorders>
-          <w:shd w:val="clear" w:color="auto" w:fill="auto"/>
-          <w:tblCellMar>
-            <w:top w:w="0" w:type="dxa"/>
-            <w:left w:w="108" w:type="dxa"/>
-            <w:bottom w:w="0" w:type="dxa"/>
-            <w:right w:w="108" w:type="dxa"/>
-          </w:tblCellMar>
-        </w:tblPrEx>
-        <w:trPr>
-          <w:trHeight w:val="0" w:hRule="atLeast"/>
-          <w:jc w:val="center"/>
-        </w:trPr>
-        <w:tc>
-          <w:tcPr>
-            <w:tcW w:w="945" w:type="dxa"/>
-            <w:tcBorders>
-              <w:top w:val="nil"/>
-              <w:left w:val="nil"/>
-              <w:bottom w:val="nil"/>
-              <w:right w:val="nil"/>
-            </w:tcBorders>
-            <w:shd w:val="clear" w:color="auto" w:fill="FFFFFF"/>
-            <w:noWrap w:val="0"/>
-            <w:tcMar>
-              <w:top w:w="-1" w:type="dxa"/>
-              <w:left w:w="-1" w:type="dxa"/>
-              <w:bottom w:w="-1" w:type="dxa"/>
-              <w:right w:w="-1" w:type="dxa"/>
-            </w:tcMar>
-            <w:vAlign w:val="center"/>
-          </w:tcPr>
-          <w:p>
-            <w:pPr>
-              <w:keepNext w:val="0"/>
-              <w:keepLines w:val="0"/>
-              <w:widowControl/>
-              <w:suppressLineNumbers w:val="0"/>
-              <w:jc w:val="left"/>
-              <w:textAlignment w:val="center"/>
-              <w:rPr>
-                <w:rFonts w:hint="default" w:ascii="Segoe UI" w:hAnsi="Segoe UI" w:eastAsia="Segoe UI" w:cs="Segoe UI"/>
-                <w:i w:val="0"/>
-                <w:iCs w:val="0"/>
-                <w:color w:val="0F1115"/>
-                <w:sz w:val="22"/>
-                <w:szCs w:val="22"/>
-                <w:u w:val="none"/>
-              </w:rPr>
-            </w:pPr>
-            <w:r>
-              <w:rPr>
-                <w:rFonts w:hint="default" w:ascii="Segoe UI" w:hAnsi="Segoe UI" w:eastAsia="Segoe UI" w:cs="Segoe UI"/>
-                <w:i w:val="0"/>
-                <w:iCs w:val="0"/>
-                <w:color w:val="0F1115"/>
-                <w:kern w:val="0"/>
-                <w:sz w:val="22"/>
-                <w:szCs w:val="22"/>
-                <w:u w:val="none"/>
-                <w:lang w:val="en-US" w:eastAsia="zh-CN" w:bidi="ar"/>
-              </w:rPr>
-              <w:t>辛</w:t>
-            </w:r>
-          </w:p>
-        </w:tc>
-        <w:tc>
-          <w:tcPr>
-            <w:tcW w:w="1262" w:type="dxa"/>
-            <w:tcBorders>
-              <w:top w:val="nil"/>
-              <w:left w:val="nil"/>
-              <w:bottom w:val="nil"/>
-              <w:right w:val="nil"/>
-            </w:tcBorders>
-            <w:shd w:val="clear" w:color="auto" w:fill="FFFFFF"/>
-            <w:noWrap w:val="0"/>
-            <w:tcMar>
-              <w:top w:w="-1" w:type="dxa"/>
-              <w:left w:w="-1" w:type="dxa"/>
-              <w:bottom w:w="-1" w:type="dxa"/>
-              <w:right w:w="-1" w:type="dxa"/>
-            </w:tcMar>
-            <w:vAlign w:val="center"/>
-          </w:tcPr>
-          <w:p>
-            <w:pPr>
-              <w:keepNext w:val="0"/>
-              <w:keepLines w:val="0"/>
-              <w:widowControl/>
-              <w:suppressLineNumbers w:val="0"/>
-              <w:jc w:val="left"/>
-              <w:textAlignment w:val="center"/>
-              <w:rPr>
-                <w:rFonts w:hint="default" w:ascii="Segoe UI" w:hAnsi="Segoe UI" w:eastAsia="Segoe UI" w:cs="Segoe UI"/>
-                <w:i w:val="0"/>
-                <w:iCs w:val="0"/>
-                <w:color w:val="0F1115"/>
-                <w:sz w:val="22"/>
-                <w:szCs w:val="22"/>
-                <w:u w:val="none"/>
-              </w:rPr>
-            </w:pPr>
-            <w:r>
-              <w:rPr>
-                <w:rFonts w:hint="default" w:ascii="Segoe UI" w:hAnsi="Segoe UI" w:eastAsia="Segoe UI" w:cs="Segoe UI"/>
-                <w:i w:val="0"/>
-                <w:iCs w:val="0"/>
-                <w:color w:val="0F1115"/>
-                <w:kern w:val="0"/>
-                <w:sz w:val="22"/>
-                <w:szCs w:val="22"/>
-                <w:u w:val="none"/>
-                <w:lang w:val="en-US" w:eastAsia="zh-CN" w:bidi="ar"/>
-              </w:rPr>
-              <w:t>辛未</w:t>
-            </w:r>
-          </w:p>
-        </w:tc>
-        <w:tc>
-          <w:tcPr>
-            <w:tcW w:w="1262" w:type="dxa"/>
-            <w:tcBorders>
-              <w:top w:val="nil"/>
-              <w:left w:val="nil"/>
-              <w:bottom w:val="nil"/>
-              <w:right w:val="nil"/>
-            </w:tcBorders>
-            <w:shd w:val="clear" w:color="auto" w:fill="FFFFFF"/>
-            <w:noWrap w:val="0"/>
-            <w:tcMar>
-              <w:top w:w="-1" w:type="dxa"/>
-              <w:left w:w="-1" w:type="dxa"/>
-              <w:bottom w:w="-1" w:type="dxa"/>
-              <w:right w:w="-1" w:type="dxa"/>
-            </w:tcMar>
-            <w:vAlign w:val="center"/>
-          </w:tcPr>
-          <w:p>
-            <w:pPr>
-              <w:keepNext w:val="0"/>
-              <w:keepLines w:val="0"/>
-              <w:widowControl/>
-              <w:suppressLineNumbers w:val="0"/>
-              <w:jc w:val="left"/>
-              <w:textAlignment w:val="center"/>
-              <w:rPr>
-                <w:rFonts w:hint="default" w:ascii="Segoe UI" w:hAnsi="Segoe UI" w:eastAsia="Segoe UI" w:cs="Segoe UI"/>
-                <w:i w:val="0"/>
-                <w:iCs w:val="0"/>
-                <w:color w:val="0F1115"/>
-                <w:sz w:val="22"/>
-                <w:szCs w:val="22"/>
-                <w:u w:val="none"/>
-              </w:rPr>
-            </w:pPr>
-            <w:r>
-              <w:rPr>
-                <w:rFonts w:hint="default" w:ascii="Segoe UI" w:hAnsi="Segoe UI" w:eastAsia="Segoe UI" w:cs="Segoe UI"/>
-                <w:i w:val="0"/>
-                <w:iCs w:val="0"/>
-                <w:color w:val="0F1115"/>
-                <w:kern w:val="0"/>
-                <w:sz w:val="22"/>
-                <w:szCs w:val="22"/>
-                <w:u w:val="none"/>
-                <w:lang w:val="en-US" w:eastAsia="zh-CN" w:bidi="ar"/>
-              </w:rPr>
-              <w:t>辛巳</w:t>
-            </w:r>
-          </w:p>
-        </w:tc>
-        <w:tc>
-          <w:tcPr>
-            <w:tcW w:w="1262" w:type="dxa"/>
-            <w:tcBorders>
-              <w:top w:val="nil"/>
-              <w:left w:val="nil"/>
-              <w:bottom w:val="nil"/>
-              <w:right w:val="nil"/>
-            </w:tcBorders>
-            <w:shd w:val="clear" w:color="auto" w:fill="FFFFFF"/>
-            <w:noWrap w:val="0"/>
-            <w:tcMar>
-              <w:top w:w="-1" w:type="dxa"/>
-              <w:left w:w="-1" w:type="dxa"/>
-              <w:bottom w:w="-1" w:type="dxa"/>
-              <w:right w:w="-1" w:type="dxa"/>
-            </w:tcMar>
-            <w:vAlign w:val="center"/>
-          </w:tcPr>
-          <w:p>
-            <w:pPr>
-              <w:keepNext w:val="0"/>
-              <w:keepLines w:val="0"/>
-              <w:widowControl/>
-              <w:suppressLineNumbers w:val="0"/>
-              <w:jc w:val="left"/>
-              <w:textAlignment w:val="center"/>
-              <w:rPr>
-                <w:rFonts w:hint="default" w:ascii="Segoe UI" w:hAnsi="Segoe UI" w:eastAsia="Segoe UI" w:cs="Segoe UI"/>
-                <w:i w:val="0"/>
-                <w:iCs w:val="0"/>
-                <w:color w:val="0F1115"/>
-                <w:sz w:val="22"/>
-                <w:szCs w:val="22"/>
-                <w:u w:val="none"/>
-              </w:rPr>
-            </w:pPr>
-            <w:r>
-              <w:rPr>
-                <w:rFonts w:hint="default" w:ascii="Segoe UI" w:hAnsi="Segoe UI" w:eastAsia="Segoe UI" w:cs="Segoe UI"/>
-                <w:i w:val="0"/>
-                <w:iCs w:val="0"/>
-                <w:color w:val="0F1115"/>
-                <w:kern w:val="0"/>
-                <w:sz w:val="22"/>
-                <w:szCs w:val="22"/>
-                <w:u w:val="none"/>
-                <w:lang w:val="en-US" w:eastAsia="zh-CN" w:bidi="ar"/>
-              </w:rPr>
-              <w:t>辛卯</w:t>
-            </w:r>
-          </w:p>
-        </w:tc>
-        <w:tc>
-          <w:tcPr>
-            <w:tcW w:w="1262" w:type="dxa"/>
-            <w:tcBorders>
-              <w:top w:val="nil"/>
-              <w:left w:val="nil"/>
-              <w:bottom w:val="nil"/>
-              <w:right w:val="nil"/>
-            </w:tcBorders>
-            <w:shd w:val="clear" w:color="auto" w:fill="FFFFFF"/>
-            <w:noWrap w:val="0"/>
-            <w:tcMar>
-              <w:top w:w="-1" w:type="dxa"/>
-              <w:left w:w="-1" w:type="dxa"/>
-              <w:bottom w:w="-1" w:type="dxa"/>
-              <w:right w:w="-1" w:type="dxa"/>
-            </w:tcMar>
-            <w:vAlign w:val="center"/>
-          </w:tcPr>
-          <w:p>
-            <w:pPr>
-              <w:keepNext w:val="0"/>
-              <w:keepLines w:val="0"/>
-              <w:widowControl/>
-              <w:suppressLineNumbers w:val="0"/>
-              <w:jc w:val="left"/>
-              <w:textAlignment w:val="center"/>
-              <w:rPr>
-                <w:rFonts w:hint="default" w:ascii="Segoe UI" w:hAnsi="Segoe UI" w:eastAsia="Segoe UI" w:cs="Segoe UI"/>
-                <w:i w:val="0"/>
-                <w:iCs w:val="0"/>
-                <w:color w:val="0F1115"/>
-                <w:sz w:val="22"/>
-                <w:szCs w:val="22"/>
-                <w:u w:val="none"/>
-              </w:rPr>
-            </w:pPr>
-            <w:r>
-              <w:rPr>
-                <w:rFonts w:hint="default" w:ascii="Segoe UI" w:hAnsi="Segoe UI" w:eastAsia="Segoe UI" w:cs="Segoe UI"/>
-                <w:i w:val="0"/>
-                <w:iCs w:val="0"/>
-                <w:color w:val="0F1115"/>
-                <w:kern w:val="0"/>
-                <w:sz w:val="22"/>
-                <w:szCs w:val="22"/>
-                <w:u w:val="none"/>
-                <w:lang w:val="en-US" w:eastAsia="zh-CN" w:bidi="ar"/>
-              </w:rPr>
-              <w:t>辛丑</w:t>
-            </w:r>
-          </w:p>
-        </w:tc>
-        <w:tc>
-          <w:tcPr>
-            <w:tcW w:w="1262" w:type="dxa"/>
-            <w:tcBorders>
-              <w:top w:val="nil"/>
-              <w:left w:val="nil"/>
-              <w:bottom w:val="nil"/>
-              <w:right w:val="nil"/>
-            </w:tcBorders>
-            <w:shd w:val="clear" w:color="auto" w:fill="FFFFFF"/>
-            <w:noWrap w:val="0"/>
-            <w:tcMar>
-              <w:top w:w="-1" w:type="dxa"/>
-              <w:left w:w="-1" w:type="dxa"/>
-              <w:bottom w:w="-1" w:type="dxa"/>
-              <w:right w:w="-1" w:type="dxa"/>
-            </w:tcMar>
-            <w:vAlign w:val="center"/>
-          </w:tcPr>
-          <w:p>
-            <w:pPr>
-              <w:keepNext w:val="0"/>
-              <w:keepLines w:val="0"/>
-              <w:widowControl/>
-              <w:suppressLineNumbers w:val="0"/>
-              <w:jc w:val="left"/>
-              <w:textAlignment w:val="center"/>
-              <w:rPr>
-                <w:rFonts w:hint="default" w:ascii="Segoe UI" w:hAnsi="Segoe UI" w:eastAsia="Segoe UI" w:cs="Segoe UI"/>
-                <w:i w:val="0"/>
-                <w:iCs w:val="0"/>
-                <w:color w:val="0F1115"/>
-                <w:sz w:val="22"/>
-                <w:szCs w:val="22"/>
-                <w:u w:val="none"/>
-              </w:rPr>
-            </w:pPr>
-            <w:r>
-              <w:rPr>
-                <w:rFonts w:hint="default" w:ascii="Segoe UI" w:hAnsi="Segoe UI" w:eastAsia="Segoe UI" w:cs="Segoe UI"/>
-                <w:i w:val="0"/>
-                <w:iCs w:val="0"/>
-                <w:color w:val="0F1115"/>
-                <w:kern w:val="0"/>
-                <w:sz w:val="22"/>
-                <w:szCs w:val="22"/>
-                <w:u w:val="none"/>
-                <w:lang w:val="en-US" w:eastAsia="zh-CN" w:bidi="ar"/>
-              </w:rPr>
-              <w:t>辛亥</w:t>
-            </w:r>
-          </w:p>
-        </w:tc>
-        <w:tc>
-          <w:tcPr>
-            <w:tcW w:w="1262" w:type="dxa"/>
-            <w:tcBorders>
-              <w:top w:val="nil"/>
-              <w:left w:val="nil"/>
-              <w:bottom w:val="nil"/>
-              <w:right w:val="nil"/>
-            </w:tcBorders>
-            <w:shd w:val="clear" w:color="auto" w:fill="FFFFFF"/>
-            <w:noWrap w:val="0"/>
-            <w:tcMar>
-              <w:top w:w="-1" w:type="dxa"/>
-              <w:left w:w="-1" w:type="dxa"/>
-              <w:bottom w:w="-1" w:type="dxa"/>
-              <w:right w:w="-1" w:type="dxa"/>
-            </w:tcMar>
-            <w:vAlign w:val="center"/>
-          </w:tcPr>
-          <w:p>
-            <w:pPr>
-              <w:keepNext w:val="0"/>
-              <w:keepLines w:val="0"/>
-              <w:widowControl/>
-              <w:suppressLineNumbers w:val="0"/>
-              <w:jc w:val="left"/>
-              <w:textAlignment w:val="center"/>
-              <w:rPr>
-                <w:rFonts w:hint="default" w:ascii="Segoe UI" w:hAnsi="Segoe UI" w:eastAsia="Segoe UI" w:cs="Segoe UI"/>
-                <w:i w:val="0"/>
-                <w:iCs w:val="0"/>
-                <w:color w:val="0F1115"/>
-                <w:sz w:val="22"/>
-                <w:szCs w:val="22"/>
-                <w:u w:val="none"/>
-              </w:rPr>
-            </w:pPr>
-            <w:r>
-              <w:rPr>
-                <w:rFonts w:hint="default" w:ascii="Segoe UI" w:hAnsi="Segoe UI" w:eastAsia="Segoe UI" w:cs="Segoe UI"/>
-                <w:i w:val="0"/>
-                <w:iCs w:val="0"/>
-                <w:color w:val="0F1115"/>
-                <w:kern w:val="0"/>
-                <w:sz w:val="22"/>
-                <w:szCs w:val="22"/>
-                <w:u w:val="none"/>
-                <w:lang w:val="en-US" w:eastAsia="zh-CN" w:bidi="ar"/>
-              </w:rPr>
-              <w:t>辛酉</w:t>
-            </w:r>
-          </w:p>
-        </w:tc>
-      </w:tr>
-      <w:tr>
-        <w:tblPrEx>
-          <w:tblBorders>
-            <w:top w:val="none" w:color="auto" w:sz="0" w:space="0"/>
-            <w:left w:val="none" w:color="auto" w:sz="0" w:space="0"/>
-            <w:bottom w:val="none" w:color="auto" w:sz="0" w:space="0"/>
-            <w:right w:val="none" w:color="auto" w:sz="0" w:space="0"/>
-            <w:insideH w:val="none" w:color="auto" w:sz="0" w:space="0"/>
-            <w:insideV w:val="none" w:color="auto" w:sz="0" w:space="0"/>
-          </w:tblBorders>
-          <w:shd w:val="clear" w:color="auto" w:fill="auto"/>
           <w:tblCellMar>
             <w:top w:w="0" w:type="dxa"/>
             <w:left w:w="108" w:type="dxa"/>
@@ -8154,6 +8152,12 @@
             <w:insideH w:val="single" w:color="auto" w:sz="4" w:space="0"/>
             <w:insideV w:val="single" w:color="auto" w:sz="4" w:space="0"/>
           </w:tblBorders>
+          <w:tblCellMar>
+            <w:top w:w="0" w:type="dxa"/>
+            <w:left w:w="108" w:type="dxa"/>
+            <w:bottom w:w="0" w:type="dxa"/>
+            <w:right w:w="108" w:type="dxa"/>
+          </w:tblCellMar>
         </w:tblPrEx>
         <w:tc>
           <w:tcPr>
@@ -9851,35 +9855,13 @@
     </w:p>
     <w:p>
       <w:pPr>
-        <w:pStyle w:val="2"/>
-        <w:bidi w:val="0"/>
-        <w:rPr>
-          <w:rFonts w:hint="eastAsia"/>
+        <w:rPr>
+          <w:rFonts w:hint="default"/>
           <w:lang w:val="en-US" w:eastAsia="zh-CN"/>
         </w:rPr>
       </w:pPr>
-      <w:r>
-        <w:rPr>
-          <w:rFonts w:hint="eastAsia"/>
-          <w:lang w:val="en-US" w:eastAsia="zh-CN"/>
-        </w:rPr>
-        <w:t>排盘：星盘-**还宫法**</w:t>
-      </w:r>
-    </w:p>
-    <w:p>
-      <w:pPr>
-        <w:rPr>
-          <w:rFonts w:hint="default"/>
-          <w:lang w:val="en-US" w:eastAsia="zh-CN"/>
-        </w:rPr>
-      </w:pPr>
-      <w:r>
-        <w:rPr>
-          <w:rFonts w:hint="eastAsia"/>
-          <w:lang w:val="en-US" w:eastAsia="zh-CN"/>
-        </w:rPr>
-        <w:t>星【默认顺序】：贪狼→天梁→巨门→禄存→文曲→天相→廉贞→天同→武曲→破军→左辅→天机→右弼</w:t>
-      </w:r>
+      <w:bookmarkStart w:id="0" w:name="_GoBack"/>
+      <w:bookmarkEnd w:id="0"/>
     </w:p>
     <w:sectPr>
       <w:pgSz w:w="11906" w:h="16838"/>
